--- a/NODE JS.docx
+++ b/NODE JS.docx
@@ -499,7 +499,36 @@
         <w:rPr>
           <w:sz w:val="22"/>
         </w:rPr>
-        <w:t xml:space="preserve"> 6. Micro services-------------------Build scalable distributed systems</w:t>
+        <w:t xml:space="preserve"> 6. Micro services-------------------</w:t>
+      </w:r>
+      <w:r>
+        <w:t xml:space="preserve">application </w:t>
+      </w:r>
+      <w:proofErr w:type="gramStart"/>
+      <w:r>
+        <w:t>is divided</w:t>
+      </w:r>
+      <w:proofErr w:type="gramEnd"/>
+      <w:r>
+        <w:t xml:space="preserve"> into </w:t>
+      </w:r>
+      <w:r>
+        <w:rPr>
+          <w:rStyle w:val="Strong"/>
+        </w:rPr>
+        <w:t>small, independent services</w:t>
+      </w:r>
+      <w:r>
+        <w:t xml:space="preserve">, and each service is responsible for </w:t>
+      </w:r>
+      <w:r>
+        <w:rPr>
+          <w:rStyle w:val="Strong"/>
+        </w:rPr>
+        <w:t>one specific business functionality</w:t>
+      </w:r>
+      <w:r>
+        <w:t>.</w:t>
       </w:r>
     </w:p>
     <w:p>
@@ -3188,12 +3217,16 @@
     <w:p>
       <w:pPr>
         <w:rPr>
-          <w:sz w:val="20"/>
-        </w:rPr>
-      </w:pPr>
-      <w:r>
-        <w:rPr>
-          <w:sz w:val="20"/>
+          <w:color w:val="FF0000"/>
+          <w:sz w:val="20"/>
+          <w:highlight w:val="yellow"/>
+        </w:rPr>
+      </w:pPr>
+      <w:r>
+        <w:rPr>
+          <w:color w:val="FF0000"/>
+          <w:sz w:val="20"/>
+          <w:highlight w:val="yellow"/>
         </w:rPr>
         <w:t>What is Node.js?</w:t>
       </w:r>
@@ -3201,12 +3234,16 @@
     <w:p>
       <w:pPr>
         <w:rPr>
-          <w:sz w:val="20"/>
-        </w:rPr>
-      </w:pPr>
-      <w:r>
-        <w:rPr>
-          <w:sz w:val="20"/>
+          <w:color w:val="FF0000"/>
+          <w:sz w:val="20"/>
+          <w:highlight w:val="yellow"/>
+        </w:rPr>
+      </w:pPr>
+      <w:r>
+        <w:rPr>
+          <w:color w:val="FF0000"/>
+          <w:sz w:val="20"/>
+          <w:highlight w:val="yellow"/>
         </w:rPr>
         <w:t>Is Node.js single-threaded or multi-threaded?</w:t>
       </w:r>
@@ -3214,12 +3251,16 @@
     <w:p>
       <w:pPr>
         <w:rPr>
-          <w:sz w:val="20"/>
-        </w:rPr>
-      </w:pPr>
-      <w:r>
-        <w:rPr>
-          <w:sz w:val="20"/>
+          <w:color w:val="FF0000"/>
+          <w:sz w:val="20"/>
+          <w:highlight w:val="yellow"/>
+        </w:rPr>
+      </w:pPr>
+      <w:r>
+        <w:rPr>
+          <w:color w:val="FF0000"/>
+          <w:sz w:val="20"/>
+          <w:highlight w:val="yellow"/>
         </w:rPr>
         <w:t>What is the V8 engine?</w:t>
       </w:r>
@@ -3227,12 +3268,16 @@
     <w:p>
       <w:pPr>
         <w:rPr>
-          <w:sz w:val="20"/>
-        </w:rPr>
-      </w:pPr>
-      <w:r>
-        <w:rPr>
-          <w:sz w:val="20"/>
+          <w:color w:val="FF0000"/>
+          <w:sz w:val="20"/>
+          <w:highlight w:val="yellow"/>
+        </w:rPr>
+      </w:pPr>
+      <w:r>
+        <w:rPr>
+          <w:color w:val="FF0000"/>
+          <w:sz w:val="20"/>
+          <w:highlight w:val="yellow"/>
         </w:rPr>
         <w:t>What is NPM?</w:t>
       </w:r>
@@ -3240,26 +3285,34 @@
     <w:p>
       <w:pPr>
         <w:rPr>
-          <w:sz w:val="20"/>
-        </w:rPr>
-      </w:pPr>
-      <w:r>
-        <w:rPr>
-          <w:sz w:val="20"/>
+          <w:color w:val="FF0000"/>
+          <w:sz w:val="20"/>
+          <w:highlight w:val="yellow"/>
+        </w:rPr>
+      </w:pPr>
+      <w:r>
+        <w:rPr>
+          <w:color w:val="FF0000"/>
+          <w:sz w:val="20"/>
+          <w:highlight w:val="yellow"/>
         </w:rPr>
         <w:t xml:space="preserve">What is </w:t>
       </w:r>
       <w:proofErr w:type="spellStart"/>
       <w:r>
         <w:rPr>
-          <w:sz w:val="20"/>
+          <w:color w:val="FF0000"/>
+          <w:sz w:val="20"/>
+          <w:highlight w:val="yellow"/>
         </w:rPr>
         <w:t>package.json</w:t>
       </w:r>
       <w:proofErr w:type="spellEnd"/>
       <w:r>
         <w:rPr>
-          <w:sz w:val="20"/>
+          <w:color w:val="FF0000"/>
+          <w:sz w:val="20"/>
+          <w:highlight w:val="yellow"/>
         </w:rPr>
         <w:t>?</w:t>
       </w:r>
@@ -3267,12 +3320,16 @@
     <w:p>
       <w:pPr>
         <w:rPr>
-          <w:sz w:val="20"/>
-        </w:rPr>
-      </w:pPr>
-      <w:r>
-        <w:rPr>
-          <w:sz w:val="20"/>
+          <w:color w:val="FF0000"/>
+          <w:sz w:val="20"/>
+          <w:highlight w:val="yellow"/>
+        </w:rPr>
+      </w:pPr>
+      <w:r>
+        <w:rPr>
+          <w:color w:val="FF0000"/>
+          <w:sz w:val="20"/>
+          <w:highlight w:val="yellow"/>
         </w:rPr>
         <w:t>What is the difference between Node.js and JavaScript in browser?</w:t>
       </w:r>
@@ -3280,12 +3337,16 @@
     <w:p>
       <w:pPr>
         <w:rPr>
-          <w:sz w:val="20"/>
-        </w:rPr>
-      </w:pPr>
-      <w:r>
-        <w:rPr>
-          <w:sz w:val="20"/>
+          <w:color w:val="FF0000"/>
+          <w:sz w:val="20"/>
+          <w:highlight w:val="yellow"/>
+        </w:rPr>
+      </w:pPr>
+      <w:r>
+        <w:rPr>
+          <w:color w:val="FF0000"/>
+          <w:sz w:val="20"/>
+          <w:highlight w:val="yellow"/>
         </w:rPr>
         <w:t>What are modules in Node.js?</w:t>
       </w:r>
@@ -3293,26 +3354,34 @@
     <w:p>
       <w:pPr>
         <w:rPr>
-          <w:sz w:val="20"/>
-        </w:rPr>
-      </w:pPr>
-      <w:r>
-        <w:rPr>
-          <w:sz w:val="20"/>
+          <w:color w:val="FF0000"/>
+          <w:sz w:val="20"/>
+          <w:highlight w:val="yellow"/>
+        </w:rPr>
+      </w:pPr>
+      <w:r>
+        <w:rPr>
+          <w:color w:val="FF0000"/>
+          <w:sz w:val="20"/>
+          <w:highlight w:val="yellow"/>
         </w:rPr>
         <w:t xml:space="preserve">What is </w:t>
       </w:r>
       <w:proofErr w:type="spellStart"/>
       <w:r>
         <w:rPr>
-          <w:sz w:val="20"/>
+          <w:color w:val="FF0000"/>
+          <w:sz w:val="20"/>
+          <w:highlight w:val="yellow"/>
         </w:rPr>
         <w:t>CommonJS</w:t>
       </w:r>
       <w:proofErr w:type="spellEnd"/>
       <w:r>
         <w:rPr>
-          <w:sz w:val="20"/>
+          <w:color w:val="FF0000"/>
+          <w:sz w:val="20"/>
+          <w:highlight w:val="yellow"/>
         </w:rPr>
         <w:t>?</w:t>
       </w:r>
@@ -3320,26 +3389,34 @@
     <w:p>
       <w:pPr>
         <w:rPr>
-          <w:sz w:val="20"/>
-        </w:rPr>
-      </w:pPr>
-      <w:r>
-        <w:rPr>
-          <w:sz w:val="20"/>
+          <w:color w:val="FF0000"/>
+          <w:sz w:val="20"/>
+          <w:highlight w:val="yellow"/>
+        </w:rPr>
+      </w:pPr>
+      <w:r>
+        <w:rPr>
+          <w:color w:val="FF0000"/>
+          <w:sz w:val="20"/>
+          <w:highlight w:val="yellow"/>
         </w:rPr>
         <w:t xml:space="preserve">What </w:t>
       </w:r>
       <w:proofErr w:type="gramStart"/>
       <w:r>
         <w:rPr>
-          <w:sz w:val="20"/>
+          <w:color w:val="FF0000"/>
+          <w:sz w:val="20"/>
+          <w:highlight w:val="yellow"/>
         </w:rPr>
         <w:t>is the difference</w:t>
       </w:r>
       <w:proofErr w:type="gramEnd"/>
       <w:r>
         <w:rPr>
-          <w:sz w:val="20"/>
+          <w:color w:val="FF0000"/>
+          <w:sz w:val="20"/>
+          <w:highlight w:val="yellow"/>
         </w:rPr>
         <w:t xml:space="preserve"> between require and import?</w:t>
       </w:r>
@@ -3347,26 +3424,33 @@
     <w:p>
       <w:pPr>
         <w:rPr>
-          <w:sz w:val="20"/>
-        </w:rPr>
-      </w:pPr>
-      <w:r>
-        <w:rPr>
-          <w:sz w:val="20"/>
+          <w:color w:val="FF0000"/>
+          <w:sz w:val="20"/>
+        </w:rPr>
+      </w:pPr>
+      <w:r>
+        <w:rPr>
+          <w:color w:val="FF0000"/>
+          <w:sz w:val="20"/>
+          <w:highlight w:val="yellow"/>
         </w:rPr>
         <w:t>What is __</w:t>
       </w:r>
       <w:proofErr w:type="spellStart"/>
       <w:r>
         <w:rPr>
-          <w:sz w:val="20"/>
+          <w:color w:val="FF0000"/>
+          <w:sz w:val="20"/>
+          <w:highlight w:val="yellow"/>
         </w:rPr>
         <w:t>dirname</w:t>
       </w:r>
       <w:proofErr w:type="spellEnd"/>
       <w:r>
         <w:rPr>
-          <w:sz w:val="20"/>
+          <w:color w:val="FF0000"/>
+          <w:sz w:val="20"/>
+          <w:highlight w:val="yellow"/>
         </w:rPr>
         <w:t xml:space="preserve"> and __filename?</w:t>
       </w:r>
@@ -6262,7 +6346,14 @@
         <w:rPr>
           <w:sz w:val="22"/>
         </w:rPr>
-        <w:t>1. Buffer</w:t>
+        <w:t xml:space="preserve">1. </w:t>
+      </w:r>
+      <w:r>
+        <w:rPr>
+          <w:sz w:val="22"/>
+          <w:highlight w:val="yellow"/>
+        </w:rPr>
+        <w:t>Buffer</w:t>
       </w:r>
     </w:p>
     <w:p>
@@ -6478,6 +6569,195 @@
     </w:p>
     <w:p>
       <w:pPr>
+        <w:spacing w:before="100" w:beforeAutospacing="1" w:after="100" w:afterAutospacing="1" w:line="240" w:lineRule="auto"/>
+        <w:rPr>
+          <w:rFonts w:ascii="Times New Roman" w:eastAsia="Times New Roman" w:hAnsi="Times New Roman" w:cs="Times New Roman"/>
+          <w:sz w:val="24"/>
+          <w:szCs w:val="24"/>
+          <w:lang w:eastAsia="en-IN"/>
+        </w:rPr>
+      </w:pPr>
+      <w:r>
+        <w:rPr>
+          <w:rFonts w:ascii="Times New Roman" w:eastAsia="Times New Roman" w:hAnsi="Times New Roman" w:cs="Times New Roman"/>
+          <w:sz w:val="24"/>
+          <w:szCs w:val="24"/>
+          <w:lang w:eastAsia="en-IN"/>
+        </w:rPr>
+        <w:t>JavaScript normally works with strings and objects, but when dealing with:</w:t>
+      </w:r>
+    </w:p>
+    <w:p>
+      <w:pPr>
+        <w:numPr>
+          <w:ilvl w:val="0"/>
+          <w:numId w:val="42"/>
+        </w:numPr>
+        <w:spacing w:before="100" w:beforeAutospacing="1" w:after="100" w:afterAutospacing="1" w:line="240" w:lineRule="auto"/>
+        <w:rPr>
+          <w:rFonts w:ascii="Times New Roman" w:eastAsia="Times New Roman" w:hAnsi="Times New Roman" w:cs="Times New Roman"/>
+          <w:sz w:val="24"/>
+          <w:szCs w:val="24"/>
+          <w:lang w:eastAsia="en-IN"/>
+        </w:rPr>
+      </w:pPr>
+      <w:r>
+        <w:rPr>
+          <w:rFonts w:ascii="Times New Roman" w:eastAsia="Times New Roman" w:hAnsi="Times New Roman" w:cs="Times New Roman"/>
+          <w:sz w:val="24"/>
+          <w:szCs w:val="24"/>
+          <w:lang w:eastAsia="en-IN"/>
+        </w:rPr>
+        <w:lastRenderedPageBreak/>
+        <w:t xml:space="preserve">Images </w:t>
+      </w:r>
+    </w:p>
+    <w:p>
+      <w:pPr>
+        <w:numPr>
+          <w:ilvl w:val="0"/>
+          <w:numId w:val="42"/>
+        </w:numPr>
+        <w:spacing w:before="100" w:beforeAutospacing="1" w:after="100" w:afterAutospacing="1" w:line="240" w:lineRule="auto"/>
+        <w:rPr>
+          <w:rFonts w:ascii="Times New Roman" w:eastAsia="Times New Roman" w:hAnsi="Times New Roman" w:cs="Times New Roman"/>
+          <w:sz w:val="24"/>
+          <w:szCs w:val="24"/>
+          <w:lang w:eastAsia="en-IN"/>
+        </w:rPr>
+      </w:pPr>
+      <w:r>
+        <w:rPr>
+          <w:rFonts w:ascii="Times New Roman" w:eastAsia="Times New Roman" w:hAnsi="Times New Roman" w:cs="Times New Roman"/>
+          <w:sz w:val="24"/>
+          <w:szCs w:val="24"/>
+          <w:lang w:eastAsia="en-IN"/>
+        </w:rPr>
+        <w:t xml:space="preserve">Videos </w:t>
+      </w:r>
+    </w:p>
+    <w:p>
+      <w:pPr>
+        <w:numPr>
+          <w:ilvl w:val="0"/>
+          <w:numId w:val="42"/>
+        </w:numPr>
+        <w:spacing w:before="100" w:beforeAutospacing="1" w:after="100" w:afterAutospacing="1" w:line="240" w:lineRule="auto"/>
+        <w:rPr>
+          <w:rFonts w:ascii="Times New Roman" w:eastAsia="Times New Roman" w:hAnsi="Times New Roman" w:cs="Times New Roman"/>
+          <w:sz w:val="24"/>
+          <w:szCs w:val="24"/>
+          <w:lang w:eastAsia="en-IN"/>
+        </w:rPr>
+      </w:pPr>
+      <w:r>
+        <w:rPr>
+          <w:rFonts w:ascii="Times New Roman" w:eastAsia="Times New Roman" w:hAnsi="Times New Roman" w:cs="Times New Roman"/>
+          <w:sz w:val="24"/>
+          <w:szCs w:val="24"/>
+          <w:lang w:eastAsia="en-IN"/>
+        </w:rPr>
+        <w:t xml:space="preserve">Audio </w:t>
+      </w:r>
+    </w:p>
+    <w:p>
+      <w:pPr>
+        <w:numPr>
+          <w:ilvl w:val="0"/>
+          <w:numId w:val="42"/>
+        </w:numPr>
+        <w:spacing w:before="100" w:beforeAutospacing="1" w:after="100" w:afterAutospacing="1" w:line="240" w:lineRule="auto"/>
+        <w:rPr>
+          <w:rFonts w:ascii="Times New Roman" w:eastAsia="Times New Roman" w:hAnsi="Times New Roman" w:cs="Times New Roman"/>
+          <w:sz w:val="24"/>
+          <w:szCs w:val="24"/>
+          <w:lang w:eastAsia="en-IN"/>
+        </w:rPr>
+      </w:pPr>
+      <w:r>
+        <w:rPr>
+          <w:rFonts w:ascii="Times New Roman" w:eastAsia="Times New Roman" w:hAnsi="Times New Roman" w:cs="Times New Roman"/>
+          <w:sz w:val="24"/>
+          <w:szCs w:val="24"/>
+          <w:lang w:eastAsia="en-IN"/>
+        </w:rPr>
+        <w:t xml:space="preserve">Files </w:t>
+      </w:r>
+    </w:p>
+    <w:p>
+      <w:pPr>
+        <w:numPr>
+          <w:ilvl w:val="0"/>
+          <w:numId w:val="42"/>
+        </w:numPr>
+        <w:spacing w:before="100" w:beforeAutospacing="1" w:after="100" w:afterAutospacing="1" w:line="240" w:lineRule="auto"/>
+        <w:rPr>
+          <w:rFonts w:ascii="Times New Roman" w:eastAsia="Times New Roman" w:hAnsi="Times New Roman" w:cs="Times New Roman"/>
+          <w:sz w:val="24"/>
+          <w:szCs w:val="24"/>
+          <w:lang w:eastAsia="en-IN"/>
+        </w:rPr>
+      </w:pPr>
+      <w:r>
+        <w:rPr>
+          <w:rFonts w:ascii="Times New Roman" w:eastAsia="Times New Roman" w:hAnsi="Times New Roman" w:cs="Times New Roman"/>
+          <w:sz w:val="24"/>
+          <w:szCs w:val="24"/>
+          <w:lang w:eastAsia="en-IN"/>
+        </w:rPr>
+        <w:t xml:space="preserve">Network packets </w:t>
+      </w:r>
+    </w:p>
+    <w:p>
+      <w:pPr>
+        <w:spacing w:before="100" w:beforeAutospacing="1" w:after="100" w:afterAutospacing="1" w:line="240" w:lineRule="auto"/>
+        <w:rPr>
+          <w:rFonts w:ascii="Times New Roman" w:eastAsia="Times New Roman" w:hAnsi="Times New Roman" w:cs="Times New Roman"/>
+          <w:sz w:val="24"/>
+          <w:szCs w:val="24"/>
+          <w:lang w:eastAsia="en-IN"/>
+        </w:rPr>
+      </w:pPr>
+      <w:r>
+        <w:rPr>
+          <w:rFonts w:ascii="Times New Roman" w:eastAsia="Times New Roman" w:hAnsi="Times New Roman" w:cs="Times New Roman"/>
+          <w:sz w:val="24"/>
+          <w:szCs w:val="24"/>
+          <w:lang w:eastAsia="en-IN"/>
+        </w:rPr>
+        <w:t xml:space="preserve">Node.js uses </w:t>
+      </w:r>
+      <w:r>
+        <w:rPr>
+          <w:rFonts w:ascii="Times New Roman" w:eastAsia="Times New Roman" w:hAnsi="Times New Roman" w:cs="Times New Roman"/>
+          <w:b/>
+          <w:bCs/>
+          <w:sz w:val="24"/>
+          <w:szCs w:val="24"/>
+          <w:lang w:eastAsia="en-IN"/>
+        </w:rPr>
+        <w:t>Buffers</w:t>
+      </w:r>
+      <w:r>
+        <w:rPr>
+          <w:rFonts w:ascii="Times New Roman" w:eastAsia="Times New Roman" w:hAnsi="Times New Roman" w:cs="Times New Roman"/>
+          <w:sz w:val="24"/>
+          <w:szCs w:val="24"/>
+          <w:lang w:eastAsia="en-IN"/>
+        </w:rPr>
+        <w:t>.</w:t>
+      </w:r>
+    </w:p>
+    <w:p>
+      <w:pPr>
+        <w:pStyle w:val="HTMLPreformatted"/>
+        <w:rPr>
+          <w:sz w:val="16"/>
+        </w:rPr>
+      </w:pPr>
+    </w:p>
+    <w:p>
+      <w:pPr>
         <w:rPr>
           <w:sz w:val="18"/>
         </w:rPr>
@@ -6494,8 +6774,14 @@
         <w:rPr>
           <w:sz w:val="22"/>
         </w:rPr>
-        <w:lastRenderedPageBreak/>
-        <w:t>2. Streams</w:t>
+        <w:t xml:space="preserve">2. </w:t>
+      </w:r>
+      <w:r>
+        <w:rPr>
+          <w:sz w:val="22"/>
+          <w:highlight w:val="yellow"/>
+        </w:rPr>
+        <w:t>Streams</w:t>
       </w:r>
     </w:p>
     <w:p>
@@ -6593,6 +6879,7 @@
       <w:r>
         <w:rPr>
           <w:sz w:val="22"/>
+          <w:highlight w:val="yellow"/>
         </w:rPr>
         <w:t>3. Types of Streams</w:t>
       </w:r>
@@ -6718,6 +7005,7 @@
       <w:r>
         <w:rPr>
           <w:sz w:val="22"/>
+          <w:highlight w:val="yellow"/>
         </w:rPr>
         <w:t>EventEmitter</w:t>
       </w:r>
@@ -6726,30 +7014,205 @@
     <w:p>
       <w:pPr>
         <w:pStyle w:val="NormalWeb"/>
-        <w:rPr>
-          <w:sz w:val="20"/>
-        </w:rPr>
-      </w:pPr>
-      <w:r>
-        <w:rPr>
-          <w:rFonts w:ascii="Segoe UI Symbol" w:hAnsi="Segoe UI Symbol" w:cs="Segoe UI Symbol"/>
-          <w:sz w:val="20"/>
-        </w:rPr>
-        <w:t>👉</w:t>
-      </w:r>
-      <w:r>
-        <w:rPr>
-          <w:sz w:val="20"/>
-        </w:rPr>
-        <w:t xml:space="preserve"> Core class to </w:t>
-      </w:r>
-      <w:r>
         <w:rPr>
           <w:rStyle w:val="Strong"/>
           <w:rFonts w:eastAsiaTheme="majorEastAsia"/>
           <w:sz w:val="20"/>
         </w:rPr>
+      </w:pPr>
+      <w:r>
+        <w:rPr>
+          <w:rFonts w:ascii="Segoe UI Symbol" w:hAnsi="Segoe UI Symbol" w:cs="Segoe UI Symbol"/>
+          <w:sz w:val="20"/>
+        </w:rPr>
+        <w:t>👉</w:t>
+      </w:r>
+      <w:r>
+        <w:rPr>
+          <w:sz w:val="20"/>
+        </w:rPr>
+        <w:t xml:space="preserve"> Core class to </w:t>
+      </w:r>
+      <w:r>
+        <w:rPr>
+          <w:rStyle w:val="Strong"/>
+          <w:rFonts w:eastAsiaTheme="majorEastAsia"/>
+          <w:sz w:val="20"/>
+        </w:rPr>
         <w:t>handle custom events</w:t>
+      </w:r>
+      <w:r>
+        <w:rPr>
+          <w:rStyle w:val="Strong"/>
+          <w:rFonts w:eastAsiaTheme="majorEastAsia"/>
+          <w:sz w:val="20"/>
+        </w:rPr>
+        <w:t xml:space="preserve">-custom events </w:t>
+      </w:r>
+      <w:proofErr w:type="gramStart"/>
+      <w:r>
+        <w:rPr>
+          <w:rStyle w:val="Strong"/>
+          <w:rFonts w:eastAsiaTheme="majorEastAsia"/>
+          <w:sz w:val="20"/>
+        </w:rPr>
+        <w:t>means ,events</w:t>
+      </w:r>
+      <w:proofErr w:type="gramEnd"/>
+      <w:r>
+        <w:rPr>
+          <w:rStyle w:val="Strong"/>
+          <w:rFonts w:eastAsiaTheme="majorEastAsia"/>
+          <w:sz w:val="20"/>
+        </w:rPr>
+        <w:t xml:space="preserve"> that are developed by developer like in socket.io</w:t>
+      </w:r>
+    </w:p>
+    <w:p>
+      <w:pPr>
+        <w:spacing w:after="0" w:line="240" w:lineRule="auto"/>
+        <w:rPr>
+          <w:rFonts w:ascii="Times New Roman" w:eastAsia="Times New Roman" w:hAnsi="Times New Roman" w:cs="Times New Roman"/>
+          <w:sz w:val="24"/>
+          <w:szCs w:val="24"/>
+          <w:lang w:eastAsia="en-IN"/>
+        </w:rPr>
+      </w:pPr>
+      <w:proofErr w:type="gramStart"/>
+      <w:r>
+        <w:rPr>
+          <w:rFonts w:ascii="Times New Roman" w:eastAsia="Times New Roman" w:hAnsi="Symbol" w:cs="Times New Roman"/>
+          <w:sz w:val="24"/>
+          <w:szCs w:val="24"/>
+          <w:lang w:eastAsia="en-IN"/>
+        </w:rPr>
+        <w:t></w:t>
+      </w:r>
+      <w:r>
+        <w:rPr>
+          <w:rFonts w:ascii="Times New Roman" w:eastAsia="Times New Roman" w:hAnsi="Times New Roman" w:cs="Times New Roman"/>
+          <w:sz w:val="24"/>
+          <w:szCs w:val="24"/>
+          <w:lang w:eastAsia="en-IN"/>
+        </w:rPr>
+        <w:t xml:space="preserve">  </w:t>
+      </w:r>
+      <w:r>
+        <w:rPr>
+          <w:rFonts w:ascii="Courier New" w:eastAsia="Times New Roman" w:hAnsi="Courier New" w:cs="Courier New"/>
+          <w:sz w:val="20"/>
+          <w:szCs w:val="20"/>
+          <w:lang w:eastAsia="en-IN"/>
+        </w:rPr>
+        <w:t>"</w:t>
+      </w:r>
+      <w:proofErr w:type="gramEnd"/>
+      <w:r>
+        <w:rPr>
+          <w:rFonts w:ascii="Courier New" w:eastAsia="Times New Roman" w:hAnsi="Courier New" w:cs="Courier New"/>
+          <w:sz w:val="20"/>
+          <w:szCs w:val="20"/>
+          <w:lang w:eastAsia="en-IN"/>
+        </w:rPr>
+        <w:t>connection"</w:t>
+      </w:r>
+      <w:r>
+        <w:rPr>
+          <w:rFonts w:ascii="Times New Roman" w:eastAsia="Times New Roman" w:hAnsi="Times New Roman" w:cs="Times New Roman"/>
+          <w:sz w:val="24"/>
+          <w:szCs w:val="24"/>
+          <w:lang w:eastAsia="en-IN"/>
+        </w:rPr>
+        <w:t xml:space="preserve"> (Socket.IO) </w:t>
+      </w:r>
+      <w:r>
+        <w:rPr>
+          <w:rFonts w:ascii="Times New Roman" w:eastAsia="Times New Roman" w:hAnsi="Symbol" w:cs="Times New Roman"/>
+          <w:sz w:val="24"/>
+          <w:szCs w:val="24"/>
+          <w:lang w:eastAsia="en-IN"/>
+        </w:rPr>
+        <w:t></w:t>
+      </w:r>
+      <w:r>
+        <w:rPr>
+          <w:rFonts w:ascii="Times New Roman" w:eastAsia="Times New Roman" w:hAnsi="Times New Roman" w:cs="Times New Roman"/>
+          <w:sz w:val="24"/>
+          <w:szCs w:val="24"/>
+          <w:lang w:eastAsia="en-IN"/>
+        </w:rPr>
+        <w:t xml:space="preserve">  </w:t>
+      </w:r>
+      <w:r>
+        <w:rPr>
+          <w:rFonts w:ascii="Courier New" w:eastAsia="Times New Roman" w:hAnsi="Courier New" w:cs="Courier New"/>
+          <w:sz w:val="20"/>
+          <w:szCs w:val="20"/>
+          <w:lang w:eastAsia="en-IN"/>
+        </w:rPr>
+        <w:t>"data"</w:t>
+      </w:r>
+      <w:r>
+        <w:rPr>
+          <w:rFonts w:ascii="Times New Roman" w:eastAsia="Times New Roman" w:hAnsi="Times New Roman" w:cs="Times New Roman"/>
+          <w:sz w:val="24"/>
+          <w:szCs w:val="24"/>
+          <w:lang w:eastAsia="en-IN"/>
+        </w:rPr>
+        <w:t xml:space="preserve"> (Stream) </w:t>
+      </w:r>
+      <w:r>
+        <w:rPr>
+          <w:rFonts w:ascii="Times New Roman" w:eastAsia="Times New Roman" w:hAnsi="Symbol" w:cs="Times New Roman"/>
+          <w:sz w:val="24"/>
+          <w:szCs w:val="24"/>
+          <w:lang w:eastAsia="en-IN"/>
+        </w:rPr>
+        <w:t></w:t>
+      </w:r>
+      <w:r>
+        <w:rPr>
+          <w:rFonts w:ascii="Times New Roman" w:eastAsia="Times New Roman" w:hAnsi="Times New Roman" w:cs="Times New Roman"/>
+          <w:sz w:val="24"/>
+          <w:szCs w:val="24"/>
+          <w:lang w:eastAsia="en-IN"/>
+        </w:rPr>
+        <w:t xml:space="preserve">  </w:t>
+      </w:r>
+      <w:r>
+        <w:rPr>
+          <w:rFonts w:ascii="Courier New" w:eastAsia="Times New Roman" w:hAnsi="Courier New" w:cs="Courier New"/>
+          <w:sz w:val="20"/>
+          <w:szCs w:val="20"/>
+          <w:lang w:eastAsia="en-IN"/>
+        </w:rPr>
+        <w:t>"close"</w:t>
+      </w:r>
+      <w:r>
+        <w:rPr>
+          <w:rFonts w:ascii="Times New Roman" w:eastAsia="Times New Roman" w:hAnsi="Times New Roman" w:cs="Times New Roman"/>
+          <w:sz w:val="24"/>
+          <w:szCs w:val="24"/>
+          <w:lang w:eastAsia="en-IN"/>
+        </w:rPr>
+        <w:t xml:space="preserve"> </w:t>
+      </w:r>
+      <w:r>
+        <w:rPr>
+          <w:rFonts w:hAnsi="Symbol"/>
+        </w:rPr>
+        <w:t></w:t>
+      </w:r>
+      <w:r>
+        <w:t xml:space="preserve">  </w:t>
+      </w:r>
+      <w:r>
+        <w:rPr>
+          <w:rFonts w:ascii="Courier New" w:hAnsi="Courier New" w:cs="Courier New"/>
+          <w:sz w:val="20"/>
+          <w:szCs w:val="20"/>
+        </w:rPr>
+        <w:t>"error"</w:t>
       </w:r>
     </w:p>
     <w:p>
@@ -6943,7 +7406,55 @@
         <w:rPr>
           <w:sz w:val="22"/>
         </w:rPr>
-        <w:t>5. REPL</w:t>
+        <w:t xml:space="preserve">5. </w:t>
+      </w:r>
+      <w:r>
+        <w:rPr>
+          <w:color w:val="FF0000"/>
+          <w:sz w:val="22"/>
+          <w:highlight w:val="yellow"/>
+        </w:rPr>
+        <w:t>REPL</w:t>
+      </w:r>
+      <w:r>
+        <w:rPr>
+          <w:sz w:val="22"/>
+        </w:rPr>
+        <w:t>-</w:t>
+      </w:r>
+      <w:r>
+        <w:t xml:space="preserve"> </w:t>
+      </w:r>
+      <w:r>
+        <w:t xml:space="preserve">It is an </w:t>
+      </w:r>
+      <w:r>
+        <w:rPr>
+          <w:rStyle w:val="Strong"/>
+        </w:rPr>
+        <w:t>interactive command-line environment</w:t>
+      </w:r>
+      <w:r>
+        <w:t xml:space="preserve"> where you can write and execute JavaScript code line by line without creating a </w:t>
+      </w:r>
+      <w:r>
+        <w:rPr>
+          <w:rStyle w:val="HTMLCode"/>
+          <w:rFonts w:eastAsiaTheme="majorEastAsia"/>
+        </w:rPr>
+        <w:t>.</w:t>
+      </w:r>
+      <w:proofErr w:type="spellStart"/>
+      <w:r>
+        <w:rPr>
+          <w:rStyle w:val="HTMLCode"/>
+          <w:rFonts w:eastAsiaTheme="majorEastAsia"/>
+        </w:rPr>
+        <w:t>js</w:t>
+      </w:r>
+      <w:proofErr w:type="spellEnd"/>
+      <w:r>
+        <w:t xml:space="preserve"> file.</w:t>
       </w:r>
     </w:p>
     <w:p>
@@ -7221,7 +7732,63 @@
         <w:rPr>
           <w:sz w:val="22"/>
         </w:rPr>
-        <w:t>7. Environment Variables</w:t>
+        <w:lastRenderedPageBreak/>
+        <w:t xml:space="preserve">7. </w:t>
+      </w:r>
+      <w:r>
+        <w:rPr>
+          <w:sz w:val="22"/>
+          <w:highlight w:val="yellow"/>
+        </w:rPr>
+        <w:t>Environment Variables</w:t>
+      </w:r>
+      <w:r>
+        <w:rPr>
+          <w:sz w:val="22"/>
+          <w:highlight w:val="yellow"/>
+        </w:rPr>
+        <w:t>-</w:t>
+      </w:r>
+    </w:p>
+    <w:p>
+      <w:pPr>
+        <w:pStyle w:val="pdq2pgselectionanchorcontainer"/>
+        <w:rPr>
+          <w:sz w:val="20"/>
+        </w:rPr>
+      </w:pPr>
+      <w:r>
+        <w:rPr>
+          <w:sz w:val="20"/>
+        </w:rPr>
+        <w:t xml:space="preserve">Environment variables are </w:t>
+      </w:r>
+      <w:r>
+        <w:rPr>
+          <w:rStyle w:val="Strong"/>
+          <w:sz w:val="20"/>
+        </w:rPr>
+        <w:t>configuration values stored outside the application code</w:t>
+      </w:r>
+      <w:r>
+        <w:rPr>
+          <w:sz w:val="20"/>
+        </w:rPr>
+        <w:t>.</w:t>
+      </w:r>
+    </w:p>
+    <w:p>
+      <w:pPr>
+        <w:pStyle w:val="NormalWeb"/>
+        <w:rPr>
+          <w:sz w:val="20"/>
+        </w:rPr>
+      </w:pPr>
+      <w:r>
+        <w:rPr>
+          <w:sz w:val="20"/>
+        </w:rPr>
+        <w:t>Instead of writing sensitive information directly in your code</w:t>
       </w:r>
     </w:p>
     <w:p>
@@ -7328,7 +7895,355 @@
         <w:rPr>
           <w:sz w:val="22"/>
         </w:rPr>
-        <w:t>8. Middleware</w:t>
+        <w:t xml:space="preserve">8. </w:t>
+      </w:r>
+      <w:r>
+        <w:rPr>
+          <w:sz w:val="22"/>
+          <w:highlight w:val="yellow"/>
+        </w:rPr>
+        <w:t>Middleware</w:t>
+      </w:r>
+    </w:p>
+    <w:p>
+      <w:pPr>
+        <w:rPr>
+          <w:sz w:val="18"/>
+        </w:rPr>
+      </w:pPr>
+      <w:proofErr w:type="gramStart"/>
+      <w:r>
+        <w:rPr>
+          <w:rStyle w:val="g"/>
+          <w:sz w:val="18"/>
+        </w:rPr>
+        <w:t>function</w:t>
+      </w:r>
+      <w:proofErr w:type="gramEnd"/>
+      <w:r>
+        <w:rPr>
+          <w:sz w:val="18"/>
+        </w:rPr>
+        <w:t xml:space="preserve"> </w:t>
+      </w:r>
+      <w:proofErr w:type="spellStart"/>
+      <w:r>
+        <w:rPr>
+          <w:rStyle w:val="m"/>
+          <w:sz w:val="18"/>
+        </w:rPr>
+        <w:t>auth</w:t>
+      </w:r>
+      <w:proofErr w:type="spellEnd"/>
+      <w:r>
+        <w:rPr>
+          <w:sz w:val="18"/>
+        </w:rPr>
+        <w:t>(</w:t>
+      </w:r>
+      <w:proofErr w:type="spellStart"/>
+      <w:r>
+        <w:rPr>
+          <w:rStyle w:val="m"/>
+          <w:sz w:val="18"/>
+        </w:rPr>
+        <w:t>req</w:t>
+      </w:r>
+      <w:proofErr w:type="spellEnd"/>
+      <w:r>
+        <w:rPr>
+          <w:sz w:val="18"/>
+        </w:rPr>
+        <w:t xml:space="preserve">, </w:t>
+      </w:r>
+      <w:r>
+        <w:rPr>
+          <w:rStyle w:val="m"/>
+          <w:sz w:val="18"/>
+        </w:rPr>
+        <w:t>res</w:t>
+      </w:r>
+      <w:r>
+        <w:rPr>
+          <w:sz w:val="18"/>
+        </w:rPr>
+        <w:t xml:space="preserve">, </w:t>
+      </w:r>
+      <w:r>
+        <w:rPr>
+          <w:rStyle w:val="m"/>
+          <w:sz w:val="18"/>
+        </w:rPr>
+        <w:t>next</w:t>
+      </w:r>
+      <w:r>
+        <w:rPr>
+          <w:sz w:val="18"/>
+        </w:rPr>
+        <w:t>) {</w:t>
+      </w:r>
+      <w:r>
+        <w:rPr>
+          <w:sz w:val="18"/>
+        </w:rPr>
+        <w:br/>
+      </w:r>
+      <w:r>
+        <w:rPr>
+          <w:rStyle w:val="m"/>
+          <w:sz w:val="18"/>
+        </w:rPr>
+        <w:t>console</w:t>
+      </w:r>
+      <w:r>
+        <w:rPr>
+          <w:rStyle w:val="g"/>
+          <w:sz w:val="18"/>
+        </w:rPr>
+        <w:t>.</w:t>
+      </w:r>
+      <w:r>
+        <w:rPr>
+          <w:sz w:val="18"/>
+        </w:rPr>
+        <w:t>log(</w:t>
+      </w:r>
+      <w:r>
+        <w:rPr>
+          <w:rStyle w:val="k"/>
+          <w:sz w:val="18"/>
+        </w:rPr>
+        <w:t>"Checking authentication..."</w:t>
+      </w:r>
+      <w:r>
+        <w:rPr>
+          <w:sz w:val="18"/>
+        </w:rPr>
+        <w:t>);</w:t>
+      </w:r>
+      <w:r>
+        <w:rPr>
+          <w:sz w:val="18"/>
+        </w:rPr>
+        <w:br/>
+      </w:r>
+      <w:r>
+        <w:rPr>
+          <w:sz w:val="18"/>
+        </w:rPr>
+        <w:br/>
+      </w:r>
+      <w:r>
+        <w:rPr>
+          <w:rStyle w:val="m"/>
+          <w:sz w:val="18"/>
+        </w:rPr>
+        <w:t>next</w:t>
+      </w:r>
+      <w:r>
+        <w:rPr>
+          <w:sz w:val="18"/>
+        </w:rPr>
+        <w:t xml:space="preserve">(); </w:t>
+      </w:r>
+      <w:r>
+        <w:rPr>
+          <w:rStyle w:val="e"/>
+          <w:sz w:val="18"/>
+        </w:rPr>
+        <w:t>// Pass control to the controller</w:t>
+      </w:r>
+      <w:r>
+        <w:rPr>
+          <w:sz w:val="18"/>
+        </w:rPr>
+        <w:br/>
+        <w:t>}</w:t>
+      </w:r>
+      <w:r>
+        <w:rPr>
+          <w:sz w:val="18"/>
+        </w:rPr>
+        <w:br/>
+      </w:r>
+      <w:r>
+        <w:rPr>
+          <w:sz w:val="18"/>
+        </w:rPr>
+        <w:br/>
+      </w:r>
+      <w:proofErr w:type="spellStart"/>
+      <w:r>
+        <w:rPr>
+          <w:rStyle w:val="m"/>
+          <w:sz w:val="18"/>
+        </w:rPr>
+        <w:t>app</w:t>
+      </w:r>
+      <w:r>
+        <w:rPr>
+          <w:rStyle w:val="g"/>
+          <w:sz w:val="18"/>
+        </w:rPr>
+        <w:t>.</w:t>
+      </w:r>
+      <w:r>
+        <w:rPr>
+          <w:sz w:val="18"/>
+        </w:rPr>
+        <w:t>get</w:t>
+      </w:r>
+      <w:proofErr w:type="spellEnd"/>
+      <w:r>
+        <w:rPr>
+          <w:sz w:val="18"/>
+        </w:rPr>
+        <w:t>(</w:t>
+      </w:r>
+      <w:r>
+        <w:rPr>
+          <w:rStyle w:val="k"/>
+          <w:sz w:val="18"/>
+        </w:rPr>
+        <w:t>"/profile"</w:t>
+      </w:r>
+      <w:r>
+        <w:rPr>
+          <w:sz w:val="18"/>
+        </w:rPr>
+        <w:t xml:space="preserve">, </w:t>
+      </w:r>
+      <w:proofErr w:type="spellStart"/>
+      <w:r>
+        <w:rPr>
+          <w:rStyle w:val="m"/>
+          <w:sz w:val="18"/>
+        </w:rPr>
+        <w:t>auth</w:t>
+      </w:r>
+      <w:proofErr w:type="spellEnd"/>
+      <w:r>
+        <w:rPr>
+          <w:sz w:val="18"/>
+        </w:rPr>
+        <w:t>, (</w:t>
+      </w:r>
+      <w:proofErr w:type="spellStart"/>
+      <w:r>
+        <w:rPr>
+          <w:rStyle w:val="m"/>
+          <w:sz w:val="18"/>
+        </w:rPr>
+        <w:t>req</w:t>
+      </w:r>
+      <w:proofErr w:type="spellEnd"/>
+      <w:r>
+        <w:rPr>
+          <w:sz w:val="18"/>
+        </w:rPr>
+        <w:t xml:space="preserve">, </w:t>
+      </w:r>
+      <w:r>
+        <w:rPr>
+          <w:rStyle w:val="m"/>
+          <w:sz w:val="18"/>
+        </w:rPr>
+        <w:t>res</w:t>
+      </w:r>
+      <w:r>
+        <w:rPr>
+          <w:sz w:val="18"/>
+        </w:rPr>
+        <w:t>) =&gt; {</w:t>
+      </w:r>
+      <w:r>
+        <w:rPr>
+          <w:sz w:val="18"/>
+        </w:rPr>
+        <w:br/>
+      </w:r>
+      <w:proofErr w:type="spellStart"/>
+      <w:r>
+        <w:rPr>
+          <w:rStyle w:val="m"/>
+          <w:sz w:val="18"/>
+        </w:rPr>
+        <w:t>res</w:t>
+      </w:r>
+      <w:r>
+        <w:rPr>
+          <w:rStyle w:val="g"/>
+          <w:sz w:val="18"/>
+        </w:rPr>
+        <w:t>.</w:t>
+      </w:r>
+      <w:r>
+        <w:rPr>
+          <w:sz w:val="18"/>
+        </w:rPr>
+        <w:t>send</w:t>
+      </w:r>
+      <w:proofErr w:type="spellEnd"/>
+      <w:r>
+        <w:rPr>
+          <w:sz w:val="18"/>
+        </w:rPr>
+        <w:t>(</w:t>
+      </w:r>
+      <w:r>
+        <w:rPr>
+          <w:rStyle w:val="k"/>
+          <w:sz w:val="18"/>
+        </w:rPr>
+        <w:t>"Welcome to your profile"</w:t>
+      </w:r>
+      <w:r>
+        <w:rPr>
+          <w:sz w:val="18"/>
+        </w:rPr>
+        <w:t>);</w:t>
+      </w:r>
+      <w:r>
+        <w:rPr>
+          <w:sz w:val="18"/>
+        </w:rPr>
+        <w:br/>
+        <w:t>});</w:t>
+      </w:r>
+    </w:p>
+    <w:p>
+      <w:pPr>
+        <w:rPr>
+          <w:sz w:val="18"/>
+        </w:rPr>
+      </w:pPr>
+      <w:proofErr w:type="gramStart"/>
+      <w:r>
+        <w:rPr>
+          <w:sz w:val="18"/>
+        </w:rPr>
+        <w:t>here</w:t>
+      </w:r>
+      <w:proofErr w:type="gramEnd"/>
+      <w:r>
+        <w:rPr>
+          <w:sz w:val="18"/>
+        </w:rPr>
+        <w:t xml:space="preserve"> </w:t>
+      </w:r>
+      <w:proofErr w:type="spellStart"/>
+      <w:r>
+        <w:rPr>
+          <w:sz w:val="18"/>
+        </w:rPr>
+        <w:t>auth</w:t>
+      </w:r>
+      <w:proofErr w:type="spellEnd"/>
+      <w:r>
+        <w:rPr>
+          <w:sz w:val="18"/>
+        </w:rPr>
+        <w:t xml:space="preserve"> is a middleware</w:t>
       </w:r>
     </w:p>
     <w:p>
@@ -7502,8 +8417,8 @@
       <w:r>
         <w:rPr>
           <w:sz w:val="22"/>
-        </w:rPr>
-        <w:lastRenderedPageBreak/>
+          <w:highlight w:val="yellow"/>
+        </w:rPr>
         <w:t xml:space="preserve">9. </w:t>
       </w:r>
       <w:proofErr w:type="spellStart"/>
@@ -7511,6 +8426,7 @@
       <w:r>
         <w:rPr>
           <w:sz w:val="22"/>
+          <w:highlight w:val="yellow"/>
         </w:rPr>
         <w:t>fs.readFile</w:t>
       </w:r>
@@ -7519,6 +8435,7 @@
       <w:r>
         <w:rPr>
           <w:sz w:val="22"/>
+          <w:highlight w:val="yellow"/>
         </w:rPr>
         <w:t xml:space="preserve"> vs </w:t>
       </w:r>
@@ -7526,10 +8443,93 @@
       <w:r>
         <w:rPr>
           <w:sz w:val="22"/>
+          <w:highlight w:val="yellow"/>
         </w:rPr>
         <w:t>fs.readFileSync</w:t>
       </w:r>
       <w:proofErr w:type="spellEnd"/>
+    </w:p>
+    <w:p>
+      <w:pPr>
+        <w:rPr>
+          <w:sz w:val="18"/>
+        </w:rPr>
+      </w:pPr>
+      <w:proofErr w:type="spellStart"/>
+      <w:proofErr w:type="gramStart"/>
+      <w:r>
+        <w:rPr>
+          <w:rStyle w:val="HTMLCode"/>
+          <w:rFonts w:eastAsiaTheme="minorHAnsi"/>
+          <w:sz w:val="16"/>
+        </w:rPr>
+        <w:t>fs.readFile</w:t>
+      </w:r>
+      <w:proofErr w:type="spellEnd"/>
+      <w:r>
+        <w:rPr>
+          <w:rStyle w:val="HTMLCode"/>
+          <w:rFonts w:eastAsiaTheme="minorHAnsi"/>
+          <w:sz w:val="16"/>
+        </w:rPr>
+        <w:t>(</w:t>
+      </w:r>
+      <w:proofErr w:type="gramEnd"/>
+      <w:r>
+        <w:rPr>
+          <w:rStyle w:val="HTMLCode"/>
+          <w:rFonts w:eastAsiaTheme="minorHAnsi"/>
+          <w:sz w:val="16"/>
+        </w:rPr>
+        <w:t>)</w:t>
+      </w:r>
+      <w:r>
+        <w:rPr>
+          <w:sz w:val="18"/>
+        </w:rPr>
+        <w:t xml:space="preserve"> is asynchronous and non-blocking, making it suitable for server applications. </w:t>
+      </w:r>
+    </w:p>
+    <w:p>
+      <w:pPr>
+        <w:rPr>
+          <w:sz w:val="18"/>
+        </w:rPr>
+      </w:pPr>
+      <w:proofErr w:type="spellStart"/>
+      <w:proofErr w:type="gramStart"/>
+      <w:r>
+        <w:rPr>
+          <w:rStyle w:val="HTMLCode"/>
+          <w:rFonts w:eastAsiaTheme="minorHAnsi"/>
+          <w:sz w:val="16"/>
+        </w:rPr>
+        <w:t>fs.readFileSync</w:t>
+      </w:r>
+      <w:proofErr w:type="spellEnd"/>
+      <w:r>
+        <w:rPr>
+          <w:rStyle w:val="HTMLCode"/>
+          <w:rFonts w:eastAsiaTheme="minorHAnsi"/>
+          <w:sz w:val="16"/>
+        </w:rPr>
+        <w:t>(</w:t>
+      </w:r>
+      <w:proofErr w:type="gramEnd"/>
+      <w:r>
+        <w:rPr>
+          <w:rStyle w:val="HTMLCode"/>
+          <w:rFonts w:eastAsiaTheme="minorHAnsi"/>
+          <w:sz w:val="16"/>
+        </w:rPr>
+        <w:t>)</w:t>
+      </w:r>
+      <w:r>
+        <w:rPr>
+          <w:sz w:val="18"/>
+        </w:rPr>
+        <w:t xml:space="preserve"> is synchronous and blocks execution until the file has been fully read.</w:t>
+      </w:r>
     </w:p>
     <w:tbl>
       <w:tblPr>
@@ -7905,8 +8905,226 @@
       <w:r>
         <w:rPr>
           <w:sz w:val="22"/>
+          <w:highlight w:val="yellow"/>
         </w:rPr>
         <w:t>10. Piping in Streams</w:t>
+      </w:r>
+      <w:r>
+        <w:rPr>
+          <w:sz w:val="22"/>
+        </w:rPr>
+        <w:t>-</w:t>
+      </w:r>
+    </w:p>
+    <w:p>
+      <w:pPr>
+        <w:spacing w:after="0" w:line="240" w:lineRule="auto"/>
+        <w:rPr>
+          <w:rFonts w:ascii="Times New Roman" w:eastAsia="Times New Roman" w:hAnsi="Times New Roman" w:cs="Times New Roman"/>
+          <w:color w:val="FF0000"/>
+          <w:sz w:val="24"/>
+          <w:szCs w:val="24"/>
+          <w:lang w:eastAsia="en-IN"/>
+        </w:rPr>
+      </w:pPr>
+      <w:proofErr w:type="gramStart"/>
+      <w:r>
+        <w:rPr>
+          <w:rFonts w:ascii="Times New Roman" w:eastAsia="Times New Roman" w:hAnsi="Symbol" w:cs="Times New Roman"/>
+          <w:color w:val="FF0000"/>
+          <w:sz w:val="24"/>
+          <w:szCs w:val="24"/>
+          <w:lang w:eastAsia="en-IN"/>
+        </w:rPr>
+        <w:t></w:t>
+      </w:r>
+      <w:r>
+        <w:rPr>
+          <w:rFonts w:ascii="Times New Roman" w:eastAsia="Times New Roman" w:hAnsi="Times New Roman" w:cs="Times New Roman"/>
+          <w:color w:val="FF0000"/>
+          <w:sz w:val="24"/>
+          <w:szCs w:val="24"/>
+          <w:lang w:eastAsia="en-IN"/>
+        </w:rPr>
+        <w:t xml:space="preserve">  Reads</w:t>
+      </w:r>
+      <w:proofErr w:type="gramEnd"/>
+      <w:r>
+        <w:rPr>
+          <w:rFonts w:ascii="Times New Roman" w:eastAsia="Times New Roman" w:hAnsi="Times New Roman" w:cs="Times New Roman"/>
+          <w:color w:val="FF0000"/>
+          <w:sz w:val="24"/>
+          <w:szCs w:val="24"/>
+          <w:lang w:eastAsia="en-IN"/>
+        </w:rPr>
+        <w:t xml:space="preserve"> a chunk from </w:t>
+      </w:r>
+      <w:r>
+        <w:rPr>
+          <w:rFonts w:ascii="Courier New" w:eastAsia="Times New Roman" w:hAnsi="Courier New" w:cs="Courier New"/>
+          <w:color w:val="FF0000"/>
+          <w:sz w:val="20"/>
+          <w:szCs w:val="20"/>
+          <w:lang w:eastAsia="en-IN"/>
+        </w:rPr>
+        <w:t>input.txt</w:t>
+      </w:r>
+      <w:r>
+        <w:rPr>
+          <w:rFonts w:ascii="Times New Roman" w:eastAsia="Times New Roman" w:hAnsi="Times New Roman" w:cs="Times New Roman"/>
+          <w:color w:val="FF0000"/>
+          <w:sz w:val="24"/>
+          <w:szCs w:val="24"/>
+          <w:lang w:eastAsia="en-IN"/>
+        </w:rPr>
+        <w:t xml:space="preserve">. </w:t>
+      </w:r>
+    </w:p>
+    <w:p>
+      <w:pPr>
+        <w:spacing w:after="0" w:line="240" w:lineRule="auto"/>
+        <w:rPr>
+          <w:rFonts w:ascii="Times New Roman" w:eastAsia="Times New Roman" w:hAnsi="Times New Roman" w:cs="Times New Roman"/>
+          <w:color w:val="FF0000"/>
+          <w:sz w:val="24"/>
+          <w:szCs w:val="24"/>
+          <w:lang w:eastAsia="en-IN"/>
+        </w:rPr>
+      </w:pPr>
+      <w:proofErr w:type="gramStart"/>
+      <w:r>
+        <w:rPr>
+          <w:rFonts w:ascii="Times New Roman" w:eastAsia="Times New Roman" w:hAnsi="Symbol" w:cs="Times New Roman"/>
+          <w:color w:val="FF0000"/>
+          <w:sz w:val="24"/>
+          <w:szCs w:val="24"/>
+          <w:lang w:eastAsia="en-IN"/>
+        </w:rPr>
+        <w:t></w:t>
+      </w:r>
+      <w:r>
+        <w:rPr>
+          <w:rFonts w:ascii="Times New Roman" w:eastAsia="Times New Roman" w:hAnsi="Times New Roman" w:cs="Times New Roman"/>
+          <w:color w:val="FF0000"/>
+          <w:sz w:val="24"/>
+          <w:szCs w:val="24"/>
+          <w:lang w:eastAsia="en-IN"/>
+        </w:rPr>
+        <w:t xml:space="preserve">  Sends</w:t>
+      </w:r>
+      <w:proofErr w:type="gramEnd"/>
+      <w:r>
+        <w:rPr>
+          <w:rFonts w:ascii="Times New Roman" w:eastAsia="Times New Roman" w:hAnsi="Times New Roman" w:cs="Times New Roman"/>
+          <w:color w:val="FF0000"/>
+          <w:sz w:val="24"/>
+          <w:szCs w:val="24"/>
+          <w:lang w:eastAsia="en-IN"/>
+        </w:rPr>
+        <w:t xml:space="preserve"> that chunk directly to </w:t>
+      </w:r>
+      <w:r>
+        <w:rPr>
+          <w:rFonts w:ascii="Courier New" w:eastAsia="Times New Roman" w:hAnsi="Courier New" w:cs="Courier New"/>
+          <w:color w:val="FF0000"/>
+          <w:sz w:val="20"/>
+          <w:szCs w:val="20"/>
+          <w:lang w:eastAsia="en-IN"/>
+        </w:rPr>
+        <w:t>output.txt</w:t>
+      </w:r>
+      <w:r>
+        <w:rPr>
+          <w:rFonts w:ascii="Times New Roman" w:eastAsia="Times New Roman" w:hAnsi="Times New Roman" w:cs="Times New Roman"/>
+          <w:color w:val="FF0000"/>
+          <w:sz w:val="24"/>
+          <w:szCs w:val="24"/>
+          <w:lang w:eastAsia="en-IN"/>
+        </w:rPr>
+        <w:t xml:space="preserve">. </w:t>
+      </w:r>
+    </w:p>
+    <w:p>
+      <w:pPr>
+        <w:spacing w:after="0" w:line="240" w:lineRule="auto"/>
+        <w:rPr>
+          <w:rFonts w:ascii="Times New Roman" w:eastAsia="Times New Roman" w:hAnsi="Times New Roman" w:cs="Times New Roman"/>
+          <w:color w:val="FF0000"/>
+          <w:sz w:val="24"/>
+          <w:szCs w:val="24"/>
+          <w:lang w:eastAsia="en-IN"/>
+        </w:rPr>
+      </w:pPr>
+      <w:proofErr w:type="gramStart"/>
+      <w:r>
+        <w:rPr>
+          <w:rFonts w:ascii="Times New Roman" w:eastAsia="Times New Roman" w:hAnsi="Symbol" w:cs="Times New Roman"/>
+          <w:color w:val="FF0000"/>
+          <w:sz w:val="24"/>
+          <w:szCs w:val="24"/>
+          <w:lang w:eastAsia="en-IN"/>
+        </w:rPr>
+        <w:t></w:t>
+      </w:r>
+      <w:r>
+        <w:rPr>
+          <w:rFonts w:ascii="Times New Roman" w:eastAsia="Times New Roman" w:hAnsi="Times New Roman" w:cs="Times New Roman"/>
+          <w:color w:val="FF0000"/>
+          <w:sz w:val="24"/>
+          <w:szCs w:val="24"/>
+          <w:lang w:eastAsia="en-IN"/>
+        </w:rPr>
+        <w:t xml:space="preserve">  Continues</w:t>
+      </w:r>
+      <w:proofErr w:type="gramEnd"/>
+      <w:r>
+        <w:rPr>
+          <w:rFonts w:ascii="Times New Roman" w:eastAsia="Times New Roman" w:hAnsi="Times New Roman" w:cs="Times New Roman"/>
+          <w:color w:val="FF0000"/>
+          <w:sz w:val="24"/>
+          <w:szCs w:val="24"/>
+          <w:lang w:eastAsia="en-IN"/>
+        </w:rPr>
+        <w:t xml:space="preserve"> until the entire file is copied. </w:t>
+      </w:r>
+    </w:p>
+    <w:p>
+      <w:pPr>
+        <w:rPr>
+          <w:color w:val="FF0000"/>
+        </w:rPr>
+      </w:pPr>
+      <w:proofErr w:type="gramStart"/>
+      <w:r>
+        <w:rPr>
+          <w:rFonts w:ascii="Times New Roman" w:eastAsia="Times New Roman" w:hAnsi="Symbol" w:cs="Times New Roman"/>
+          <w:color w:val="FF0000"/>
+          <w:sz w:val="24"/>
+          <w:szCs w:val="24"/>
+          <w:lang w:eastAsia="en-IN"/>
+        </w:rPr>
+        <w:t></w:t>
+      </w:r>
+      <w:r>
+        <w:rPr>
+          <w:rFonts w:ascii="Times New Roman" w:eastAsia="Times New Roman" w:hAnsi="Times New Roman" w:cs="Times New Roman"/>
+          <w:color w:val="FF0000"/>
+          <w:sz w:val="24"/>
+          <w:szCs w:val="24"/>
+          <w:lang w:eastAsia="en-IN"/>
+        </w:rPr>
+        <w:t xml:space="preserve">  Closes</w:t>
+      </w:r>
+      <w:proofErr w:type="gramEnd"/>
+      <w:r>
+        <w:rPr>
+          <w:rFonts w:ascii="Times New Roman" w:eastAsia="Times New Roman" w:hAnsi="Times New Roman" w:cs="Times New Roman"/>
+          <w:color w:val="FF0000"/>
+          <w:sz w:val="24"/>
+          <w:szCs w:val="24"/>
+          <w:lang w:eastAsia="en-IN"/>
+        </w:rPr>
+        <w:t xml:space="preserve"> the writable stream when reading is complete.</w:t>
       </w:r>
     </w:p>
     <w:p>
@@ -8064,6 +9282,7 @@
           <w:rFonts w:ascii="Calibri Light" w:hAnsi="Calibri Light" w:cs="Calibri Light"/>
           <w:sz w:val="22"/>
         </w:rPr>
+        <w:lastRenderedPageBreak/>
         <w:t>🟢</w:t>
       </w:r>
       <w:r>
@@ -8664,7 +9883,6 @@
           <w:bCs w:val="0"/>
           <w:sz w:val="20"/>
         </w:rPr>
-        <w:lastRenderedPageBreak/>
         <w:t>Q6. Hello World in Node.js</w:t>
       </w:r>
     </w:p>
@@ -8759,7 +9977,7 @@
           <w:sz w:val="18"/>
         </w:rPr>
         <w:pict>
-          <v:rect id="_x0000_i1151" style="width:0;height:1.5pt" o:hralign="center" o:hrstd="t" o:hr="t" fillcolor="#a0a0a0" stroked="f"/>
+          <v:rect id="_x0000_i1025" style="width:0;height:1.5pt" o:hralign="center" o:hrstd="t" o:hr="t" fillcolor="#a0a0a0" stroked="f"/>
         </w:pict>
       </w:r>
     </w:p>
@@ -8776,6 +9994,7 @@
           <w:b w:val="0"/>
           <w:bCs w:val="0"/>
           <w:sz w:val="20"/>
+          <w:highlight w:val="yellow"/>
         </w:rPr>
         <w:t>Q7. Synchronous vs Asynchronous Programming</w:t>
       </w:r>
@@ -8901,7 +10120,9 @@
           <w:b w:val="0"/>
           <w:bCs w:val="0"/>
           <w:sz w:val="20"/>
-        </w:rPr>
+          <w:highlight w:val="yellow"/>
+        </w:rPr>
+        <w:lastRenderedPageBreak/>
         <w:t>Q8. How Node.js achieves asynchronous programming</w:t>
       </w:r>
     </w:p>
@@ -9025,15 +10246,19 @@
       <w:pPr>
         <w:pStyle w:val="Heading3"/>
         <w:rPr>
-          <w:sz w:val="20"/>
-        </w:rPr>
-      </w:pPr>
-      <w:r>
-        <w:rPr>
           <w:rStyle w:val="Strong"/>
           <w:b w:val="0"/>
           <w:bCs w:val="0"/>
           <w:sz w:val="20"/>
+        </w:rPr>
+      </w:pPr>
+      <w:r>
+        <w:rPr>
+          <w:rStyle w:val="Strong"/>
+          <w:b w:val="0"/>
+          <w:bCs w:val="0"/>
+          <w:sz w:val="20"/>
+          <w:highlight w:val="yellow"/>
         </w:rPr>
         <w:t xml:space="preserve">Q9. Event Loop (Important </w:t>
       </w:r>
@@ -9044,6 +10269,7 @@
           <w:b w:val="0"/>
           <w:bCs w:val="0"/>
           <w:sz w:val="20"/>
+          <w:highlight w:val="yellow"/>
         </w:rPr>
         <w:t>⭐</w:t>
       </w:r>
@@ -9053,8 +10279,681 @@
           <w:b w:val="0"/>
           <w:bCs w:val="0"/>
           <w:sz w:val="20"/>
+          <w:highlight w:val="yellow"/>
         </w:rPr>
         <w:t>)</w:t>
+      </w:r>
+    </w:p>
+    <w:p>
+      <w:pPr>
+        <w:pStyle w:val="Heading1"/>
+        <w:rPr>
+          <w:sz w:val="22"/>
+        </w:rPr>
+      </w:pPr>
+      <w:r>
+        <w:rPr>
+          <w:sz w:val="22"/>
+        </w:rPr>
+        <w:t xml:space="preserve">Why </w:t>
+      </w:r>
+      <w:proofErr w:type="gramStart"/>
+      <w:r>
+        <w:rPr>
+          <w:sz w:val="22"/>
+        </w:rPr>
+        <w:t>is the Event Loop needed</w:t>
+      </w:r>
+      <w:proofErr w:type="gramEnd"/>
+      <w:r>
+        <w:rPr>
+          <w:sz w:val="22"/>
+        </w:rPr>
+        <w:t>?</w:t>
+      </w:r>
+    </w:p>
+    <w:p>
+      <w:pPr>
+        <w:pStyle w:val="NormalWeb"/>
+        <w:rPr>
+          <w:sz w:val="20"/>
+        </w:rPr>
+      </w:pPr>
+      <w:r>
+        <w:rPr>
+          <w:sz w:val="20"/>
+        </w:rPr>
+        <w:t xml:space="preserve">JavaScript is </w:t>
+      </w:r>
+      <w:r>
+        <w:rPr>
+          <w:rStyle w:val="Strong"/>
+          <w:rFonts w:eastAsiaTheme="majorEastAsia"/>
+          <w:sz w:val="20"/>
+        </w:rPr>
+        <w:t>single-threaded</w:t>
+      </w:r>
+      <w:r>
+        <w:rPr>
+          <w:sz w:val="20"/>
+        </w:rPr>
+        <w:t xml:space="preserve">, so it can execute only </w:t>
+      </w:r>
+      <w:r>
+        <w:rPr>
+          <w:rStyle w:val="Strong"/>
+          <w:rFonts w:eastAsiaTheme="majorEastAsia"/>
+          <w:sz w:val="20"/>
+        </w:rPr>
+        <w:t>one task at a time</w:t>
+      </w:r>
+      <w:r>
+        <w:rPr>
+          <w:sz w:val="20"/>
+        </w:rPr>
+        <w:t>.</w:t>
+      </w:r>
+    </w:p>
+    <w:p>
+      <w:pPr>
+        <w:pStyle w:val="NormalWeb"/>
+        <w:rPr>
+          <w:sz w:val="20"/>
+        </w:rPr>
+      </w:pPr>
+      <w:r>
+        <w:rPr>
+          <w:sz w:val="20"/>
+        </w:rPr>
+        <w:t>Suppose you write:</w:t>
+      </w:r>
+    </w:p>
+    <w:p>
+      <w:pPr>
+        <w:pStyle w:val="HTMLPreformatted"/>
+        <w:rPr>
+          <w:sz w:val="16"/>
+        </w:rPr>
+      </w:pPr>
+      <w:proofErr w:type="spellStart"/>
+      <w:proofErr w:type="gramStart"/>
+      <w:r>
+        <w:rPr>
+          <w:rStyle w:val="g"/>
+          <w:sz w:val="16"/>
+        </w:rPr>
+        <w:t>const</w:t>
+      </w:r>
+      <w:proofErr w:type="spellEnd"/>
+      <w:proofErr w:type="gramEnd"/>
+      <w:r>
+        <w:rPr>
+          <w:rStyle w:val="HTMLCode"/>
+          <w:sz w:val="16"/>
+        </w:rPr>
+        <w:t xml:space="preserve"> </w:t>
+      </w:r>
+      <w:r>
+        <w:rPr>
+          <w:rStyle w:val="m"/>
+          <w:sz w:val="16"/>
+        </w:rPr>
+        <w:t>fs</w:t>
+      </w:r>
+      <w:r>
+        <w:rPr>
+          <w:rStyle w:val="HTMLCode"/>
+          <w:sz w:val="16"/>
+        </w:rPr>
+        <w:t xml:space="preserve"> </w:t>
+      </w:r>
+      <w:r>
+        <w:rPr>
+          <w:rStyle w:val="g"/>
+          <w:sz w:val="16"/>
+        </w:rPr>
+        <w:t>=</w:t>
+      </w:r>
+      <w:r>
+        <w:rPr>
+          <w:rStyle w:val="HTMLCode"/>
+          <w:sz w:val="16"/>
+        </w:rPr>
+        <w:t xml:space="preserve"> </w:t>
+      </w:r>
+      <w:r>
+        <w:rPr>
+          <w:rStyle w:val="m"/>
+          <w:sz w:val="16"/>
+        </w:rPr>
+        <w:t>require</w:t>
+      </w:r>
+      <w:r>
+        <w:rPr>
+          <w:rStyle w:val="HTMLCode"/>
+          <w:sz w:val="16"/>
+        </w:rPr>
+        <w:t>(</w:t>
+      </w:r>
+      <w:r>
+        <w:rPr>
+          <w:rStyle w:val="k"/>
+          <w:sz w:val="16"/>
+        </w:rPr>
+        <w:t>"fs"</w:t>
+      </w:r>
+      <w:r>
+        <w:rPr>
+          <w:rStyle w:val="HTMLCode"/>
+          <w:sz w:val="16"/>
+        </w:rPr>
+        <w:t>);</w:t>
+      </w:r>
+      <w:r>
+        <w:rPr>
+          <w:sz w:val="16"/>
+        </w:rPr>
+        <w:br/>
+      </w:r>
+      <w:r>
+        <w:rPr>
+          <w:sz w:val="16"/>
+        </w:rPr>
+        <w:br/>
+      </w:r>
+      <w:r>
+        <w:rPr>
+          <w:rStyle w:val="m"/>
+          <w:sz w:val="16"/>
+        </w:rPr>
+        <w:t>console</w:t>
+      </w:r>
+      <w:r>
+        <w:rPr>
+          <w:rStyle w:val="g"/>
+          <w:sz w:val="16"/>
+        </w:rPr>
+        <w:t>.</w:t>
+      </w:r>
+      <w:r>
+        <w:rPr>
+          <w:rStyle w:val="HTMLCode"/>
+          <w:sz w:val="16"/>
+        </w:rPr>
+        <w:t>log(</w:t>
+      </w:r>
+      <w:r>
+        <w:rPr>
+          <w:rStyle w:val="k"/>
+          <w:sz w:val="16"/>
+        </w:rPr>
+        <w:t>"Start"</w:t>
+      </w:r>
+      <w:r>
+        <w:rPr>
+          <w:rStyle w:val="HTMLCode"/>
+          <w:sz w:val="16"/>
+        </w:rPr>
+        <w:t>);</w:t>
+      </w:r>
+      <w:r>
+        <w:rPr>
+          <w:sz w:val="16"/>
+        </w:rPr>
+        <w:br/>
+      </w:r>
+      <w:r>
+        <w:rPr>
+          <w:sz w:val="16"/>
+        </w:rPr>
+        <w:br/>
+      </w:r>
+      <w:proofErr w:type="spellStart"/>
+      <w:r>
+        <w:rPr>
+          <w:rStyle w:val="m"/>
+          <w:sz w:val="16"/>
+        </w:rPr>
+        <w:t>fs</w:t>
+      </w:r>
+      <w:r>
+        <w:rPr>
+          <w:rStyle w:val="g"/>
+          <w:sz w:val="16"/>
+        </w:rPr>
+        <w:t>.</w:t>
+      </w:r>
+      <w:r>
+        <w:rPr>
+          <w:rStyle w:val="HTMLCode"/>
+          <w:sz w:val="16"/>
+        </w:rPr>
+        <w:t>readFile</w:t>
+      </w:r>
+      <w:proofErr w:type="spellEnd"/>
+      <w:r>
+        <w:rPr>
+          <w:rStyle w:val="HTMLCode"/>
+          <w:sz w:val="16"/>
+        </w:rPr>
+        <w:t>(</w:t>
+      </w:r>
+      <w:r>
+        <w:rPr>
+          <w:rStyle w:val="k"/>
+          <w:sz w:val="16"/>
+        </w:rPr>
+        <w:t>"file.txt"</w:t>
+      </w:r>
+      <w:r>
+        <w:rPr>
+          <w:rStyle w:val="HTMLCode"/>
+          <w:sz w:val="16"/>
+        </w:rPr>
+        <w:t xml:space="preserve">, </w:t>
+      </w:r>
+      <w:r>
+        <w:rPr>
+          <w:rStyle w:val="k"/>
+          <w:sz w:val="16"/>
+        </w:rPr>
+        <w:t>"utf8"</w:t>
+      </w:r>
+      <w:r>
+        <w:rPr>
+          <w:rStyle w:val="HTMLCode"/>
+          <w:sz w:val="16"/>
+        </w:rPr>
+        <w:t>, (</w:t>
+      </w:r>
+      <w:r>
+        <w:rPr>
+          <w:rStyle w:val="m"/>
+          <w:sz w:val="16"/>
+        </w:rPr>
+        <w:t>err</w:t>
+      </w:r>
+      <w:r>
+        <w:rPr>
+          <w:rStyle w:val="HTMLCode"/>
+          <w:sz w:val="16"/>
+        </w:rPr>
+        <w:t xml:space="preserve">, </w:t>
+      </w:r>
+      <w:r>
+        <w:rPr>
+          <w:rStyle w:val="m"/>
+          <w:sz w:val="16"/>
+        </w:rPr>
+        <w:t>data</w:t>
+      </w:r>
+      <w:r>
+        <w:rPr>
+          <w:rStyle w:val="HTMLCode"/>
+          <w:sz w:val="16"/>
+        </w:rPr>
+        <w:t>) =&gt; {</w:t>
+      </w:r>
+      <w:r>
+        <w:rPr>
+          <w:sz w:val="16"/>
+        </w:rPr>
+        <w:br/>
+      </w:r>
+      <w:r>
+        <w:rPr>
+          <w:rStyle w:val="HTMLCode"/>
+          <w:sz w:val="16"/>
+        </w:rPr>
+        <w:t xml:space="preserve">    </w:t>
+      </w:r>
+      <w:r>
+        <w:rPr>
+          <w:rStyle w:val="m"/>
+          <w:sz w:val="16"/>
+        </w:rPr>
+        <w:t>console</w:t>
+      </w:r>
+      <w:r>
+        <w:rPr>
+          <w:rStyle w:val="g"/>
+          <w:sz w:val="16"/>
+        </w:rPr>
+        <w:t>.</w:t>
+      </w:r>
+      <w:r>
+        <w:rPr>
+          <w:rStyle w:val="HTMLCode"/>
+          <w:sz w:val="16"/>
+        </w:rPr>
+        <w:t>log(</w:t>
+      </w:r>
+      <w:r>
+        <w:rPr>
+          <w:rStyle w:val="m"/>
+          <w:sz w:val="16"/>
+        </w:rPr>
+        <w:t>data</w:t>
+      </w:r>
+      <w:r>
+        <w:rPr>
+          <w:rStyle w:val="HTMLCode"/>
+          <w:sz w:val="16"/>
+        </w:rPr>
+        <w:t>);</w:t>
+      </w:r>
+      <w:r>
+        <w:rPr>
+          <w:sz w:val="16"/>
+        </w:rPr>
+        <w:br/>
+      </w:r>
+      <w:r>
+        <w:rPr>
+          <w:rStyle w:val="HTMLCode"/>
+          <w:sz w:val="16"/>
+        </w:rPr>
+        <w:t>});</w:t>
+      </w:r>
+      <w:r>
+        <w:rPr>
+          <w:sz w:val="16"/>
+        </w:rPr>
+        <w:br/>
+      </w:r>
+      <w:r>
+        <w:rPr>
+          <w:sz w:val="16"/>
+        </w:rPr>
+        <w:br/>
+      </w:r>
+      <w:r>
+        <w:rPr>
+          <w:rStyle w:val="m"/>
+          <w:sz w:val="16"/>
+        </w:rPr>
+        <w:t>console</w:t>
+      </w:r>
+      <w:r>
+        <w:rPr>
+          <w:rStyle w:val="g"/>
+          <w:sz w:val="16"/>
+        </w:rPr>
+        <w:t>.</w:t>
+      </w:r>
+      <w:r>
+        <w:rPr>
+          <w:rStyle w:val="HTMLCode"/>
+          <w:sz w:val="16"/>
+        </w:rPr>
+        <w:t>log(</w:t>
+      </w:r>
+      <w:r>
+        <w:rPr>
+          <w:rStyle w:val="k"/>
+          <w:sz w:val="16"/>
+        </w:rPr>
+        <w:t>"End"</w:t>
+      </w:r>
+      <w:r>
+        <w:rPr>
+          <w:rStyle w:val="HTMLCode"/>
+          <w:sz w:val="16"/>
+        </w:rPr>
+        <w:t>);</w:t>
+      </w:r>
+    </w:p>
+    <w:p>
+      <w:pPr>
+        <w:pStyle w:val="NormalWeb"/>
+        <w:rPr>
+          <w:sz w:val="20"/>
+        </w:rPr>
+      </w:pPr>
+      <w:r>
+        <w:rPr>
+          <w:sz w:val="20"/>
+        </w:rPr>
+        <w:t xml:space="preserve">If Node.js waited for </w:t>
+      </w:r>
+      <w:proofErr w:type="spellStart"/>
+      <w:proofErr w:type="gramStart"/>
+      <w:r>
+        <w:rPr>
+          <w:rStyle w:val="HTMLCode"/>
+          <w:sz w:val="16"/>
+        </w:rPr>
+        <w:t>readFile</w:t>
+      </w:r>
+      <w:proofErr w:type="spellEnd"/>
+      <w:r>
+        <w:rPr>
+          <w:rStyle w:val="HTMLCode"/>
+          <w:sz w:val="16"/>
+        </w:rPr>
+        <w:t>(</w:t>
+      </w:r>
+      <w:proofErr w:type="gramEnd"/>
+      <w:r>
+        <w:rPr>
+          <w:rStyle w:val="HTMLCode"/>
+          <w:sz w:val="16"/>
+        </w:rPr>
+        <w:t>)</w:t>
+      </w:r>
+      <w:r>
+        <w:rPr>
+          <w:sz w:val="20"/>
+        </w:rPr>
+        <w:t>, the application would stop until the file was read.</w:t>
+      </w:r>
+    </w:p>
+    <w:p>
+      <w:pPr>
+        <w:pStyle w:val="NormalWeb"/>
+        <w:rPr>
+          <w:sz w:val="20"/>
+        </w:rPr>
+      </w:pPr>
+      <w:r>
+        <w:rPr>
+          <w:sz w:val="20"/>
+        </w:rPr>
+        <w:t>Instead:</w:t>
+      </w:r>
+    </w:p>
+    <w:p>
+      <w:pPr>
+        <w:numPr>
+          <w:ilvl w:val="0"/>
+          <w:numId w:val="43"/>
+        </w:numPr>
+        <w:spacing w:before="100" w:beforeAutospacing="1" w:after="100" w:afterAutospacing="1" w:line="240" w:lineRule="auto"/>
+        <w:rPr>
+          <w:sz w:val="18"/>
+        </w:rPr>
+      </w:pPr>
+      <w:r>
+        <w:rPr>
+          <w:sz w:val="18"/>
+        </w:rPr>
+        <w:t xml:space="preserve">Node.js starts </w:t>
+      </w:r>
+      <w:proofErr w:type="spellStart"/>
+      <w:proofErr w:type="gramStart"/>
+      <w:r>
+        <w:rPr>
+          <w:rStyle w:val="HTMLCode"/>
+          <w:rFonts w:eastAsiaTheme="minorHAnsi"/>
+          <w:sz w:val="16"/>
+        </w:rPr>
+        <w:t>readFile</w:t>
+      </w:r>
+      <w:proofErr w:type="spellEnd"/>
+      <w:r>
+        <w:rPr>
+          <w:rStyle w:val="HTMLCode"/>
+          <w:rFonts w:eastAsiaTheme="minorHAnsi"/>
+          <w:sz w:val="16"/>
+        </w:rPr>
+        <w:t>(</w:t>
+      </w:r>
+      <w:proofErr w:type="gramEnd"/>
+      <w:r>
+        <w:rPr>
+          <w:rStyle w:val="HTMLCode"/>
+          <w:rFonts w:eastAsiaTheme="minorHAnsi"/>
+          <w:sz w:val="16"/>
+        </w:rPr>
+        <w:t>)</w:t>
+      </w:r>
+      <w:r>
+        <w:rPr>
+          <w:sz w:val="18"/>
+        </w:rPr>
+        <w:t xml:space="preserve">. </w:t>
+      </w:r>
+    </w:p>
+    <w:p>
+      <w:pPr>
+        <w:numPr>
+          <w:ilvl w:val="0"/>
+          <w:numId w:val="43"/>
+        </w:numPr>
+        <w:spacing w:before="100" w:beforeAutospacing="1" w:after="100" w:afterAutospacing="1" w:line="240" w:lineRule="auto"/>
+        <w:rPr>
+          <w:sz w:val="18"/>
+        </w:rPr>
+      </w:pPr>
+      <w:r>
+        <w:rPr>
+          <w:sz w:val="18"/>
+        </w:rPr>
+        <w:t>Delegates it to the OS/</w:t>
+      </w:r>
+      <w:proofErr w:type="spellStart"/>
+      <w:r>
+        <w:rPr>
+          <w:sz w:val="18"/>
+        </w:rPr>
+        <w:t>libuv</w:t>
+      </w:r>
+      <w:proofErr w:type="spellEnd"/>
+      <w:r>
+        <w:rPr>
+          <w:sz w:val="18"/>
+        </w:rPr>
+        <w:t xml:space="preserve">. </w:t>
+      </w:r>
+    </w:p>
+    <w:p>
+      <w:pPr>
+        <w:numPr>
+          <w:ilvl w:val="0"/>
+          <w:numId w:val="43"/>
+        </w:numPr>
+        <w:spacing w:before="100" w:beforeAutospacing="1" w:after="100" w:afterAutospacing="1" w:line="240" w:lineRule="auto"/>
+        <w:rPr>
+          <w:sz w:val="18"/>
+        </w:rPr>
+      </w:pPr>
+      <w:r>
+        <w:rPr>
+          <w:sz w:val="18"/>
+        </w:rPr>
+        <w:t xml:space="preserve">Continues executing the next line. </w:t>
+      </w:r>
+    </w:p>
+    <w:p>
+      <w:pPr>
+        <w:numPr>
+          <w:ilvl w:val="0"/>
+          <w:numId w:val="43"/>
+        </w:numPr>
+        <w:spacing w:before="100" w:beforeAutospacing="1" w:after="100" w:afterAutospacing="1" w:line="240" w:lineRule="auto"/>
+        <w:rPr>
+          <w:sz w:val="18"/>
+        </w:rPr>
+      </w:pPr>
+      <w:r>
+        <w:rPr>
+          <w:sz w:val="18"/>
+        </w:rPr>
+        <w:t xml:space="preserve">When the file is ready, the </w:t>
+      </w:r>
+      <w:proofErr w:type="spellStart"/>
+      <w:r>
+        <w:rPr>
+          <w:sz w:val="18"/>
+        </w:rPr>
+        <w:t>callback</w:t>
+      </w:r>
+      <w:proofErr w:type="spellEnd"/>
+      <w:r>
+        <w:rPr>
+          <w:sz w:val="18"/>
+        </w:rPr>
+        <w:t xml:space="preserve"> </w:t>
+      </w:r>
+      <w:proofErr w:type="gramStart"/>
+      <w:r>
+        <w:rPr>
+          <w:sz w:val="18"/>
+        </w:rPr>
+        <w:t>is placed</w:t>
+      </w:r>
+      <w:proofErr w:type="gramEnd"/>
+      <w:r>
+        <w:rPr>
+          <w:sz w:val="18"/>
+        </w:rPr>
+        <w:t xml:space="preserve"> in the </w:t>
+      </w:r>
+      <w:proofErr w:type="spellStart"/>
+      <w:r>
+        <w:rPr>
+          <w:sz w:val="18"/>
+        </w:rPr>
+        <w:t>Callback</w:t>
+      </w:r>
+      <w:proofErr w:type="spellEnd"/>
+      <w:r>
+        <w:rPr>
+          <w:sz w:val="18"/>
+        </w:rPr>
+        <w:t xml:space="preserve"> Queue. </w:t>
+      </w:r>
+    </w:p>
+    <w:p>
+      <w:pPr>
+        <w:numPr>
+          <w:ilvl w:val="0"/>
+          <w:numId w:val="43"/>
+        </w:numPr>
+        <w:spacing w:before="100" w:beforeAutospacing="1" w:after="100" w:afterAutospacing="1" w:line="240" w:lineRule="auto"/>
+        <w:rPr>
+          <w:sz w:val="18"/>
+        </w:rPr>
+      </w:pPr>
+      <w:r>
+        <w:rPr>
+          <w:sz w:val="18"/>
+        </w:rPr>
+        <w:t xml:space="preserve">The Event Loop later executes the </w:t>
+      </w:r>
+      <w:proofErr w:type="spellStart"/>
+      <w:r>
+        <w:rPr>
+          <w:sz w:val="18"/>
+        </w:rPr>
+        <w:t>callback</w:t>
+      </w:r>
+      <w:proofErr w:type="spellEnd"/>
+      <w:r>
+        <w:rPr>
+          <w:sz w:val="18"/>
+        </w:rPr>
+        <w:t>.</w:t>
       </w:r>
     </w:p>
     <w:p>
@@ -9147,6 +11046,7 @@
           <w:b w:val="0"/>
           <w:bCs w:val="0"/>
           <w:sz w:val="20"/>
+          <w:highlight w:val="yellow"/>
         </w:rPr>
         <w:t xml:space="preserve">Q10. </w:t>
       </w:r>
@@ -9157,6 +11057,7 @@
           <w:b w:val="0"/>
           <w:bCs w:val="0"/>
           <w:sz w:val="20"/>
+          <w:highlight w:val="yellow"/>
         </w:rPr>
         <w:t>Callback</w:t>
       </w:r>
@@ -9167,6 +11068,7 @@
           <w:b w:val="0"/>
           <w:bCs w:val="0"/>
           <w:sz w:val="20"/>
+          <w:highlight w:val="yellow"/>
         </w:rPr>
         <w:t xml:space="preserve"> Hell</w:t>
       </w:r>
@@ -9286,6 +11188,7 @@
           <w:b w:val="0"/>
           <w:bCs w:val="0"/>
           <w:sz w:val="20"/>
+          <w:highlight w:val="yellow"/>
         </w:rPr>
         <w:t>Q11. What are Promises?</w:t>
       </w:r>
@@ -9344,6 +11247,7 @@
         <w:rPr>
           <w:sz w:val="20"/>
         </w:rPr>
+        <w:lastRenderedPageBreak/>
         <w:t>Fulfilled</w:t>
       </w:r>
     </w:p>
@@ -9406,8 +11310,8 @@
           <w:b w:val="0"/>
           <w:bCs w:val="0"/>
           <w:sz w:val="20"/>
-        </w:rPr>
-        <w:lastRenderedPageBreak/>
+          <w:highlight w:val="yellow"/>
+        </w:rPr>
         <w:t xml:space="preserve">Q12. </w:t>
       </w:r>
       <w:proofErr w:type="spellStart"/>
@@ -9417,6 +11321,7 @@
           <w:b w:val="0"/>
           <w:bCs w:val="0"/>
           <w:sz w:val="20"/>
+          <w:highlight w:val="yellow"/>
         </w:rPr>
         <w:t>Async</w:t>
       </w:r>
@@ -9427,6 +11332,7 @@
           <w:b w:val="0"/>
           <w:bCs w:val="0"/>
           <w:sz w:val="20"/>
+          <w:highlight w:val="yellow"/>
         </w:rPr>
         <w:t>/Await</w:t>
       </w:r>
@@ -9532,6 +11438,7 @@
           <w:b w:val="0"/>
           <w:bCs w:val="0"/>
           <w:sz w:val="20"/>
+          <w:highlight w:val="yellow"/>
         </w:rPr>
         <w:t xml:space="preserve">Q13. What is </w:t>
       </w:r>
@@ -9542,6 +11449,7 @@
           <w:b w:val="0"/>
           <w:bCs w:val="0"/>
           <w:sz w:val="20"/>
+          <w:highlight w:val="yellow"/>
         </w:rPr>
         <w:t>package.json</w:t>
       </w:r>
@@ -9552,6 +11460,7 @@
           <w:b w:val="0"/>
           <w:bCs w:val="0"/>
           <w:sz w:val="20"/>
+          <w:highlight w:val="yellow"/>
         </w:rPr>
         <w:t>?</w:t>
       </w:r>
@@ -9670,6 +11579,7 @@
           <w:b w:val="0"/>
           <w:bCs w:val="0"/>
           <w:sz w:val="20"/>
+          <w:highlight w:val="yellow"/>
         </w:rPr>
         <w:t>Q14. Built-in modules in Node.js</w:t>
       </w:r>
@@ -10125,6 +12035,7 @@
           <w:bCs w:val="0"/>
           <w:sz w:val="20"/>
         </w:rPr>
+        <w:lastRenderedPageBreak/>
         <w:t>Q19. Role of Event Module</w:t>
       </w:r>
     </w:p>
@@ -10188,7 +12099,6 @@
         <w:rPr>
           <w:sz w:val="20"/>
         </w:rPr>
-        <w:lastRenderedPageBreak/>
         <w:t>Emit events</w:t>
       </w:r>
     </w:p>
@@ -11125,6 +13035,7 @@
           <w:lang w:eastAsia="en-IN"/>
         </w:rPr>
       </w:pPr>
+      <w:proofErr w:type="gramStart"/>
       <w:r>
         <w:rPr>
           <w:rFonts w:ascii="Times New Roman" w:eastAsia="Times New Roman" w:hAnsi="Symbol" w:cs="Times New Roman"/>
@@ -11141,10 +13052,5270 @@
           <w:szCs w:val="24"/>
           <w:lang w:eastAsia="en-IN"/>
         </w:rPr>
-        <w:t xml:space="preserve">  How to deploy a Node.js app?</w:t>
+        <w:t xml:space="preserve">  How</w:t>
+      </w:r>
+      <w:proofErr w:type="gramEnd"/>
+      <w:r>
+        <w:rPr>
+          <w:rFonts w:ascii="Times New Roman" w:eastAsia="Times New Roman" w:hAnsi="Times New Roman" w:cs="Times New Roman"/>
+          <w:sz w:val="20"/>
+          <w:szCs w:val="24"/>
+          <w:lang w:eastAsia="en-IN"/>
+        </w:rPr>
+        <w:t xml:space="preserve"> to deploy a Node.js app?</w:t>
+      </w:r>
+    </w:p>
+    <w:p>
+      <w:pPr>
+        <w:spacing w:before="100" w:beforeAutospacing="1" w:after="100" w:afterAutospacing="1" w:line="240" w:lineRule="auto"/>
+      </w:pPr>
+      <w:r>
+        <w:lastRenderedPageBreak/>
+        <w:t xml:space="preserve">Node.js itself does not provide features like routing or middleware. Express </w:t>
+      </w:r>
+      <w:proofErr w:type="gramStart"/>
+      <w:r>
+        <w:t>doesn't</w:t>
+      </w:r>
+      <w:proofErr w:type="gramEnd"/>
+      <w:r>
+        <w:t xml:space="preserve"> add these features to Node.js internally—it builds them on top of Node.js by using the </w:t>
+      </w:r>
+      <w:r>
+        <w:rPr>
+          <w:rStyle w:val="HTMLCode"/>
+          <w:rFonts w:eastAsiaTheme="minorHAnsi"/>
+        </w:rPr>
+        <w:t>http</w:t>
+      </w:r>
+      <w:r>
+        <w:t xml:space="preserve"> module.</w:t>
+      </w:r>
+    </w:p>
+    <w:p>
+      <w:pPr>
+        <w:spacing w:before="100" w:beforeAutospacing="1" w:after="100" w:afterAutospacing="1" w:line="240" w:lineRule="auto"/>
+        <w:outlineLvl w:val="0"/>
+        <w:rPr>
+          <w:rFonts w:ascii="Times New Roman" w:eastAsia="Times New Roman" w:hAnsi="Times New Roman" w:cs="Times New Roman"/>
+          <w:b/>
+          <w:bCs/>
+          <w:kern w:val="36"/>
+          <w:sz w:val="36"/>
+          <w:szCs w:val="48"/>
+          <w:lang w:eastAsia="en-IN"/>
+        </w:rPr>
+      </w:pPr>
+      <w:r>
+        <w:rPr>
+          <w:rFonts w:ascii="Times New Roman" w:eastAsia="Times New Roman" w:hAnsi="Times New Roman" w:cs="Times New Roman"/>
+          <w:b/>
+          <w:bCs/>
+          <w:kern w:val="36"/>
+          <w:sz w:val="36"/>
+          <w:szCs w:val="48"/>
+          <w:lang w:eastAsia="en-IN"/>
+        </w:rPr>
+        <w:t>Without Express</w:t>
+      </w:r>
+    </w:p>
+    <w:p>
+      <w:pPr>
+        <w:spacing w:before="100" w:beforeAutospacing="1" w:after="100" w:afterAutospacing="1" w:line="240" w:lineRule="auto"/>
+        <w:rPr>
+          <w:rFonts w:ascii="Times New Roman" w:eastAsia="Times New Roman" w:hAnsi="Times New Roman" w:cs="Times New Roman"/>
+          <w:sz w:val="18"/>
+          <w:szCs w:val="24"/>
+          <w:lang w:eastAsia="en-IN"/>
+        </w:rPr>
+      </w:pPr>
+      <w:r>
+        <w:rPr>
+          <w:rFonts w:ascii="Times New Roman" w:eastAsia="Times New Roman" w:hAnsi="Times New Roman" w:cs="Times New Roman"/>
+          <w:sz w:val="18"/>
+          <w:szCs w:val="24"/>
+          <w:lang w:eastAsia="en-IN"/>
+        </w:rPr>
+        <w:t>Node.js only provides a basic HTTP server.</w:t>
+      </w:r>
+    </w:p>
+    <w:p>
+      <w:pPr>
+        <w:tabs>
+          <w:tab w:val="left" w:pos="916"/>
+          <w:tab w:val="left" w:pos="1832"/>
+          <w:tab w:val="left" w:pos="2748"/>
+          <w:tab w:val="left" w:pos="3664"/>
+          <w:tab w:val="left" w:pos="4580"/>
+          <w:tab w:val="left" w:pos="5496"/>
+          <w:tab w:val="left" w:pos="6412"/>
+          <w:tab w:val="left" w:pos="7328"/>
+          <w:tab w:val="left" w:pos="8244"/>
+          <w:tab w:val="left" w:pos="9160"/>
+          <w:tab w:val="left" w:pos="10076"/>
+          <w:tab w:val="left" w:pos="10992"/>
+          <w:tab w:val="left" w:pos="11908"/>
+          <w:tab w:val="left" w:pos="12824"/>
+          <w:tab w:val="left" w:pos="13740"/>
+          <w:tab w:val="left" w:pos="14656"/>
+        </w:tabs>
+        <w:spacing w:after="0" w:line="240" w:lineRule="auto"/>
+        <w:rPr>
+          <w:rFonts w:ascii="Courier New" w:eastAsia="Times New Roman" w:hAnsi="Courier New" w:cs="Courier New"/>
+          <w:sz w:val="14"/>
+          <w:szCs w:val="20"/>
+          <w:lang w:eastAsia="en-IN"/>
+        </w:rPr>
+      </w:pPr>
+      <w:proofErr w:type="spellStart"/>
+      <w:proofErr w:type="gramStart"/>
+      <w:r>
+        <w:rPr>
+          <w:rFonts w:ascii="Courier New" w:eastAsia="Times New Roman" w:hAnsi="Courier New" w:cs="Courier New"/>
+          <w:sz w:val="14"/>
+          <w:szCs w:val="20"/>
+          <w:lang w:eastAsia="en-IN"/>
+        </w:rPr>
+        <w:t>const</w:t>
+      </w:r>
+      <w:proofErr w:type="spellEnd"/>
+      <w:proofErr w:type="gramEnd"/>
+      <w:r>
+        <w:rPr>
+          <w:rFonts w:ascii="Courier New" w:eastAsia="Times New Roman" w:hAnsi="Courier New" w:cs="Courier New"/>
+          <w:sz w:val="14"/>
+          <w:szCs w:val="20"/>
+          <w:lang w:eastAsia="en-IN"/>
+        </w:rPr>
+        <w:t xml:space="preserve"> http = require("http");</w:t>
+      </w:r>
+      <w:r>
+        <w:rPr>
+          <w:rFonts w:ascii="Courier New" w:eastAsia="Times New Roman" w:hAnsi="Courier New" w:cs="Courier New"/>
+          <w:sz w:val="14"/>
+          <w:szCs w:val="20"/>
+          <w:lang w:eastAsia="en-IN"/>
+        </w:rPr>
+        <w:br/>
+      </w:r>
+      <w:r>
+        <w:rPr>
+          <w:rFonts w:ascii="Courier New" w:eastAsia="Times New Roman" w:hAnsi="Courier New" w:cs="Courier New"/>
+          <w:sz w:val="14"/>
+          <w:szCs w:val="20"/>
+          <w:lang w:eastAsia="en-IN"/>
+        </w:rPr>
+        <w:br/>
+      </w:r>
+      <w:proofErr w:type="spellStart"/>
+      <w:r>
+        <w:rPr>
+          <w:rFonts w:ascii="Courier New" w:eastAsia="Times New Roman" w:hAnsi="Courier New" w:cs="Courier New"/>
+          <w:sz w:val="14"/>
+          <w:szCs w:val="20"/>
+          <w:lang w:eastAsia="en-IN"/>
+        </w:rPr>
+        <w:t>const</w:t>
+      </w:r>
+      <w:proofErr w:type="spellEnd"/>
+      <w:r>
+        <w:rPr>
+          <w:rFonts w:ascii="Courier New" w:eastAsia="Times New Roman" w:hAnsi="Courier New" w:cs="Courier New"/>
+          <w:sz w:val="14"/>
+          <w:szCs w:val="20"/>
+          <w:lang w:eastAsia="en-IN"/>
+        </w:rPr>
+        <w:t xml:space="preserve"> server = </w:t>
+      </w:r>
+      <w:proofErr w:type="spellStart"/>
+      <w:r>
+        <w:rPr>
+          <w:rFonts w:ascii="Courier New" w:eastAsia="Times New Roman" w:hAnsi="Courier New" w:cs="Courier New"/>
+          <w:sz w:val="14"/>
+          <w:szCs w:val="20"/>
+          <w:lang w:eastAsia="en-IN"/>
+        </w:rPr>
+        <w:t>http.createServer</w:t>
+      </w:r>
+      <w:proofErr w:type="spellEnd"/>
+      <w:r>
+        <w:rPr>
+          <w:rFonts w:ascii="Courier New" w:eastAsia="Times New Roman" w:hAnsi="Courier New" w:cs="Courier New"/>
+          <w:sz w:val="14"/>
+          <w:szCs w:val="20"/>
+          <w:lang w:eastAsia="en-IN"/>
+        </w:rPr>
+        <w:t>((</w:t>
+      </w:r>
+      <w:proofErr w:type="spellStart"/>
+      <w:r>
+        <w:rPr>
+          <w:rFonts w:ascii="Courier New" w:eastAsia="Times New Roman" w:hAnsi="Courier New" w:cs="Courier New"/>
+          <w:sz w:val="14"/>
+          <w:szCs w:val="20"/>
+          <w:lang w:eastAsia="en-IN"/>
+        </w:rPr>
+        <w:t>req</w:t>
+      </w:r>
+      <w:proofErr w:type="spellEnd"/>
+      <w:r>
+        <w:rPr>
+          <w:rFonts w:ascii="Courier New" w:eastAsia="Times New Roman" w:hAnsi="Courier New" w:cs="Courier New"/>
+          <w:sz w:val="14"/>
+          <w:szCs w:val="20"/>
+          <w:lang w:eastAsia="en-IN"/>
+        </w:rPr>
+        <w:t>, res) =&gt; {</w:t>
+      </w:r>
+      <w:r>
+        <w:rPr>
+          <w:rFonts w:ascii="Courier New" w:eastAsia="Times New Roman" w:hAnsi="Courier New" w:cs="Courier New"/>
+          <w:sz w:val="14"/>
+          <w:szCs w:val="20"/>
+          <w:lang w:eastAsia="en-IN"/>
+        </w:rPr>
+        <w:br/>
+      </w:r>
+      <w:r>
+        <w:rPr>
+          <w:rFonts w:ascii="Courier New" w:eastAsia="Times New Roman" w:hAnsi="Courier New" w:cs="Courier New"/>
+          <w:sz w:val="14"/>
+          <w:szCs w:val="20"/>
+          <w:lang w:eastAsia="en-IN"/>
+        </w:rPr>
+        <w:br/>
+        <w:t xml:space="preserve">    if (req.url === "/") {</w:t>
+      </w:r>
+      <w:r>
+        <w:rPr>
+          <w:rFonts w:ascii="Courier New" w:eastAsia="Times New Roman" w:hAnsi="Courier New" w:cs="Courier New"/>
+          <w:sz w:val="14"/>
+          <w:szCs w:val="20"/>
+          <w:lang w:eastAsia="en-IN"/>
+        </w:rPr>
+        <w:br/>
+        <w:t xml:space="preserve">        </w:t>
+      </w:r>
+      <w:proofErr w:type="spellStart"/>
+      <w:r>
+        <w:rPr>
+          <w:rFonts w:ascii="Courier New" w:eastAsia="Times New Roman" w:hAnsi="Courier New" w:cs="Courier New"/>
+          <w:sz w:val="14"/>
+          <w:szCs w:val="20"/>
+          <w:lang w:eastAsia="en-IN"/>
+        </w:rPr>
+        <w:t>res.end</w:t>
+      </w:r>
+      <w:proofErr w:type="spellEnd"/>
+      <w:r>
+        <w:rPr>
+          <w:rFonts w:ascii="Courier New" w:eastAsia="Times New Roman" w:hAnsi="Courier New" w:cs="Courier New"/>
+          <w:sz w:val="14"/>
+          <w:szCs w:val="20"/>
+          <w:lang w:eastAsia="en-IN"/>
+        </w:rPr>
+        <w:t>("Home");</w:t>
+      </w:r>
+      <w:r>
+        <w:rPr>
+          <w:rFonts w:ascii="Courier New" w:eastAsia="Times New Roman" w:hAnsi="Courier New" w:cs="Courier New"/>
+          <w:sz w:val="14"/>
+          <w:szCs w:val="20"/>
+          <w:lang w:eastAsia="en-IN"/>
+        </w:rPr>
+        <w:br/>
+        <w:t xml:space="preserve">    }</w:t>
+      </w:r>
+      <w:r>
+        <w:rPr>
+          <w:rFonts w:ascii="Courier New" w:eastAsia="Times New Roman" w:hAnsi="Courier New" w:cs="Courier New"/>
+          <w:sz w:val="14"/>
+          <w:szCs w:val="20"/>
+          <w:lang w:eastAsia="en-IN"/>
+        </w:rPr>
+        <w:br/>
+        <w:t xml:space="preserve">    else if (req.url === "/about") {</w:t>
+      </w:r>
+      <w:r>
+        <w:rPr>
+          <w:rFonts w:ascii="Courier New" w:eastAsia="Times New Roman" w:hAnsi="Courier New" w:cs="Courier New"/>
+          <w:sz w:val="14"/>
+          <w:szCs w:val="20"/>
+          <w:lang w:eastAsia="en-IN"/>
+        </w:rPr>
+        <w:br/>
+        <w:t xml:space="preserve">        </w:t>
+      </w:r>
+      <w:proofErr w:type="spellStart"/>
+      <w:r>
+        <w:rPr>
+          <w:rFonts w:ascii="Courier New" w:eastAsia="Times New Roman" w:hAnsi="Courier New" w:cs="Courier New"/>
+          <w:sz w:val="14"/>
+          <w:szCs w:val="20"/>
+          <w:lang w:eastAsia="en-IN"/>
+        </w:rPr>
+        <w:t>res.end</w:t>
+      </w:r>
+      <w:proofErr w:type="spellEnd"/>
+      <w:r>
+        <w:rPr>
+          <w:rFonts w:ascii="Courier New" w:eastAsia="Times New Roman" w:hAnsi="Courier New" w:cs="Courier New"/>
+          <w:sz w:val="14"/>
+          <w:szCs w:val="20"/>
+          <w:lang w:eastAsia="en-IN"/>
+        </w:rPr>
+        <w:t>("About");</w:t>
+      </w:r>
+      <w:r>
+        <w:rPr>
+          <w:rFonts w:ascii="Courier New" w:eastAsia="Times New Roman" w:hAnsi="Courier New" w:cs="Courier New"/>
+          <w:sz w:val="14"/>
+          <w:szCs w:val="20"/>
+          <w:lang w:eastAsia="en-IN"/>
+        </w:rPr>
+        <w:br/>
+        <w:t xml:space="preserve">    }</w:t>
+      </w:r>
+      <w:r>
+        <w:rPr>
+          <w:rFonts w:ascii="Courier New" w:eastAsia="Times New Roman" w:hAnsi="Courier New" w:cs="Courier New"/>
+          <w:sz w:val="14"/>
+          <w:szCs w:val="20"/>
+          <w:lang w:eastAsia="en-IN"/>
+        </w:rPr>
+        <w:br/>
+        <w:t xml:space="preserve">    else {</w:t>
+      </w:r>
+      <w:r>
+        <w:rPr>
+          <w:rFonts w:ascii="Courier New" w:eastAsia="Times New Roman" w:hAnsi="Courier New" w:cs="Courier New"/>
+          <w:sz w:val="14"/>
+          <w:szCs w:val="20"/>
+          <w:lang w:eastAsia="en-IN"/>
+        </w:rPr>
+        <w:br/>
+        <w:t xml:space="preserve">        </w:t>
+      </w:r>
+      <w:proofErr w:type="spellStart"/>
+      <w:r>
+        <w:rPr>
+          <w:rFonts w:ascii="Courier New" w:eastAsia="Times New Roman" w:hAnsi="Courier New" w:cs="Courier New"/>
+          <w:sz w:val="14"/>
+          <w:szCs w:val="20"/>
+          <w:lang w:eastAsia="en-IN"/>
+        </w:rPr>
+        <w:t>res.statusCode</w:t>
+      </w:r>
+      <w:proofErr w:type="spellEnd"/>
+      <w:r>
+        <w:rPr>
+          <w:rFonts w:ascii="Courier New" w:eastAsia="Times New Roman" w:hAnsi="Courier New" w:cs="Courier New"/>
+          <w:sz w:val="14"/>
+          <w:szCs w:val="20"/>
+          <w:lang w:eastAsia="en-IN"/>
+        </w:rPr>
+        <w:t xml:space="preserve"> = 404;</w:t>
+      </w:r>
+      <w:r>
+        <w:rPr>
+          <w:rFonts w:ascii="Courier New" w:eastAsia="Times New Roman" w:hAnsi="Courier New" w:cs="Courier New"/>
+          <w:sz w:val="14"/>
+          <w:szCs w:val="20"/>
+          <w:lang w:eastAsia="en-IN"/>
+        </w:rPr>
+        <w:br/>
+        <w:t xml:space="preserve">        </w:t>
+      </w:r>
+      <w:proofErr w:type="spellStart"/>
+      <w:r>
+        <w:rPr>
+          <w:rFonts w:ascii="Courier New" w:eastAsia="Times New Roman" w:hAnsi="Courier New" w:cs="Courier New"/>
+          <w:sz w:val="14"/>
+          <w:szCs w:val="20"/>
+          <w:lang w:eastAsia="en-IN"/>
+        </w:rPr>
+        <w:t>res.end</w:t>
+      </w:r>
+      <w:proofErr w:type="spellEnd"/>
+      <w:r>
+        <w:rPr>
+          <w:rFonts w:ascii="Courier New" w:eastAsia="Times New Roman" w:hAnsi="Courier New" w:cs="Courier New"/>
+          <w:sz w:val="14"/>
+          <w:szCs w:val="20"/>
+          <w:lang w:eastAsia="en-IN"/>
+        </w:rPr>
+        <w:t>("Page Not Found");</w:t>
+      </w:r>
+      <w:r>
+        <w:rPr>
+          <w:rFonts w:ascii="Courier New" w:eastAsia="Times New Roman" w:hAnsi="Courier New" w:cs="Courier New"/>
+          <w:sz w:val="14"/>
+          <w:szCs w:val="20"/>
+          <w:lang w:eastAsia="en-IN"/>
+        </w:rPr>
+        <w:br/>
+        <w:t xml:space="preserve">    }</w:t>
+      </w:r>
+      <w:r>
+        <w:rPr>
+          <w:rFonts w:ascii="Courier New" w:eastAsia="Times New Roman" w:hAnsi="Courier New" w:cs="Courier New"/>
+          <w:sz w:val="14"/>
+          <w:szCs w:val="20"/>
+          <w:lang w:eastAsia="en-IN"/>
+        </w:rPr>
+        <w:br/>
+      </w:r>
+      <w:r>
+        <w:rPr>
+          <w:rFonts w:ascii="Courier New" w:eastAsia="Times New Roman" w:hAnsi="Courier New" w:cs="Courier New"/>
+          <w:sz w:val="14"/>
+          <w:szCs w:val="20"/>
+          <w:lang w:eastAsia="en-IN"/>
+        </w:rPr>
+        <w:br/>
+        <w:t>});</w:t>
+      </w:r>
+      <w:r>
+        <w:rPr>
+          <w:rFonts w:ascii="Courier New" w:eastAsia="Times New Roman" w:hAnsi="Courier New" w:cs="Courier New"/>
+          <w:sz w:val="14"/>
+          <w:szCs w:val="20"/>
+          <w:lang w:eastAsia="en-IN"/>
+        </w:rPr>
+        <w:br/>
+      </w:r>
+      <w:r>
+        <w:rPr>
+          <w:rFonts w:ascii="Courier New" w:eastAsia="Times New Roman" w:hAnsi="Courier New" w:cs="Courier New"/>
+          <w:sz w:val="14"/>
+          <w:szCs w:val="20"/>
+          <w:lang w:eastAsia="en-IN"/>
+        </w:rPr>
+        <w:br/>
+      </w:r>
+      <w:proofErr w:type="spellStart"/>
+      <w:r>
+        <w:rPr>
+          <w:rFonts w:ascii="Courier New" w:eastAsia="Times New Roman" w:hAnsi="Courier New" w:cs="Courier New"/>
+          <w:sz w:val="14"/>
+          <w:szCs w:val="20"/>
+          <w:lang w:eastAsia="en-IN"/>
+        </w:rPr>
+        <w:t>server.listen</w:t>
+      </w:r>
+      <w:proofErr w:type="spellEnd"/>
+      <w:r>
+        <w:rPr>
+          <w:rFonts w:ascii="Courier New" w:eastAsia="Times New Roman" w:hAnsi="Courier New" w:cs="Courier New"/>
+          <w:sz w:val="14"/>
+          <w:szCs w:val="20"/>
+          <w:lang w:eastAsia="en-IN"/>
+        </w:rPr>
+        <w:t>(3000);</w:t>
+      </w:r>
+    </w:p>
+    <w:p>
+      <w:pPr>
+        <w:spacing w:before="100" w:beforeAutospacing="1" w:after="100" w:afterAutospacing="1" w:line="240" w:lineRule="auto"/>
+        <w:rPr>
+          <w:rFonts w:ascii="Times New Roman" w:eastAsia="Times New Roman" w:hAnsi="Times New Roman" w:cs="Times New Roman"/>
+          <w:sz w:val="18"/>
+          <w:szCs w:val="24"/>
+          <w:lang w:eastAsia="en-IN"/>
+        </w:rPr>
+      </w:pPr>
+      <w:r>
+        <w:rPr>
+          <w:rFonts w:ascii="Times New Roman" w:eastAsia="Times New Roman" w:hAnsi="Times New Roman" w:cs="Times New Roman"/>
+          <w:sz w:val="18"/>
+          <w:szCs w:val="24"/>
+          <w:lang w:eastAsia="en-IN"/>
+        </w:rPr>
+        <w:t xml:space="preserve">Here, </w:t>
+      </w:r>
+      <w:r>
+        <w:rPr>
+          <w:rFonts w:ascii="Times New Roman" w:eastAsia="Times New Roman" w:hAnsi="Times New Roman" w:cs="Times New Roman"/>
+          <w:b/>
+          <w:bCs/>
+          <w:sz w:val="18"/>
+          <w:szCs w:val="24"/>
+          <w:lang w:eastAsia="en-IN"/>
+        </w:rPr>
+        <w:t>you are manually writing the routing logic</w:t>
+      </w:r>
+      <w:r>
+        <w:rPr>
+          <w:rFonts w:ascii="Times New Roman" w:eastAsia="Times New Roman" w:hAnsi="Times New Roman" w:cs="Times New Roman"/>
+          <w:sz w:val="18"/>
+          <w:szCs w:val="24"/>
+          <w:lang w:eastAsia="en-IN"/>
+        </w:rPr>
+        <w:t xml:space="preserve"> using </w:t>
+      </w:r>
+      <w:r>
+        <w:rPr>
+          <w:rFonts w:ascii="Courier New" w:eastAsia="Times New Roman" w:hAnsi="Courier New" w:cs="Courier New"/>
+          <w:sz w:val="14"/>
+          <w:szCs w:val="20"/>
+          <w:lang w:eastAsia="en-IN"/>
+        </w:rPr>
+        <w:t>req.url</w:t>
+      </w:r>
+      <w:r>
+        <w:rPr>
+          <w:rFonts w:ascii="Times New Roman" w:eastAsia="Times New Roman" w:hAnsi="Times New Roman" w:cs="Times New Roman"/>
+          <w:sz w:val="18"/>
+          <w:szCs w:val="24"/>
+          <w:lang w:eastAsia="en-IN"/>
+        </w:rPr>
+        <w:t>.</w:t>
+      </w:r>
+    </w:p>
+    <w:p>
+      <w:pPr>
+        <w:spacing w:after="0" w:line="240" w:lineRule="auto"/>
+        <w:rPr>
+          <w:rFonts w:ascii="Times New Roman" w:eastAsia="Times New Roman" w:hAnsi="Times New Roman" w:cs="Times New Roman"/>
+          <w:sz w:val="24"/>
+          <w:szCs w:val="24"/>
+          <w:lang w:eastAsia="en-IN"/>
+        </w:rPr>
+      </w:pPr>
+      <w:r>
+        <w:rPr>
+          <w:rFonts w:ascii="Times New Roman" w:eastAsia="Times New Roman" w:hAnsi="Times New Roman" w:cs="Times New Roman"/>
+          <w:sz w:val="24"/>
+          <w:szCs w:val="24"/>
+          <w:lang w:eastAsia="en-IN"/>
+        </w:rPr>
+        <w:pict>
+          <v:rect id="_x0000_i1026" style="width:0;height:1.5pt" o:hralign="center" o:hrstd="t" o:hr="t" fillcolor="#a0a0a0" stroked="f"/>
+        </w:pict>
+      </w:r>
+    </w:p>
+    <w:p>
+      <w:pPr>
+        <w:spacing w:before="100" w:beforeAutospacing="1" w:after="100" w:afterAutospacing="1" w:line="240" w:lineRule="auto"/>
+        <w:outlineLvl w:val="0"/>
+        <w:rPr>
+          <w:rFonts w:ascii="Times New Roman" w:eastAsia="Times New Roman" w:hAnsi="Times New Roman" w:cs="Times New Roman"/>
+          <w:b/>
+          <w:bCs/>
+          <w:kern w:val="36"/>
+          <w:szCs w:val="48"/>
+          <w:lang w:eastAsia="en-IN"/>
+        </w:rPr>
+      </w:pPr>
+      <w:r>
+        <w:rPr>
+          <w:rFonts w:ascii="Times New Roman" w:eastAsia="Times New Roman" w:hAnsi="Times New Roman" w:cs="Times New Roman"/>
+          <w:b/>
+          <w:bCs/>
+          <w:kern w:val="36"/>
+          <w:szCs w:val="48"/>
+          <w:lang w:eastAsia="en-IN"/>
+        </w:rPr>
+        <w:t xml:space="preserve">How </w:t>
+      </w:r>
+      <w:proofErr w:type="gramStart"/>
+      <w:r>
+        <w:rPr>
+          <w:rFonts w:ascii="Times New Roman" w:eastAsia="Times New Roman" w:hAnsi="Times New Roman" w:cs="Times New Roman"/>
+          <w:b/>
+          <w:bCs/>
+          <w:kern w:val="36"/>
+          <w:szCs w:val="48"/>
+          <w:lang w:eastAsia="en-IN"/>
+        </w:rPr>
+        <w:t>Express</w:t>
+      </w:r>
+      <w:proofErr w:type="gramEnd"/>
+      <w:r>
+        <w:rPr>
+          <w:rFonts w:ascii="Times New Roman" w:eastAsia="Times New Roman" w:hAnsi="Times New Roman" w:cs="Times New Roman"/>
+          <w:b/>
+          <w:bCs/>
+          <w:kern w:val="36"/>
+          <w:szCs w:val="48"/>
+          <w:lang w:eastAsia="en-IN"/>
+        </w:rPr>
+        <w:t xml:space="preserve"> does it</w:t>
+      </w:r>
+    </w:p>
+    <w:p>
+      <w:pPr>
+        <w:spacing w:before="100" w:beforeAutospacing="1" w:after="100" w:afterAutospacing="1" w:line="240" w:lineRule="auto"/>
+        <w:rPr>
+          <w:rFonts w:ascii="Times New Roman" w:eastAsia="Times New Roman" w:hAnsi="Times New Roman" w:cs="Times New Roman"/>
+          <w:sz w:val="18"/>
+          <w:szCs w:val="24"/>
+          <w:lang w:eastAsia="en-IN"/>
+        </w:rPr>
+      </w:pPr>
+      <w:r>
+        <w:rPr>
+          <w:rFonts w:ascii="Times New Roman" w:eastAsia="Times New Roman" w:hAnsi="Times New Roman" w:cs="Times New Roman"/>
+          <w:sz w:val="18"/>
+          <w:szCs w:val="24"/>
+          <w:lang w:eastAsia="en-IN"/>
+        </w:rPr>
+        <w:t>With Express:</w:t>
+      </w:r>
+    </w:p>
+    <w:p>
+      <w:pPr>
+        <w:tabs>
+          <w:tab w:val="left" w:pos="916"/>
+          <w:tab w:val="left" w:pos="1832"/>
+          <w:tab w:val="left" w:pos="2748"/>
+          <w:tab w:val="left" w:pos="3664"/>
+          <w:tab w:val="left" w:pos="4580"/>
+          <w:tab w:val="left" w:pos="5496"/>
+          <w:tab w:val="left" w:pos="6412"/>
+          <w:tab w:val="left" w:pos="7328"/>
+          <w:tab w:val="left" w:pos="8244"/>
+          <w:tab w:val="left" w:pos="9160"/>
+          <w:tab w:val="left" w:pos="10076"/>
+          <w:tab w:val="left" w:pos="10992"/>
+          <w:tab w:val="left" w:pos="11908"/>
+          <w:tab w:val="left" w:pos="12824"/>
+          <w:tab w:val="left" w:pos="13740"/>
+          <w:tab w:val="left" w:pos="14656"/>
+        </w:tabs>
+        <w:spacing w:after="0" w:line="240" w:lineRule="auto"/>
+        <w:rPr>
+          <w:rFonts w:ascii="Courier New" w:eastAsia="Times New Roman" w:hAnsi="Courier New" w:cs="Courier New"/>
+          <w:sz w:val="14"/>
+          <w:szCs w:val="20"/>
+          <w:lang w:eastAsia="en-IN"/>
+        </w:rPr>
+      </w:pPr>
+      <w:proofErr w:type="spellStart"/>
+      <w:proofErr w:type="gramStart"/>
+      <w:r>
+        <w:rPr>
+          <w:rFonts w:ascii="Courier New" w:eastAsia="Times New Roman" w:hAnsi="Courier New" w:cs="Courier New"/>
+          <w:sz w:val="14"/>
+          <w:szCs w:val="20"/>
+          <w:lang w:eastAsia="en-IN"/>
+        </w:rPr>
+        <w:t>app.get</w:t>
+      </w:r>
+      <w:proofErr w:type="spellEnd"/>
+      <w:r>
+        <w:rPr>
+          <w:rFonts w:ascii="Courier New" w:eastAsia="Times New Roman" w:hAnsi="Courier New" w:cs="Courier New"/>
+          <w:sz w:val="14"/>
+          <w:szCs w:val="20"/>
+          <w:lang w:eastAsia="en-IN"/>
+        </w:rPr>
+        <w:t>(</w:t>
+      </w:r>
+      <w:proofErr w:type="gramEnd"/>
+      <w:r>
+        <w:rPr>
+          <w:rFonts w:ascii="Courier New" w:eastAsia="Times New Roman" w:hAnsi="Courier New" w:cs="Courier New"/>
+          <w:sz w:val="14"/>
+          <w:szCs w:val="20"/>
+          <w:lang w:eastAsia="en-IN"/>
+        </w:rPr>
+        <w:t>"/", (</w:t>
+      </w:r>
+      <w:proofErr w:type="spellStart"/>
+      <w:r>
+        <w:rPr>
+          <w:rFonts w:ascii="Courier New" w:eastAsia="Times New Roman" w:hAnsi="Courier New" w:cs="Courier New"/>
+          <w:sz w:val="14"/>
+          <w:szCs w:val="20"/>
+          <w:lang w:eastAsia="en-IN"/>
+        </w:rPr>
+        <w:t>req</w:t>
+      </w:r>
+      <w:proofErr w:type="spellEnd"/>
+      <w:r>
+        <w:rPr>
+          <w:rFonts w:ascii="Courier New" w:eastAsia="Times New Roman" w:hAnsi="Courier New" w:cs="Courier New"/>
+          <w:sz w:val="14"/>
+          <w:szCs w:val="20"/>
+          <w:lang w:eastAsia="en-IN"/>
+        </w:rPr>
+        <w:t>, res) =&gt; {</w:t>
+      </w:r>
+      <w:r>
+        <w:rPr>
+          <w:rFonts w:ascii="Courier New" w:eastAsia="Times New Roman" w:hAnsi="Courier New" w:cs="Courier New"/>
+          <w:sz w:val="14"/>
+          <w:szCs w:val="20"/>
+          <w:lang w:eastAsia="en-IN"/>
+        </w:rPr>
+        <w:br/>
+        <w:t xml:space="preserve">    </w:t>
+      </w:r>
+      <w:proofErr w:type="spellStart"/>
+      <w:r>
+        <w:rPr>
+          <w:rFonts w:ascii="Courier New" w:eastAsia="Times New Roman" w:hAnsi="Courier New" w:cs="Courier New"/>
+          <w:sz w:val="14"/>
+          <w:szCs w:val="20"/>
+          <w:lang w:eastAsia="en-IN"/>
+        </w:rPr>
+        <w:t>res.send</w:t>
+      </w:r>
+      <w:proofErr w:type="spellEnd"/>
+      <w:r>
+        <w:rPr>
+          <w:rFonts w:ascii="Courier New" w:eastAsia="Times New Roman" w:hAnsi="Courier New" w:cs="Courier New"/>
+          <w:sz w:val="14"/>
+          <w:szCs w:val="20"/>
+          <w:lang w:eastAsia="en-IN"/>
+        </w:rPr>
+        <w:t>("Home");</w:t>
+      </w:r>
+      <w:r>
+        <w:rPr>
+          <w:rFonts w:ascii="Courier New" w:eastAsia="Times New Roman" w:hAnsi="Courier New" w:cs="Courier New"/>
+          <w:sz w:val="14"/>
+          <w:szCs w:val="20"/>
+          <w:lang w:eastAsia="en-IN"/>
+        </w:rPr>
+        <w:br/>
+        <w:t>});</w:t>
+      </w:r>
+      <w:r>
+        <w:rPr>
+          <w:rFonts w:ascii="Courier New" w:eastAsia="Times New Roman" w:hAnsi="Courier New" w:cs="Courier New"/>
+          <w:sz w:val="14"/>
+          <w:szCs w:val="20"/>
+          <w:lang w:eastAsia="en-IN"/>
+        </w:rPr>
+        <w:br/>
+      </w:r>
+      <w:r>
+        <w:rPr>
+          <w:rFonts w:ascii="Courier New" w:eastAsia="Times New Roman" w:hAnsi="Courier New" w:cs="Courier New"/>
+          <w:sz w:val="14"/>
+          <w:szCs w:val="20"/>
+          <w:lang w:eastAsia="en-IN"/>
+        </w:rPr>
+        <w:br/>
+      </w:r>
+      <w:proofErr w:type="spellStart"/>
+      <w:r>
+        <w:rPr>
+          <w:rFonts w:ascii="Courier New" w:eastAsia="Times New Roman" w:hAnsi="Courier New" w:cs="Courier New"/>
+          <w:sz w:val="14"/>
+          <w:szCs w:val="20"/>
+          <w:lang w:eastAsia="en-IN"/>
+        </w:rPr>
+        <w:t>app.get</w:t>
+      </w:r>
+      <w:proofErr w:type="spellEnd"/>
+      <w:r>
+        <w:rPr>
+          <w:rFonts w:ascii="Courier New" w:eastAsia="Times New Roman" w:hAnsi="Courier New" w:cs="Courier New"/>
+          <w:sz w:val="14"/>
+          <w:szCs w:val="20"/>
+          <w:lang w:eastAsia="en-IN"/>
+        </w:rPr>
+        <w:t>("/about", (</w:t>
+      </w:r>
+      <w:proofErr w:type="spellStart"/>
+      <w:r>
+        <w:rPr>
+          <w:rFonts w:ascii="Courier New" w:eastAsia="Times New Roman" w:hAnsi="Courier New" w:cs="Courier New"/>
+          <w:sz w:val="14"/>
+          <w:szCs w:val="20"/>
+          <w:lang w:eastAsia="en-IN"/>
+        </w:rPr>
+        <w:t>req</w:t>
+      </w:r>
+      <w:proofErr w:type="spellEnd"/>
+      <w:r>
+        <w:rPr>
+          <w:rFonts w:ascii="Courier New" w:eastAsia="Times New Roman" w:hAnsi="Courier New" w:cs="Courier New"/>
+          <w:sz w:val="14"/>
+          <w:szCs w:val="20"/>
+          <w:lang w:eastAsia="en-IN"/>
+        </w:rPr>
+        <w:t>, res) =&gt; {</w:t>
+      </w:r>
+      <w:r>
+        <w:rPr>
+          <w:rFonts w:ascii="Courier New" w:eastAsia="Times New Roman" w:hAnsi="Courier New" w:cs="Courier New"/>
+          <w:sz w:val="14"/>
+          <w:szCs w:val="20"/>
+          <w:lang w:eastAsia="en-IN"/>
+        </w:rPr>
+        <w:br/>
+        <w:t xml:space="preserve">    </w:t>
+      </w:r>
+      <w:proofErr w:type="spellStart"/>
+      <w:r>
+        <w:rPr>
+          <w:rFonts w:ascii="Courier New" w:eastAsia="Times New Roman" w:hAnsi="Courier New" w:cs="Courier New"/>
+          <w:sz w:val="14"/>
+          <w:szCs w:val="20"/>
+          <w:lang w:eastAsia="en-IN"/>
+        </w:rPr>
+        <w:t>res.send</w:t>
+      </w:r>
+      <w:proofErr w:type="spellEnd"/>
+      <w:r>
+        <w:rPr>
+          <w:rFonts w:ascii="Courier New" w:eastAsia="Times New Roman" w:hAnsi="Courier New" w:cs="Courier New"/>
+          <w:sz w:val="14"/>
+          <w:szCs w:val="20"/>
+          <w:lang w:eastAsia="en-IN"/>
+        </w:rPr>
+        <w:t>("About");</w:t>
+      </w:r>
+      <w:r>
+        <w:rPr>
+          <w:rFonts w:ascii="Courier New" w:eastAsia="Times New Roman" w:hAnsi="Courier New" w:cs="Courier New"/>
+          <w:sz w:val="14"/>
+          <w:szCs w:val="20"/>
+          <w:lang w:eastAsia="en-IN"/>
+        </w:rPr>
+        <w:br/>
+        <w:t>});</w:t>
+      </w:r>
+    </w:p>
+    <w:p>
+      <w:pPr>
+        <w:spacing w:before="100" w:beforeAutospacing="1" w:after="100" w:afterAutospacing="1" w:line="240" w:lineRule="auto"/>
+        <w:rPr>
+          <w:rFonts w:ascii="Times New Roman" w:eastAsia="Times New Roman" w:hAnsi="Times New Roman" w:cs="Times New Roman"/>
+          <w:sz w:val="18"/>
+          <w:szCs w:val="24"/>
+          <w:lang w:eastAsia="en-IN"/>
+        </w:rPr>
+      </w:pPr>
+      <w:r>
+        <w:rPr>
+          <w:rFonts w:ascii="Times New Roman" w:eastAsia="Times New Roman" w:hAnsi="Times New Roman" w:cs="Times New Roman"/>
+          <w:sz w:val="18"/>
+          <w:szCs w:val="24"/>
+          <w:lang w:eastAsia="en-IN"/>
+        </w:rPr>
+        <w:t xml:space="preserve">Express internally checks </w:t>
+      </w:r>
+      <w:r>
+        <w:rPr>
+          <w:rFonts w:ascii="Courier New" w:eastAsia="Times New Roman" w:hAnsi="Courier New" w:cs="Courier New"/>
+          <w:sz w:val="14"/>
+          <w:szCs w:val="20"/>
+          <w:lang w:eastAsia="en-IN"/>
+        </w:rPr>
+        <w:t>req.url</w:t>
+      </w:r>
+      <w:r>
+        <w:rPr>
+          <w:rFonts w:ascii="Times New Roman" w:eastAsia="Times New Roman" w:hAnsi="Times New Roman" w:cs="Times New Roman"/>
+          <w:sz w:val="18"/>
+          <w:szCs w:val="24"/>
+          <w:lang w:eastAsia="en-IN"/>
+        </w:rPr>
+        <w:t xml:space="preserve"> for you and calls the correct handler.</w:t>
+      </w:r>
+    </w:p>
+    <w:p>
+      <w:pPr>
+        <w:spacing w:before="100" w:beforeAutospacing="1" w:after="100" w:afterAutospacing="1" w:line="240" w:lineRule="auto"/>
+        <w:rPr>
+          <w:rFonts w:ascii="Times New Roman" w:eastAsia="Times New Roman" w:hAnsi="Times New Roman" w:cs="Times New Roman"/>
+          <w:sz w:val="20"/>
+          <w:szCs w:val="24"/>
+          <w:lang w:eastAsia="en-IN"/>
+        </w:rPr>
+      </w:pPr>
+      <w:r>
+        <w:rPr>
+          <w:rFonts w:ascii="Times New Roman" w:eastAsia="Times New Roman" w:hAnsi="Times New Roman" w:cs="Times New Roman"/>
+          <w:sz w:val="20"/>
+          <w:szCs w:val="24"/>
+          <w:highlight w:val="yellow"/>
+          <w:lang w:eastAsia="en-IN"/>
+        </w:rPr>
+        <w:t>What is run time environment?</w:t>
+      </w:r>
+    </w:p>
+    <w:p>
+      <w:pPr>
+        <w:pStyle w:val="pdq2pgselectionanchorcontainer"/>
+      </w:pPr>
+      <w:r>
+        <w:rPr>
+          <w:rStyle w:val="Strong"/>
+        </w:rPr>
+        <w:t>A runtime environment is the software that provides everything needed to execute a program. It runs the code and provides the APIs and resources required to perform operations.</w:t>
+      </w:r>
+    </w:p>
+    <w:p>
+      <w:pPr>
+        <w:pStyle w:val="NormalWeb"/>
+      </w:pPr>
+      <w:r>
+        <w:t xml:space="preserve">For </w:t>
+      </w:r>
+      <w:r>
+        <w:rPr>
+          <w:rStyle w:val="Strong"/>
+        </w:rPr>
+        <w:t>Node.js</w:t>
+      </w:r>
+      <w:r>
+        <w:t xml:space="preserve"> specifically:</w:t>
+      </w:r>
+    </w:p>
+    <w:p>
+      <w:pPr>
+        <w:pStyle w:val="NormalWeb"/>
+        <w:rPr>
+          <w:rStyle w:val="Strong"/>
+        </w:rPr>
+      </w:pPr>
+      <w:r>
+        <w:rPr>
+          <w:rStyle w:val="Strong"/>
+        </w:rPr>
+        <w:t xml:space="preserve">Node.js is a JavaScript runtime environment. It allows JavaScript to run outside the browser and provides built-in APIs (like </w:t>
+      </w:r>
+      <w:r>
+        <w:rPr>
+          <w:rStyle w:val="HTMLCode"/>
+          <w:b/>
+          <w:bCs/>
+        </w:rPr>
+        <w:t>fs</w:t>
+      </w:r>
+      <w:r>
+        <w:rPr>
+          <w:rStyle w:val="Strong"/>
+        </w:rPr>
+        <w:t xml:space="preserve">, </w:t>
+      </w:r>
+      <w:r>
+        <w:rPr>
+          <w:rStyle w:val="HTMLCode"/>
+          <w:b/>
+          <w:bCs/>
+        </w:rPr>
+        <w:t>http</w:t>
+      </w:r>
+      <w:r>
+        <w:rPr>
+          <w:rStyle w:val="Strong"/>
+        </w:rPr>
+        <w:t xml:space="preserve">, </w:t>
+      </w:r>
+      <w:r>
+        <w:rPr>
+          <w:rStyle w:val="HTMLCode"/>
+          <w:b/>
+          <w:bCs/>
+        </w:rPr>
+        <w:t>path</w:t>
+      </w:r>
+      <w:r>
+        <w:rPr>
+          <w:rStyle w:val="Strong"/>
+        </w:rPr>
+        <w:t xml:space="preserve">, </w:t>
+      </w:r>
+      <w:proofErr w:type="spellStart"/>
+      <w:r>
+        <w:rPr>
+          <w:rStyle w:val="HTMLCode"/>
+          <w:b/>
+          <w:bCs/>
+        </w:rPr>
+        <w:t>os</w:t>
+      </w:r>
+      <w:proofErr w:type="spellEnd"/>
+      <w:r>
+        <w:rPr>
+          <w:rStyle w:val="Strong"/>
+        </w:rPr>
+        <w:t>) to perform server-side operations such as reading files, creating servers, and interacting with the operating system.</w:t>
+      </w:r>
+    </w:p>
+    <w:p>
+      <w:pPr>
+        <w:pStyle w:val="NormalWeb"/>
+      </w:pPr>
+      <w:proofErr w:type="gramStart"/>
+      <w:r>
+        <w:rPr>
+          <w:highlight w:val="yellow"/>
+        </w:rPr>
+        <w:t>what</w:t>
+      </w:r>
+      <w:proofErr w:type="gramEnd"/>
+      <w:r>
+        <w:rPr>
+          <w:highlight w:val="yellow"/>
+        </w:rPr>
+        <w:t xml:space="preserve"> is call stack-</w:t>
+      </w:r>
+      <w:r>
+        <w:t xml:space="preserve"> </w:t>
+      </w:r>
+      <w:r>
+        <w:t xml:space="preserve">A </w:t>
+      </w:r>
+      <w:r>
+        <w:rPr>
+          <w:rStyle w:val="Strong"/>
+        </w:rPr>
+        <w:t>call stack</w:t>
+      </w:r>
+      <w:r>
+        <w:t xml:space="preserve"> is a data structure used by a program to keep track of </w:t>
+      </w:r>
+      <w:r>
+        <w:rPr>
+          <w:rStyle w:val="Strong"/>
+        </w:rPr>
+        <w:t>function calls</w:t>
+      </w:r>
+      <w:r>
+        <w:t>.</w:t>
+      </w:r>
+    </w:p>
+    <w:p>
+      <w:pPr>
+        <w:rPr>
+          <w:rFonts w:ascii="Times New Roman" w:eastAsia="Times New Roman" w:hAnsi="Times New Roman" w:cs="Times New Roman"/>
+          <w:sz w:val="24"/>
+          <w:szCs w:val="24"/>
+          <w:lang w:eastAsia="en-IN"/>
+        </w:rPr>
+      </w:pPr>
+      <w:r>
+        <w:rPr>
+          <w:sz w:val="24"/>
+          <w:highlight w:val="yellow"/>
+        </w:rPr>
+        <w:t>LIBUV</w:t>
+      </w:r>
+      <w:r>
+        <w:rPr>
+          <w:sz w:val="16"/>
+        </w:rPr>
+        <w:t>-</w:t>
+      </w:r>
+      <w:r>
+        <w:rPr>
+          <w:rFonts w:hAnsi="Symbol"/>
+        </w:rPr>
+        <w:t xml:space="preserve"> </w:t>
+      </w:r>
+      <w:proofErr w:type="gramStart"/>
+      <w:r>
+        <w:rPr>
+          <w:rFonts w:ascii="Times New Roman" w:eastAsia="Times New Roman" w:hAnsi="Symbol" w:cs="Times New Roman"/>
+          <w:sz w:val="24"/>
+          <w:szCs w:val="24"/>
+          <w:lang w:eastAsia="en-IN"/>
+        </w:rPr>
+        <w:t></w:t>
+      </w:r>
+      <w:r>
+        <w:rPr>
+          <w:rFonts w:ascii="Times New Roman" w:eastAsia="Times New Roman" w:hAnsi="Times New Roman" w:cs="Times New Roman"/>
+          <w:sz w:val="24"/>
+          <w:szCs w:val="24"/>
+          <w:lang w:eastAsia="en-IN"/>
+        </w:rPr>
+        <w:t xml:space="preserve">  JavaScript</w:t>
+      </w:r>
+      <w:proofErr w:type="gramEnd"/>
+      <w:r>
+        <w:rPr>
+          <w:rFonts w:ascii="Times New Roman" w:eastAsia="Times New Roman" w:hAnsi="Times New Roman" w:cs="Times New Roman"/>
+          <w:sz w:val="24"/>
+          <w:szCs w:val="24"/>
+          <w:lang w:eastAsia="en-IN"/>
+        </w:rPr>
+        <w:t xml:space="preserve"> asks Node.js to read the file. </w:t>
+      </w:r>
+    </w:p>
+    <w:p>
+      <w:pPr>
+        <w:spacing w:after="0" w:line="240" w:lineRule="auto"/>
+        <w:rPr>
+          <w:rFonts w:ascii="Times New Roman" w:eastAsia="Times New Roman" w:hAnsi="Times New Roman" w:cs="Times New Roman"/>
+          <w:sz w:val="24"/>
+          <w:szCs w:val="24"/>
+          <w:lang w:eastAsia="en-IN"/>
+        </w:rPr>
+      </w:pPr>
+      <w:proofErr w:type="gramStart"/>
+      <w:r>
+        <w:rPr>
+          <w:rFonts w:ascii="Times New Roman" w:eastAsia="Times New Roman" w:hAnsi="Symbol" w:cs="Times New Roman"/>
+          <w:sz w:val="24"/>
+          <w:szCs w:val="24"/>
+          <w:lang w:eastAsia="en-IN"/>
+        </w:rPr>
+        <w:t></w:t>
+      </w:r>
+      <w:r>
+        <w:rPr>
+          <w:rFonts w:ascii="Times New Roman" w:eastAsia="Times New Roman" w:hAnsi="Times New Roman" w:cs="Times New Roman"/>
+          <w:sz w:val="24"/>
+          <w:szCs w:val="24"/>
+          <w:lang w:eastAsia="en-IN"/>
+        </w:rPr>
+        <w:t xml:space="preserve">  Node.js</w:t>
+      </w:r>
+      <w:proofErr w:type="gramEnd"/>
+      <w:r>
+        <w:rPr>
+          <w:rFonts w:ascii="Times New Roman" w:eastAsia="Times New Roman" w:hAnsi="Times New Roman" w:cs="Times New Roman"/>
+          <w:sz w:val="24"/>
+          <w:szCs w:val="24"/>
+          <w:lang w:eastAsia="en-IN"/>
+        </w:rPr>
+        <w:t xml:space="preserve"> passes the request to </w:t>
+      </w:r>
+      <w:proofErr w:type="spellStart"/>
+      <w:r>
+        <w:rPr>
+          <w:rFonts w:ascii="Times New Roman" w:eastAsia="Times New Roman" w:hAnsi="Times New Roman" w:cs="Times New Roman"/>
+          <w:b/>
+          <w:bCs/>
+          <w:sz w:val="24"/>
+          <w:szCs w:val="24"/>
+          <w:lang w:eastAsia="en-IN"/>
+        </w:rPr>
+        <w:t>libuv</w:t>
+      </w:r>
+      <w:proofErr w:type="spellEnd"/>
+      <w:r>
+        <w:rPr>
+          <w:rFonts w:ascii="Times New Roman" w:eastAsia="Times New Roman" w:hAnsi="Times New Roman" w:cs="Times New Roman"/>
+          <w:sz w:val="24"/>
+          <w:szCs w:val="24"/>
+          <w:lang w:eastAsia="en-IN"/>
+        </w:rPr>
+        <w:t xml:space="preserve">. </w:t>
+      </w:r>
+    </w:p>
+    <w:p>
+      <w:pPr>
+        <w:spacing w:after="0" w:line="240" w:lineRule="auto"/>
+        <w:rPr>
+          <w:rFonts w:ascii="Times New Roman" w:eastAsia="Times New Roman" w:hAnsi="Times New Roman" w:cs="Times New Roman"/>
+          <w:sz w:val="24"/>
+          <w:szCs w:val="24"/>
+          <w:lang w:eastAsia="en-IN"/>
+        </w:rPr>
+      </w:pPr>
+      <w:proofErr w:type="gramStart"/>
+      <w:r>
+        <w:rPr>
+          <w:rFonts w:ascii="Times New Roman" w:eastAsia="Times New Roman" w:hAnsi="Symbol" w:cs="Times New Roman"/>
+          <w:sz w:val="24"/>
+          <w:szCs w:val="24"/>
+          <w:lang w:eastAsia="en-IN"/>
+        </w:rPr>
+        <w:t></w:t>
+      </w:r>
+      <w:r>
+        <w:rPr>
+          <w:rFonts w:ascii="Times New Roman" w:eastAsia="Times New Roman" w:hAnsi="Times New Roman" w:cs="Times New Roman"/>
+          <w:sz w:val="24"/>
+          <w:szCs w:val="24"/>
+          <w:lang w:eastAsia="en-IN"/>
+        </w:rPr>
+        <w:t xml:space="preserve">  </w:t>
+      </w:r>
+      <w:proofErr w:type="spellStart"/>
+      <w:r>
+        <w:rPr>
+          <w:rFonts w:ascii="Times New Roman" w:eastAsia="Times New Roman" w:hAnsi="Times New Roman" w:cs="Times New Roman"/>
+          <w:b/>
+          <w:bCs/>
+          <w:sz w:val="24"/>
+          <w:szCs w:val="24"/>
+          <w:lang w:eastAsia="en-IN"/>
+        </w:rPr>
+        <w:t>libuv</w:t>
+      </w:r>
+      <w:proofErr w:type="spellEnd"/>
+      <w:proofErr w:type="gramEnd"/>
+      <w:r>
+        <w:rPr>
+          <w:rFonts w:ascii="Times New Roman" w:eastAsia="Times New Roman" w:hAnsi="Times New Roman" w:cs="Times New Roman"/>
+          <w:sz w:val="24"/>
+          <w:szCs w:val="24"/>
+          <w:lang w:eastAsia="en-IN"/>
+        </w:rPr>
+        <w:t xml:space="preserve"> handles the file reading asynchronously (often using its thread pool for file system operations). </w:t>
+      </w:r>
+    </w:p>
+    <w:p>
+      <w:pPr>
+        <w:spacing w:after="0" w:line="240" w:lineRule="auto"/>
+        <w:rPr>
+          <w:rFonts w:ascii="Times New Roman" w:eastAsia="Times New Roman" w:hAnsi="Times New Roman" w:cs="Times New Roman"/>
+          <w:sz w:val="24"/>
+          <w:szCs w:val="24"/>
+          <w:lang w:eastAsia="en-IN"/>
+        </w:rPr>
+      </w:pPr>
+      <w:proofErr w:type="gramStart"/>
+      <w:r>
+        <w:rPr>
+          <w:rFonts w:ascii="Times New Roman" w:eastAsia="Times New Roman" w:hAnsi="Symbol" w:cs="Times New Roman"/>
+          <w:sz w:val="24"/>
+          <w:szCs w:val="24"/>
+          <w:lang w:eastAsia="en-IN"/>
+        </w:rPr>
+        <w:t></w:t>
+      </w:r>
+      <w:r>
+        <w:rPr>
+          <w:rFonts w:ascii="Times New Roman" w:eastAsia="Times New Roman" w:hAnsi="Times New Roman" w:cs="Times New Roman"/>
+          <w:sz w:val="24"/>
+          <w:szCs w:val="24"/>
+          <w:lang w:eastAsia="en-IN"/>
+        </w:rPr>
+        <w:t xml:space="preserve">  Meanwhile</w:t>
+      </w:r>
+      <w:proofErr w:type="gramEnd"/>
+      <w:r>
+        <w:rPr>
+          <w:rFonts w:ascii="Times New Roman" w:eastAsia="Times New Roman" w:hAnsi="Times New Roman" w:cs="Times New Roman"/>
+          <w:sz w:val="24"/>
+          <w:szCs w:val="24"/>
+          <w:lang w:eastAsia="en-IN"/>
+        </w:rPr>
+        <w:t xml:space="preserve">, the JavaScript thread continues executing other code. </w:t>
+      </w:r>
+    </w:p>
+    <w:p>
+      <w:pPr>
+        <w:rPr>
+          <w:rFonts w:ascii="Times New Roman" w:eastAsia="Times New Roman" w:hAnsi="Times New Roman" w:cs="Times New Roman"/>
+          <w:sz w:val="24"/>
+          <w:szCs w:val="24"/>
+          <w:lang w:eastAsia="en-IN"/>
+        </w:rPr>
+      </w:pPr>
+      <w:proofErr w:type="gramStart"/>
+      <w:r>
+        <w:rPr>
+          <w:rFonts w:ascii="Times New Roman" w:eastAsia="Times New Roman" w:hAnsi="Symbol" w:cs="Times New Roman"/>
+          <w:sz w:val="24"/>
+          <w:szCs w:val="24"/>
+          <w:lang w:eastAsia="en-IN"/>
+        </w:rPr>
+        <w:t></w:t>
+      </w:r>
+      <w:r>
+        <w:rPr>
+          <w:rFonts w:ascii="Times New Roman" w:eastAsia="Times New Roman" w:hAnsi="Times New Roman" w:cs="Times New Roman"/>
+          <w:sz w:val="24"/>
+          <w:szCs w:val="24"/>
+          <w:lang w:eastAsia="en-IN"/>
+        </w:rPr>
+        <w:t xml:space="preserve">  When</w:t>
+      </w:r>
+      <w:proofErr w:type="gramEnd"/>
+      <w:r>
+        <w:rPr>
+          <w:rFonts w:ascii="Times New Roman" w:eastAsia="Times New Roman" w:hAnsi="Times New Roman" w:cs="Times New Roman"/>
+          <w:sz w:val="24"/>
+          <w:szCs w:val="24"/>
+          <w:lang w:eastAsia="en-IN"/>
+        </w:rPr>
+        <w:t xml:space="preserve"> the file is ready, </w:t>
+      </w:r>
+      <w:proofErr w:type="spellStart"/>
+      <w:r>
+        <w:rPr>
+          <w:rFonts w:ascii="Times New Roman" w:eastAsia="Times New Roman" w:hAnsi="Times New Roman" w:cs="Times New Roman"/>
+          <w:sz w:val="24"/>
+          <w:szCs w:val="24"/>
+          <w:lang w:eastAsia="en-IN"/>
+        </w:rPr>
+        <w:t>libuv</w:t>
+      </w:r>
+      <w:proofErr w:type="spellEnd"/>
+      <w:r>
+        <w:rPr>
+          <w:rFonts w:ascii="Times New Roman" w:eastAsia="Times New Roman" w:hAnsi="Times New Roman" w:cs="Times New Roman"/>
+          <w:sz w:val="24"/>
+          <w:szCs w:val="24"/>
+          <w:lang w:eastAsia="en-IN"/>
+        </w:rPr>
+        <w:t xml:space="preserve"> places the </w:t>
+      </w:r>
+      <w:proofErr w:type="spellStart"/>
+      <w:r>
+        <w:rPr>
+          <w:rFonts w:ascii="Times New Roman" w:eastAsia="Times New Roman" w:hAnsi="Times New Roman" w:cs="Times New Roman"/>
+          <w:sz w:val="24"/>
+          <w:szCs w:val="24"/>
+          <w:lang w:eastAsia="en-IN"/>
+        </w:rPr>
+        <w:t>callback</w:t>
+      </w:r>
+      <w:proofErr w:type="spellEnd"/>
+      <w:r>
+        <w:rPr>
+          <w:rFonts w:ascii="Times New Roman" w:eastAsia="Times New Roman" w:hAnsi="Times New Roman" w:cs="Times New Roman"/>
+          <w:sz w:val="24"/>
+          <w:szCs w:val="24"/>
+          <w:lang w:eastAsia="en-IN"/>
+        </w:rPr>
+        <w:t xml:space="preserve"> into the event loop so JavaScript can execute it.</w:t>
+      </w:r>
+    </w:p>
+    <w:p>
+      <w:pPr>
+        <w:rPr>
+          <w:rFonts w:ascii="Times New Roman" w:eastAsia="Times New Roman" w:hAnsi="Times New Roman" w:cs="Times New Roman"/>
+          <w:sz w:val="24"/>
+          <w:szCs w:val="24"/>
+          <w:lang w:eastAsia="en-IN"/>
+        </w:rPr>
+      </w:pPr>
+      <w:r>
+        <w:rPr>
+          <w:rFonts w:ascii="Times New Roman" w:eastAsia="Times New Roman" w:hAnsi="Times New Roman" w:cs="Times New Roman"/>
+          <w:sz w:val="24"/>
+          <w:szCs w:val="24"/>
+          <w:highlight w:val="yellow"/>
+          <w:lang w:eastAsia="en-IN"/>
+        </w:rPr>
+        <w:lastRenderedPageBreak/>
+        <w:t>BUFFER</w:t>
+      </w:r>
+      <w:r>
+        <w:rPr>
+          <w:rFonts w:ascii="Times New Roman" w:eastAsia="Times New Roman" w:hAnsi="Times New Roman" w:cs="Times New Roman"/>
+          <w:sz w:val="24"/>
+          <w:szCs w:val="24"/>
+          <w:lang w:eastAsia="en-IN"/>
+        </w:rPr>
+        <w:t>-</w:t>
+      </w:r>
+    </w:p>
+    <w:p>
+      <w:r>
+        <w:t>A Buffer is a temporary memory area used by Node.js to store binary data such as images, videos, audio, and files. It allows Node.js to process or transfer data in small chunks instead of loading the entire file into memory at once, making file handling more memory-efficient.</w:t>
+      </w:r>
+    </w:p>
+    <w:p>
+      <w:r>
+        <w:rPr>
+          <w:highlight w:val="yellow"/>
+        </w:rPr>
+        <w:t>MODULE</w:t>
+      </w:r>
+      <w:r>
+        <w:t>-</w:t>
+      </w:r>
+    </w:p>
+    <w:p>
+      <w:pPr>
+        <w:pStyle w:val="pdq2pgselectionanchorcontainer"/>
+      </w:pPr>
+      <w:r>
+        <w:t xml:space="preserve">A </w:t>
+      </w:r>
+      <w:r>
+        <w:rPr>
+          <w:rStyle w:val="Strong"/>
+        </w:rPr>
+        <w:t>module</w:t>
+      </w:r>
+      <w:r>
+        <w:t xml:space="preserve"> is a file that contains reusable code.</w:t>
+      </w:r>
+    </w:p>
+    <w:p>
+      <w:pPr>
+        <w:pStyle w:val="NormalWeb"/>
+      </w:pPr>
+      <w:r>
+        <w:t>Instead of writing all code in one file, we divide it into multiple files (modules).</w:t>
+      </w:r>
+    </w:p>
+    <w:p>
+      <w:pPr>
+        <w:pStyle w:val="Heading3"/>
+      </w:pPr>
+      <w:r>
+        <w:t>Why use modules?</w:t>
+      </w:r>
+    </w:p>
+    <w:p>
+      <w:pPr>
+        <w:numPr>
+          <w:ilvl w:val="0"/>
+          <w:numId w:val="44"/>
+        </w:numPr>
+        <w:spacing w:before="100" w:beforeAutospacing="1" w:after="100" w:afterAutospacing="1" w:line="240" w:lineRule="auto"/>
+      </w:pPr>
+      <w:r>
+        <w:t xml:space="preserve">Code reusability </w:t>
+      </w:r>
+    </w:p>
+    <w:p>
+      <w:pPr>
+        <w:numPr>
+          <w:ilvl w:val="0"/>
+          <w:numId w:val="44"/>
+        </w:numPr>
+        <w:spacing w:before="100" w:beforeAutospacing="1" w:after="100" w:afterAutospacing="1" w:line="240" w:lineRule="auto"/>
+      </w:pPr>
+      <w:r>
+        <w:t xml:space="preserve">Better organization </w:t>
+      </w:r>
+    </w:p>
+    <w:p>
+      <w:pPr>
+        <w:numPr>
+          <w:ilvl w:val="0"/>
+          <w:numId w:val="44"/>
+        </w:numPr>
+        <w:spacing w:before="100" w:beforeAutospacing="1" w:after="100" w:afterAutospacing="1" w:line="240" w:lineRule="auto"/>
+      </w:pPr>
+      <w:r>
+        <w:t>Easy maintenance</w:t>
+      </w:r>
+    </w:p>
+    <w:p>
+      <w:pPr>
+        <w:pStyle w:val="Heading1"/>
+        <w:rPr>
+          <w:sz w:val="36"/>
+        </w:rPr>
+      </w:pPr>
+      <w:r>
+        <w:rPr>
+          <w:sz w:val="36"/>
+        </w:rPr>
+        <w:t>Types of Modules</w:t>
+      </w:r>
+    </w:p>
+    <w:p>
+      <w:pPr>
+        <w:pStyle w:val="Heading3"/>
+        <w:rPr>
+          <w:sz w:val="18"/>
+        </w:rPr>
+      </w:pPr>
+      <w:r>
+        <w:rPr>
+          <w:sz w:val="18"/>
+        </w:rPr>
+        <w:t>1. Core Modules (built into Node.js)</w:t>
+      </w:r>
+    </w:p>
+    <w:p>
+      <w:pPr>
+        <w:pStyle w:val="HTMLPreformatted"/>
+        <w:rPr>
+          <w:sz w:val="14"/>
+        </w:rPr>
+      </w:pPr>
+      <w:proofErr w:type="spellStart"/>
+      <w:proofErr w:type="gramStart"/>
+      <w:r>
+        <w:rPr>
+          <w:rStyle w:val="g"/>
+          <w:sz w:val="14"/>
+        </w:rPr>
+        <w:t>const</w:t>
+      </w:r>
+      <w:proofErr w:type="spellEnd"/>
+      <w:proofErr w:type="gramEnd"/>
+      <w:r>
+        <w:rPr>
+          <w:rStyle w:val="HTMLCode"/>
+          <w:sz w:val="14"/>
+        </w:rPr>
+        <w:t xml:space="preserve"> </w:t>
+      </w:r>
+      <w:r>
+        <w:rPr>
+          <w:rStyle w:val="m"/>
+          <w:sz w:val="14"/>
+        </w:rPr>
+        <w:t>fs</w:t>
+      </w:r>
+      <w:r>
+        <w:rPr>
+          <w:rStyle w:val="HTMLCode"/>
+          <w:sz w:val="14"/>
+        </w:rPr>
+        <w:t xml:space="preserve"> </w:t>
+      </w:r>
+      <w:r>
+        <w:rPr>
+          <w:rStyle w:val="g"/>
+          <w:sz w:val="14"/>
+        </w:rPr>
+        <w:t>=</w:t>
+      </w:r>
+      <w:r>
+        <w:rPr>
+          <w:rStyle w:val="HTMLCode"/>
+          <w:sz w:val="14"/>
+        </w:rPr>
+        <w:t xml:space="preserve"> </w:t>
+      </w:r>
+      <w:r>
+        <w:rPr>
+          <w:rStyle w:val="m"/>
+          <w:sz w:val="14"/>
+        </w:rPr>
+        <w:t>require</w:t>
+      </w:r>
+      <w:r>
+        <w:rPr>
+          <w:rStyle w:val="HTMLCode"/>
+          <w:sz w:val="14"/>
+        </w:rPr>
+        <w:t>(</w:t>
+      </w:r>
+      <w:r>
+        <w:rPr>
+          <w:rStyle w:val="k"/>
+          <w:sz w:val="14"/>
+        </w:rPr>
+        <w:t>"fs"</w:t>
+      </w:r>
+      <w:r>
+        <w:rPr>
+          <w:rStyle w:val="HTMLCode"/>
+          <w:sz w:val="14"/>
+        </w:rPr>
+        <w:t>);</w:t>
+      </w:r>
+      <w:r>
+        <w:rPr>
+          <w:sz w:val="14"/>
+        </w:rPr>
+        <w:br/>
+      </w:r>
+      <w:proofErr w:type="spellStart"/>
+      <w:r>
+        <w:rPr>
+          <w:rStyle w:val="g"/>
+          <w:sz w:val="14"/>
+        </w:rPr>
+        <w:t>const</w:t>
+      </w:r>
+      <w:proofErr w:type="spellEnd"/>
+      <w:r>
+        <w:rPr>
+          <w:rStyle w:val="HTMLCode"/>
+          <w:sz w:val="14"/>
+        </w:rPr>
+        <w:t xml:space="preserve"> </w:t>
+      </w:r>
+      <w:r>
+        <w:rPr>
+          <w:rStyle w:val="m"/>
+          <w:sz w:val="14"/>
+        </w:rPr>
+        <w:t>http</w:t>
+      </w:r>
+      <w:r>
+        <w:rPr>
+          <w:rStyle w:val="HTMLCode"/>
+          <w:sz w:val="14"/>
+        </w:rPr>
+        <w:t xml:space="preserve"> </w:t>
+      </w:r>
+      <w:r>
+        <w:rPr>
+          <w:rStyle w:val="g"/>
+          <w:sz w:val="14"/>
+        </w:rPr>
+        <w:t>=</w:t>
+      </w:r>
+      <w:r>
+        <w:rPr>
+          <w:rStyle w:val="HTMLCode"/>
+          <w:sz w:val="14"/>
+        </w:rPr>
+        <w:t xml:space="preserve"> </w:t>
+      </w:r>
+      <w:r>
+        <w:rPr>
+          <w:rStyle w:val="m"/>
+          <w:sz w:val="14"/>
+        </w:rPr>
+        <w:t>require</w:t>
+      </w:r>
+      <w:r>
+        <w:rPr>
+          <w:rStyle w:val="HTMLCode"/>
+          <w:sz w:val="14"/>
+        </w:rPr>
+        <w:t>(</w:t>
+      </w:r>
+      <w:r>
+        <w:rPr>
+          <w:rStyle w:val="k"/>
+          <w:sz w:val="14"/>
+        </w:rPr>
+        <w:t>"http"</w:t>
+      </w:r>
+      <w:r>
+        <w:rPr>
+          <w:rStyle w:val="HTMLCode"/>
+          <w:sz w:val="14"/>
+        </w:rPr>
+        <w:t>);</w:t>
+      </w:r>
+      <w:r>
+        <w:rPr>
+          <w:sz w:val="14"/>
+        </w:rPr>
+        <w:br/>
+      </w:r>
+      <w:proofErr w:type="spellStart"/>
+      <w:r>
+        <w:rPr>
+          <w:rStyle w:val="g"/>
+          <w:sz w:val="14"/>
+        </w:rPr>
+        <w:t>const</w:t>
+      </w:r>
+      <w:proofErr w:type="spellEnd"/>
+      <w:r>
+        <w:rPr>
+          <w:rStyle w:val="HTMLCode"/>
+          <w:sz w:val="14"/>
+        </w:rPr>
+        <w:t xml:space="preserve"> </w:t>
+      </w:r>
+      <w:r>
+        <w:rPr>
+          <w:rStyle w:val="m"/>
+          <w:sz w:val="14"/>
+        </w:rPr>
+        <w:t>path</w:t>
+      </w:r>
+      <w:r>
+        <w:rPr>
+          <w:rStyle w:val="HTMLCode"/>
+          <w:sz w:val="14"/>
+        </w:rPr>
+        <w:t xml:space="preserve"> </w:t>
+      </w:r>
+      <w:r>
+        <w:rPr>
+          <w:rStyle w:val="g"/>
+          <w:sz w:val="14"/>
+        </w:rPr>
+        <w:t>=</w:t>
+      </w:r>
+      <w:r>
+        <w:rPr>
+          <w:rStyle w:val="HTMLCode"/>
+          <w:sz w:val="14"/>
+        </w:rPr>
+        <w:t xml:space="preserve"> </w:t>
+      </w:r>
+      <w:r>
+        <w:rPr>
+          <w:rStyle w:val="m"/>
+          <w:sz w:val="14"/>
+        </w:rPr>
+        <w:t>require</w:t>
+      </w:r>
+      <w:r>
+        <w:rPr>
+          <w:rStyle w:val="HTMLCode"/>
+          <w:sz w:val="14"/>
+        </w:rPr>
+        <w:t>(</w:t>
+      </w:r>
+      <w:r>
+        <w:rPr>
+          <w:rStyle w:val="k"/>
+          <w:sz w:val="14"/>
+        </w:rPr>
+        <w:t>"path"</w:t>
+      </w:r>
+      <w:r>
+        <w:rPr>
+          <w:rStyle w:val="HTMLCode"/>
+          <w:sz w:val="14"/>
+        </w:rPr>
+        <w:t>);</w:t>
+      </w:r>
+    </w:p>
+    <w:p>
+      <w:pPr>
+        <w:pStyle w:val="NormalWeb"/>
+        <w:rPr>
+          <w:sz w:val="18"/>
+        </w:rPr>
+      </w:pPr>
+      <w:r>
+        <w:rPr>
+          <w:sz w:val="18"/>
+        </w:rPr>
+        <w:t>No installation required.</w:t>
+      </w:r>
+    </w:p>
+    <w:p>
+      <w:pPr>
+        <w:rPr>
+          <w:sz w:val="16"/>
+        </w:rPr>
+      </w:pPr>
+      <w:r>
+        <w:rPr>
+          <w:sz w:val="16"/>
+        </w:rPr>
+        <w:pict>
+          <v:rect id="_x0000_i1028" style="width:0;height:1.5pt" o:hralign="center" o:hrstd="t" o:hr="t" fillcolor="#a0a0a0" stroked="f"/>
+        </w:pict>
+      </w:r>
+    </w:p>
+    <w:p>
+      <w:pPr>
+        <w:pStyle w:val="Heading3"/>
+        <w:rPr>
+          <w:sz w:val="18"/>
+        </w:rPr>
+      </w:pPr>
+      <w:r>
+        <w:rPr>
+          <w:sz w:val="18"/>
+        </w:rPr>
+        <w:t>2. Local Modules</w:t>
+      </w:r>
+    </w:p>
+    <w:p>
+      <w:pPr>
+        <w:pStyle w:val="NormalWeb"/>
+        <w:rPr>
+          <w:sz w:val="18"/>
+        </w:rPr>
+      </w:pPr>
+      <w:r>
+        <w:rPr>
+          <w:sz w:val="18"/>
+        </w:rPr>
+        <w:t>Created by you.</w:t>
+      </w:r>
+    </w:p>
+    <w:p>
+      <w:pPr>
+        <w:pStyle w:val="HTMLPreformatted"/>
+        <w:rPr>
+          <w:sz w:val="14"/>
+        </w:rPr>
+      </w:pPr>
+      <w:proofErr w:type="spellStart"/>
+      <w:proofErr w:type="gramStart"/>
+      <w:r>
+        <w:rPr>
+          <w:rStyle w:val="g"/>
+          <w:sz w:val="14"/>
+        </w:rPr>
+        <w:t>const</w:t>
+      </w:r>
+      <w:proofErr w:type="spellEnd"/>
+      <w:proofErr w:type="gramEnd"/>
+      <w:r>
+        <w:rPr>
+          <w:rStyle w:val="HTMLCode"/>
+          <w:sz w:val="14"/>
+        </w:rPr>
+        <w:t xml:space="preserve"> </w:t>
+      </w:r>
+      <w:r>
+        <w:rPr>
+          <w:rStyle w:val="m"/>
+          <w:sz w:val="14"/>
+        </w:rPr>
+        <w:t>user</w:t>
+      </w:r>
+      <w:r>
+        <w:rPr>
+          <w:rStyle w:val="HTMLCode"/>
+          <w:sz w:val="14"/>
+        </w:rPr>
+        <w:t xml:space="preserve"> </w:t>
+      </w:r>
+      <w:r>
+        <w:rPr>
+          <w:rStyle w:val="g"/>
+          <w:sz w:val="14"/>
+        </w:rPr>
+        <w:t>=</w:t>
+      </w:r>
+      <w:r>
+        <w:rPr>
+          <w:rStyle w:val="HTMLCode"/>
+          <w:sz w:val="14"/>
+        </w:rPr>
+        <w:t xml:space="preserve"> </w:t>
+      </w:r>
+      <w:r>
+        <w:rPr>
+          <w:rStyle w:val="m"/>
+          <w:sz w:val="14"/>
+        </w:rPr>
+        <w:t>require</w:t>
+      </w:r>
+      <w:r>
+        <w:rPr>
+          <w:rStyle w:val="HTMLCode"/>
+          <w:sz w:val="14"/>
+        </w:rPr>
+        <w:t>(</w:t>
+      </w:r>
+      <w:r>
+        <w:rPr>
+          <w:rStyle w:val="k"/>
+          <w:sz w:val="14"/>
+        </w:rPr>
+        <w:t>"./user"</w:t>
+      </w:r>
+      <w:r>
+        <w:rPr>
+          <w:rStyle w:val="HTMLCode"/>
+          <w:sz w:val="14"/>
+        </w:rPr>
+        <w:t>);</w:t>
+      </w:r>
+    </w:p>
+    <w:p>
+      <w:pPr>
+        <w:rPr>
+          <w:sz w:val="16"/>
+        </w:rPr>
+      </w:pPr>
+      <w:r>
+        <w:rPr>
+          <w:sz w:val="16"/>
+        </w:rPr>
+        <w:pict>
+          <v:rect id="_x0000_i1029" style="width:0;height:1.5pt" o:hralign="center" o:hrstd="t" o:hr="t" fillcolor="#a0a0a0" stroked="f"/>
+        </w:pict>
+      </w:r>
+    </w:p>
+    <w:p>
+      <w:pPr>
+        <w:pStyle w:val="Heading3"/>
+        <w:rPr>
+          <w:sz w:val="18"/>
+        </w:rPr>
+      </w:pPr>
+      <w:r>
+        <w:rPr>
+          <w:sz w:val="18"/>
+        </w:rPr>
+        <w:t>3. Third-party Modules</w:t>
+      </w:r>
+    </w:p>
+    <w:p>
+      <w:pPr>
+        <w:pStyle w:val="NormalWeb"/>
+        <w:rPr>
+          <w:sz w:val="18"/>
+        </w:rPr>
+      </w:pPr>
+      <w:r>
+        <w:rPr>
+          <w:sz w:val="18"/>
+        </w:rPr>
+        <w:t xml:space="preserve">Installed using </w:t>
+      </w:r>
+      <w:proofErr w:type="spellStart"/>
+      <w:r>
+        <w:rPr>
+          <w:sz w:val="18"/>
+        </w:rPr>
+        <w:t>npm</w:t>
+      </w:r>
+      <w:proofErr w:type="spellEnd"/>
+      <w:r>
+        <w:rPr>
+          <w:sz w:val="18"/>
+        </w:rPr>
+        <w:t>.</w:t>
+      </w:r>
+    </w:p>
+    <w:p>
+      <w:pPr>
+        <w:pStyle w:val="HTMLPreformatted"/>
+        <w:rPr>
+          <w:sz w:val="14"/>
+        </w:rPr>
+      </w:pPr>
+      <w:proofErr w:type="spellStart"/>
+      <w:proofErr w:type="gramStart"/>
+      <w:r>
+        <w:rPr>
+          <w:rStyle w:val="l"/>
+          <w:sz w:val="14"/>
+        </w:rPr>
+        <w:t>npm</w:t>
+      </w:r>
+      <w:proofErr w:type="spellEnd"/>
+      <w:proofErr w:type="gramEnd"/>
+      <w:r>
+        <w:rPr>
+          <w:rStyle w:val="HTMLCode"/>
+          <w:sz w:val="14"/>
+        </w:rPr>
+        <w:t xml:space="preserve"> install express</w:t>
+      </w:r>
+    </w:p>
+    <w:p>
+      <w:pPr>
+        <w:pStyle w:val="HTMLPreformatted"/>
+        <w:rPr>
+          <w:rStyle w:val="HTMLCode"/>
+          <w:sz w:val="14"/>
+        </w:rPr>
+      </w:pPr>
+      <w:proofErr w:type="spellStart"/>
+      <w:proofErr w:type="gramStart"/>
+      <w:r>
+        <w:rPr>
+          <w:rStyle w:val="g"/>
+          <w:sz w:val="14"/>
+        </w:rPr>
+        <w:t>const</w:t>
+      </w:r>
+      <w:proofErr w:type="spellEnd"/>
+      <w:proofErr w:type="gramEnd"/>
+      <w:r>
+        <w:rPr>
+          <w:rStyle w:val="HTMLCode"/>
+          <w:sz w:val="14"/>
+        </w:rPr>
+        <w:t xml:space="preserve"> </w:t>
+      </w:r>
+      <w:r>
+        <w:rPr>
+          <w:rStyle w:val="m"/>
+          <w:sz w:val="14"/>
+        </w:rPr>
+        <w:t>express</w:t>
+      </w:r>
+      <w:r>
+        <w:rPr>
+          <w:rStyle w:val="HTMLCode"/>
+          <w:sz w:val="14"/>
+        </w:rPr>
+        <w:t xml:space="preserve"> </w:t>
+      </w:r>
+      <w:r>
+        <w:rPr>
+          <w:rStyle w:val="g"/>
+          <w:sz w:val="14"/>
+        </w:rPr>
+        <w:t>=</w:t>
+      </w:r>
+      <w:r>
+        <w:rPr>
+          <w:rStyle w:val="HTMLCode"/>
+          <w:sz w:val="14"/>
+        </w:rPr>
+        <w:t xml:space="preserve"> </w:t>
+      </w:r>
+      <w:r>
+        <w:rPr>
+          <w:rStyle w:val="m"/>
+          <w:sz w:val="14"/>
+        </w:rPr>
+        <w:t>require</w:t>
+      </w:r>
+      <w:r>
+        <w:rPr>
+          <w:rStyle w:val="HTMLCode"/>
+          <w:sz w:val="14"/>
+        </w:rPr>
+        <w:t>(</w:t>
+      </w:r>
+      <w:r>
+        <w:rPr>
+          <w:rStyle w:val="k"/>
+          <w:sz w:val="14"/>
+        </w:rPr>
+        <w:t>"express"</w:t>
+      </w:r>
+      <w:r>
+        <w:rPr>
+          <w:rStyle w:val="HTMLCode"/>
+          <w:sz w:val="14"/>
+        </w:rPr>
+        <w:t>);</w:t>
+      </w:r>
+    </w:p>
+    <w:p>
+      <w:pPr>
+        <w:pStyle w:val="HTMLPreformatted"/>
+        <w:rPr>
+          <w:sz w:val="14"/>
+        </w:rPr>
+      </w:pPr>
+      <w:r>
+        <w:rPr>
+          <w:sz w:val="14"/>
+        </w:rPr>
+        <w:drawing>
+          <wp:inline distT="0" distB="0" distL="0" distR="0" wp14:anchorId="634BD087" wp14:editId="3808FCFB">
+            <wp:extent cx="3542576" cy="2396836"/>
+            <wp:effectExtent l="0" t="0" r="1270" b="3810"/>
+            <wp:docPr id="1" name="Picture 1"/>
+            <wp:cNvGraphicFramePr>
+              <a:graphicFrameLocks xmlns:a="http://schemas.openxmlformats.org/drawingml/2006/main" noChangeAspect="1"/>
+            </wp:cNvGraphicFramePr>
+            <a:graphic xmlns:a="http://schemas.openxmlformats.org/drawingml/2006/main">
+              <a:graphicData uri="http://schemas.openxmlformats.org/drawingml/2006/picture">
+                <pic:pic xmlns:pic="http://schemas.openxmlformats.org/drawingml/2006/picture">
+                  <pic:nvPicPr>
+                    <pic:cNvPr id="1" name=""/>
+                    <pic:cNvPicPr/>
+                  </pic:nvPicPr>
+                  <pic:blipFill>
+                    <a:blip r:embed="rId6"/>
+                    <a:stretch>
+                      <a:fillRect/>
+                    </a:stretch>
+                  </pic:blipFill>
+                  <pic:spPr>
+                    <a:xfrm>
+                      <a:off x="0" y="0"/>
+                      <a:ext cx="3552591" cy="2403612"/>
+                    </a:xfrm>
+                    <a:prstGeom prst="rect">
+                      <a:avLst/>
+                    </a:prstGeom>
+                  </pic:spPr>
+                </pic:pic>
+              </a:graphicData>
+            </a:graphic>
+          </wp:inline>
+        </w:drawing>
+      </w:r>
+    </w:p>
+    <w:p>
+      <w:pPr>
+        <w:pStyle w:val="HTMLPreformatted"/>
+        <w:rPr>
+          <w:sz w:val="14"/>
+        </w:rPr>
+      </w:pPr>
+    </w:p>
+    <w:p>
+      <w:pPr>
+        <w:pStyle w:val="HTMLPreformatted"/>
+        <w:rPr>
+          <w:sz w:val="14"/>
+        </w:rPr>
+      </w:pPr>
+    </w:p>
+    <w:p>
+      <w:pPr>
+        <w:pStyle w:val="HTMLPreformatted"/>
+      </w:pPr>
+      <w:proofErr w:type="gramStart"/>
+      <w:r>
+        <w:rPr>
+          <w:rStyle w:val="HTMLCode"/>
+        </w:rPr>
+        <w:lastRenderedPageBreak/>
+        <w:t>await</w:t>
+      </w:r>
+      <w:proofErr w:type="gramEnd"/>
+      <w:r>
+        <w:t xml:space="preserve"> is used when the next line of code depends on the result of an asynchronous operation.</w:t>
+      </w:r>
+    </w:p>
+    <w:p>
+      <w:pPr>
+        <w:pStyle w:val="HTMLPreformatted"/>
+      </w:pPr>
+    </w:p>
+    <w:p>
+      <w:pPr>
+        <w:pStyle w:val="pdq2pgselectionanchorcontainer"/>
+        <w:rPr>
+          <w:highlight w:val="yellow"/>
+        </w:rPr>
+      </w:pPr>
+      <w:r>
+        <w:rPr>
+          <w:highlight w:val="yellow"/>
+        </w:rPr>
+        <w:t xml:space="preserve">Each </w:t>
+      </w:r>
+      <w:r>
+        <w:rPr>
+          <w:rStyle w:val="HTMLCode"/>
+          <w:highlight w:val="yellow"/>
+        </w:rPr>
+        <w:t>.</w:t>
+      </w:r>
+      <w:proofErr w:type="gramStart"/>
+      <w:r>
+        <w:rPr>
+          <w:rStyle w:val="HTMLCode"/>
+          <w:highlight w:val="yellow"/>
+        </w:rPr>
+        <w:t>then(</w:t>
+      </w:r>
+      <w:proofErr w:type="gramEnd"/>
+      <w:r>
+        <w:rPr>
+          <w:rStyle w:val="HTMLCode"/>
+          <w:highlight w:val="yellow"/>
+        </w:rPr>
+        <w:t>)</w:t>
+      </w:r>
+      <w:r>
+        <w:rPr>
+          <w:highlight w:val="yellow"/>
+        </w:rPr>
+        <w:t xml:space="preserve"> receives the result from the previous one.</w:t>
+      </w:r>
+    </w:p>
+    <w:p>
+      <w:pPr>
+        <w:pStyle w:val="Heading3"/>
+        <w:rPr>
+          <w:highlight w:val="yellow"/>
+        </w:rPr>
+      </w:pPr>
+      <w:r>
+        <w:rPr>
+          <w:highlight w:val="yellow"/>
+        </w:rPr>
+        <w:t>Example</w:t>
+      </w:r>
+    </w:p>
+    <w:p>
+      <w:pPr>
+        <w:pStyle w:val="HTMLPreformatted"/>
+        <w:rPr>
+          <w:highlight w:val="yellow"/>
+        </w:rPr>
+      </w:pPr>
+      <w:proofErr w:type="spellStart"/>
+      <w:r>
+        <w:rPr>
+          <w:rStyle w:val="m"/>
+          <w:highlight w:val="yellow"/>
+        </w:rPr>
+        <w:t>Promise</w:t>
+      </w:r>
+      <w:r>
+        <w:rPr>
+          <w:rStyle w:val="g"/>
+          <w:highlight w:val="yellow"/>
+        </w:rPr>
+        <w:t>.</w:t>
+      </w:r>
+      <w:r>
+        <w:rPr>
+          <w:rStyle w:val="HTMLCode"/>
+          <w:highlight w:val="yellow"/>
+        </w:rPr>
+        <w:t>resolve</w:t>
+      </w:r>
+      <w:proofErr w:type="spellEnd"/>
+      <w:r>
+        <w:rPr>
+          <w:rStyle w:val="HTMLCode"/>
+          <w:highlight w:val="yellow"/>
+        </w:rPr>
+        <w:t>(</w:t>
+      </w:r>
+      <w:r>
+        <w:rPr>
+          <w:rStyle w:val="j"/>
+          <w:highlight w:val="yellow"/>
+        </w:rPr>
+        <w:t>5</w:t>
+      </w:r>
+      <w:r>
+        <w:rPr>
+          <w:rStyle w:val="HTMLCode"/>
+          <w:highlight w:val="yellow"/>
+        </w:rPr>
+        <w:t>)</w:t>
+      </w:r>
+      <w:r>
+        <w:rPr>
+          <w:highlight w:val="yellow"/>
+        </w:rPr>
+        <w:br/>
+      </w:r>
+      <w:r>
+        <w:rPr>
+          <w:rStyle w:val="HTMLCode"/>
+          <w:highlight w:val="yellow"/>
+        </w:rPr>
+        <w:t xml:space="preserve">  </w:t>
+      </w:r>
+      <w:r>
+        <w:rPr>
+          <w:rStyle w:val="g"/>
+          <w:highlight w:val="yellow"/>
+        </w:rPr>
+        <w:t>.</w:t>
+      </w:r>
+      <w:r>
+        <w:rPr>
+          <w:rStyle w:val="HTMLCode"/>
+          <w:highlight w:val="yellow"/>
+        </w:rPr>
+        <w:t>then((</w:t>
+      </w:r>
+      <w:proofErr w:type="spellStart"/>
+      <w:r>
+        <w:rPr>
+          <w:rStyle w:val="m"/>
+          <w:highlight w:val="yellow"/>
+        </w:rPr>
+        <w:t>num</w:t>
+      </w:r>
+      <w:proofErr w:type="spellEnd"/>
+      <w:r>
+        <w:rPr>
+          <w:rStyle w:val="HTMLCode"/>
+          <w:highlight w:val="yellow"/>
+        </w:rPr>
+        <w:t>) =&gt; {</w:t>
+      </w:r>
+      <w:r>
+        <w:rPr>
+          <w:highlight w:val="yellow"/>
+        </w:rPr>
+        <w:br/>
+      </w:r>
+      <w:r>
+        <w:rPr>
+          <w:rStyle w:val="HTMLCode"/>
+          <w:highlight w:val="yellow"/>
+        </w:rPr>
+        <w:t xml:space="preserve">    </w:t>
+      </w:r>
+      <w:r>
+        <w:rPr>
+          <w:rStyle w:val="m"/>
+          <w:highlight w:val="yellow"/>
+        </w:rPr>
+        <w:t>console</w:t>
+      </w:r>
+      <w:r>
+        <w:rPr>
+          <w:rStyle w:val="g"/>
+          <w:highlight w:val="yellow"/>
+        </w:rPr>
+        <w:t>.</w:t>
+      </w:r>
+      <w:r>
+        <w:rPr>
+          <w:rStyle w:val="HTMLCode"/>
+          <w:highlight w:val="yellow"/>
+        </w:rPr>
+        <w:t>log(</w:t>
+      </w:r>
+      <w:proofErr w:type="spellStart"/>
+      <w:r>
+        <w:rPr>
+          <w:rStyle w:val="m"/>
+          <w:highlight w:val="yellow"/>
+        </w:rPr>
+        <w:t>num</w:t>
+      </w:r>
+      <w:proofErr w:type="spellEnd"/>
+      <w:r>
+        <w:rPr>
+          <w:rStyle w:val="HTMLCode"/>
+          <w:highlight w:val="yellow"/>
+        </w:rPr>
+        <w:t xml:space="preserve">); </w:t>
+      </w:r>
+      <w:r>
+        <w:rPr>
+          <w:rStyle w:val="e"/>
+          <w:highlight w:val="yellow"/>
+        </w:rPr>
+        <w:t>// 5</w:t>
+      </w:r>
+      <w:r>
+        <w:rPr>
+          <w:highlight w:val="yellow"/>
+        </w:rPr>
+        <w:br/>
+      </w:r>
+      <w:r>
+        <w:rPr>
+          <w:rStyle w:val="HTMLCode"/>
+          <w:highlight w:val="yellow"/>
+        </w:rPr>
+        <w:t xml:space="preserve">    </w:t>
+      </w:r>
+      <w:r>
+        <w:rPr>
+          <w:rStyle w:val="g"/>
+          <w:highlight w:val="yellow"/>
+        </w:rPr>
+        <w:t>return</w:t>
+      </w:r>
+      <w:r>
+        <w:rPr>
+          <w:rStyle w:val="HTMLCode"/>
+          <w:highlight w:val="yellow"/>
+        </w:rPr>
+        <w:t xml:space="preserve"> </w:t>
+      </w:r>
+      <w:proofErr w:type="spellStart"/>
+      <w:r>
+        <w:rPr>
+          <w:rStyle w:val="m"/>
+          <w:highlight w:val="yellow"/>
+        </w:rPr>
+        <w:t>num</w:t>
+      </w:r>
+      <w:proofErr w:type="spellEnd"/>
+      <w:r>
+        <w:rPr>
+          <w:rStyle w:val="HTMLCode"/>
+          <w:highlight w:val="yellow"/>
+        </w:rPr>
+        <w:t xml:space="preserve"> </w:t>
+      </w:r>
+      <w:r>
+        <w:rPr>
+          <w:rStyle w:val="g"/>
+          <w:highlight w:val="yellow"/>
+        </w:rPr>
+        <w:t>*</w:t>
+      </w:r>
+      <w:r>
+        <w:rPr>
+          <w:rStyle w:val="HTMLCode"/>
+          <w:highlight w:val="yellow"/>
+        </w:rPr>
+        <w:t xml:space="preserve"> </w:t>
+      </w:r>
+      <w:r>
+        <w:rPr>
+          <w:rStyle w:val="j"/>
+          <w:highlight w:val="yellow"/>
+        </w:rPr>
+        <w:t>2</w:t>
+      </w:r>
+      <w:r>
+        <w:rPr>
+          <w:rStyle w:val="HTMLCode"/>
+          <w:highlight w:val="yellow"/>
+        </w:rPr>
+        <w:t>;</w:t>
+      </w:r>
+      <w:r>
+        <w:rPr>
+          <w:highlight w:val="yellow"/>
+        </w:rPr>
+        <w:br/>
+      </w:r>
+      <w:r>
+        <w:rPr>
+          <w:rStyle w:val="HTMLCode"/>
+          <w:highlight w:val="yellow"/>
+        </w:rPr>
+        <w:t xml:space="preserve">  })</w:t>
+      </w:r>
+      <w:r>
+        <w:rPr>
+          <w:highlight w:val="yellow"/>
+        </w:rPr>
+        <w:br/>
+      </w:r>
+      <w:r>
+        <w:rPr>
+          <w:rStyle w:val="HTMLCode"/>
+          <w:highlight w:val="yellow"/>
+        </w:rPr>
+        <w:t xml:space="preserve">  </w:t>
+      </w:r>
+      <w:r>
+        <w:rPr>
+          <w:rStyle w:val="g"/>
+          <w:highlight w:val="yellow"/>
+        </w:rPr>
+        <w:t>.</w:t>
+      </w:r>
+      <w:r>
+        <w:rPr>
+          <w:rStyle w:val="HTMLCode"/>
+          <w:highlight w:val="yellow"/>
+        </w:rPr>
+        <w:t>then((</w:t>
+      </w:r>
+      <w:proofErr w:type="spellStart"/>
+      <w:r>
+        <w:rPr>
+          <w:rStyle w:val="m"/>
+          <w:highlight w:val="yellow"/>
+        </w:rPr>
+        <w:t>num</w:t>
+      </w:r>
+      <w:proofErr w:type="spellEnd"/>
+      <w:r>
+        <w:rPr>
+          <w:rStyle w:val="HTMLCode"/>
+          <w:highlight w:val="yellow"/>
+        </w:rPr>
+        <w:t>) =&gt; {</w:t>
+      </w:r>
+      <w:r>
+        <w:rPr>
+          <w:highlight w:val="yellow"/>
+        </w:rPr>
+        <w:br/>
+      </w:r>
+      <w:r>
+        <w:rPr>
+          <w:rStyle w:val="HTMLCode"/>
+          <w:highlight w:val="yellow"/>
+        </w:rPr>
+        <w:t xml:space="preserve">    </w:t>
+      </w:r>
+      <w:r>
+        <w:rPr>
+          <w:rStyle w:val="m"/>
+          <w:highlight w:val="yellow"/>
+        </w:rPr>
+        <w:t>console</w:t>
+      </w:r>
+      <w:r>
+        <w:rPr>
+          <w:rStyle w:val="g"/>
+          <w:highlight w:val="yellow"/>
+        </w:rPr>
+        <w:t>.</w:t>
+      </w:r>
+      <w:r>
+        <w:rPr>
+          <w:rStyle w:val="HTMLCode"/>
+          <w:highlight w:val="yellow"/>
+        </w:rPr>
+        <w:t>log(</w:t>
+      </w:r>
+      <w:proofErr w:type="spellStart"/>
+      <w:r>
+        <w:rPr>
+          <w:rStyle w:val="m"/>
+          <w:highlight w:val="yellow"/>
+        </w:rPr>
+        <w:t>num</w:t>
+      </w:r>
+      <w:proofErr w:type="spellEnd"/>
+      <w:r>
+        <w:rPr>
+          <w:rStyle w:val="HTMLCode"/>
+          <w:highlight w:val="yellow"/>
+        </w:rPr>
+        <w:t xml:space="preserve">); </w:t>
+      </w:r>
+      <w:r>
+        <w:rPr>
+          <w:rStyle w:val="e"/>
+          <w:highlight w:val="yellow"/>
+        </w:rPr>
+        <w:t>// 10</w:t>
+      </w:r>
+      <w:r>
+        <w:rPr>
+          <w:highlight w:val="yellow"/>
+        </w:rPr>
+        <w:br/>
+      </w:r>
+      <w:r>
+        <w:rPr>
+          <w:rStyle w:val="HTMLCode"/>
+          <w:highlight w:val="yellow"/>
+        </w:rPr>
+        <w:t xml:space="preserve">    </w:t>
+      </w:r>
+      <w:r>
+        <w:rPr>
+          <w:rStyle w:val="g"/>
+          <w:highlight w:val="yellow"/>
+        </w:rPr>
+        <w:t>return</w:t>
+      </w:r>
+      <w:r>
+        <w:rPr>
+          <w:rStyle w:val="HTMLCode"/>
+          <w:highlight w:val="yellow"/>
+        </w:rPr>
+        <w:t xml:space="preserve"> </w:t>
+      </w:r>
+      <w:proofErr w:type="spellStart"/>
+      <w:r>
+        <w:rPr>
+          <w:rStyle w:val="m"/>
+          <w:highlight w:val="yellow"/>
+        </w:rPr>
+        <w:t>num</w:t>
+      </w:r>
+      <w:proofErr w:type="spellEnd"/>
+      <w:r>
+        <w:rPr>
+          <w:rStyle w:val="HTMLCode"/>
+          <w:highlight w:val="yellow"/>
+        </w:rPr>
+        <w:t xml:space="preserve"> </w:t>
+      </w:r>
+      <w:r>
+        <w:rPr>
+          <w:rStyle w:val="g"/>
+          <w:highlight w:val="yellow"/>
+        </w:rPr>
+        <w:t>+</w:t>
+      </w:r>
+      <w:r>
+        <w:rPr>
+          <w:rStyle w:val="HTMLCode"/>
+          <w:highlight w:val="yellow"/>
+        </w:rPr>
+        <w:t xml:space="preserve"> </w:t>
+      </w:r>
+      <w:r>
+        <w:rPr>
+          <w:rStyle w:val="j"/>
+          <w:highlight w:val="yellow"/>
+        </w:rPr>
+        <w:t>5</w:t>
+      </w:r>
+      <w:r>
+        <w:rPr>
+          <w:rStyle w:val="HTMLCode"/>
+          <w:highlight w:val="yellow"/>
+        </w:rPr>
+        <w:t>;</w:t>
+      </w:r>
+      <w:r>
+        <w:rPr>
+          <w:highlight w:val="yellow"/>
+        </w:rPr>
+        <w:br/>
+      </w:r>
+      <w:r>
+        <w:rPr>
+          <w:rStyle w:val="HTMLCode"/>
+          <w:highlight w:val="yellow"/>
+        </w:rPr>
+        <w:t xml:space="preserve">  })</w:t>
+      </w:r>
+      <w:r>
+        <w:rPr>
+          <w:highlight w:val="yellow"/>
+        </w:rPr>
+        <w:br/>
+      </w:r>
+      <w:r>
+        <w:rPr>
+          <w:rStyle w:val="HTMLCode"/>
+          <w:highlight w:val="yellow"/>
+        </w:rPr>
+        <w:t xml:space="preserve">  </w:t>
+      </w:r>
+      <w:r>
+        <w:rPr>
+          <w:rStyle w:val="g"/>
+          <w:highlight w:val="yellow"/>
+        </w:rPr>
+        <w:t>.</w:t>
+      </w:r>
+      <w:r>
+        <w:rPr>
+          <w:rStyle w:val="HTMLCode"/>
+          <w:highlight w:val="yellow"/>
+        </w:rPr>
+        <w:t>then((</w:t>
+      </w:r>
+      <w:proofErr w:type="spellStart"/>
+      <w:r>
+        <w:rPr>
+          <w:rStyle w:val="m"/>
+          <w:highlight w:val="yellow"/>
+        </w:rPr>
+        <w:t>num</w:t>
+      </w:r>
+      <w:proofErr w:type="spellEnd"/>
+      <w:r>
+        <w:rPr>
+          <w:rStyle w:val="HTMLCode"/>
+          <w:highlight w:val="yellow"/>
+        </w:rPr>
+        <w:t>) =&gt; {</w:t>
+      </w:r>
+      <w:r>
+        <w:rPr>
+          <w:highlight w:val="yellow"/>
+        </w:rPr>
+        <w:br/>
+      </w:r>
+      <w:r>
+        <w:rPr>
+          <w:rStyle w:val="HTMLCode"/>
+          <w:highlight w:val="yellow"/>
+        </w:rPr>
+        <w:t xml:space="preserve">    </w:t>
+      </w:r>
+      <w:r>
+        <w:rPr>
+          <w:rStyle w:val="m"/>
+          <w:highlight w:val="yellow"/>
+        </w:rPr>
+        <w:t>console</w:t>
+      </w:r>
+      <w:r>
+        <w:rPr>
+          <w:rStyle w:val="g"/>
+          <w:highlight w:val="yellow"/>
+        </w:rPr>
+        <w:t>.</w:t>
+      </w:r>
+      <w:r>
+        <w:rPr>
+          <w:rStyle w:val="HTMLCode"/>
+          <w:highlight w:val="yellow"/>
+        </w:rPr>
+        <w:t>log(</w:t>
+      </w:r>
+      <w:proofErr w:type="spellStart"/>
+      <w:r>
+        <w:rPr>
+          <w:rStyle w:val="m"/>
+          <w:highlight w:val="yellow"/>
+        </w:rPr>
+        <w:t>num</w:t>
+      </w:r>
+      <w:proofErr w:type="spellEnd"/>
+      <w:r>
+        <w:rPr>
+          <w:rStyle w:val="HTMLCode"/>
+          <w:highlight w:val="yellow"/>
+        </w:rPr>
+        <w:t xml:space="preserve">); </w:t>
+      </w:r>
+      <w:r>
+        <w:rPr>
+          <w:rStyle w:val="e"/>
+          <w:highlight w:val="yellow"/>
+        </w:rPr>
+        <w:t>// 15</w:t>
+      </w:r>
+      <w:r>
+        <w:rPr>
+          <w:highlight w:val="yellow"/>
+        </w:rPr>
+        <w:br/>
+      </w:r>
+      <w:r>
+        <w:rPr>
+          <w:rStyle w:val="HTMLCode"/>
+          <w:highlight w:val="yellow"/>
+        </w:rPr>
+        <w:t xml:space="preserve">  });</w:t>
+      </w:r>
+    </w:p>
+    <w:p>
+      <w:pPr>
+        <w:pStyle w:val="NormalWeb"/>
+        <w:rPr>
+          <w:highlight w:val="yellow"/>
+        </w:rPr>
+      </w:pPr>
+      <w:r>
+        <w:rPr>
+          <w:rStyle w:val="Strong"/>
+          <w:highlight w:val="yellow"/>
+        </w:rPr>
+        <w:t>Output:</w:t>
+      </w:r>
+    </w:p>
+    <w:p>
+      <w:pPr>
+        <w:pStyle w:val="HTMLPreformatted"/>
+        <w:rPr>
+          <w:highlight w:val="yellow"/>
+        </w:rPr>
+      </w:pPr>
+      <w:r>
+        <w:rPr>
+          <w:rStyle w:val="HTMLCode"/>
+          <w:highlight w:val="yellow"/>
+        </w:rPr>
+        <w:t>5</w:t>
+      </w:r>
+      <w:r>
+        <w:rPr>
+          <w:highlight w:val="yellow"/>
+        </w:rPr>
+        <w:br/>
+      </w:r>
+      <w:r>
+        <w:rPr>
+          <w:rStyle w:val="HTMLCode"/>
+          <w:highlight w:val="yellow"/>
+        </w:rPr>
+        <w:t>10</w:t>
+      </w:r>
+      <w:r>
+        <w:rPr>
+          <w:highlight w:val="yellow"/>
+        </w:rPr>
+        <w:br/>
+      </w:r>
+      <w:r>
+        <w:rPr>
+          <w:rStyle w:val="HTMLCode"/>
+          <w:highlight w:val="yellow"/>
+        </w:rPr>
+        <w:t>15</w:t>
+      </w:r>
+    </w:p>
+    <w:p>
+      <w:pPr>
+        <w:pStyle w:val="Heading3"/>
+        <w:rPr>
+          <w:highlight w:val="yellow"/>
+        </w:rPr>
+      </w:pPr>
+      <w:r>
+        <w:rPr>
+          <w:highlight w:val="yellow"/>
+        </w:rPr>
+        <w:t>Real-world example</w:t>
+      </w:r>
+    </w:p>
+    <w:p>
+      <w:pPr>
+        <w:pStyle w:val="NormalWeb"/>
+        <w:rPr>
+          <w:highlight w:val="yellow"/>
+        </w:rPr>
+      </w:pPr>
+      <w:r>
+        <w:rPr>
+          <w:highlight w:val="yellow"/>
+        </w:rPr>
+        <w:t>Suppose you need to:</w:t>
+      </w:r>
+    </w:p>
+    <w:p>
+      <w:pPr>
+        <w:numPr>
+          <w:ilvl w:val="0"/>
+          <w:numId w:val="45"/>
+        </w:numPr>
+        <w:spacing w:before="100" w:beforeAutospacing="1" w:after="100" w:afterAutospacing="1" w:line="240" w:lineRule="auto"/>
+        <w:rPr>
+          <w:highlight w:val="yellow"/>
+        </w:rPr>
+      </w:pPr>
+      <w:r>
+        <w:rPr>
+          <w:highlight w:val="yellow"/>
+        </w:rPr>
+        <w:t xml:space="preserve">Login </w:t>
+      </w:r>
+    </w:p>
+    <w:p>
+      <w:pPr>
+        <w:numPr>
+          <w:ilvl w:val="0"/>
+          <w:numId w:val="45"/>
+        </w:numPr>
+        <w:spacing w:before="100" w:beforeAutospacing="1" w:after="100" w:afterAutospacing="1" w:line="240" w:lineRule="auto"/>
+        <w:rPr>
+          <w:highlight w:val="yellow"/>
+        </w:rPr>
+      </w:pPr>
+      <w:r>
+        <w:rPr>
+          <w:highlight w:val="yellow"/>
+        </w:rPr>
+        <w:t xml:space="preserve">Get user profile </w:t>
+      </w:r>
+    </w:p>
+    <w:p>
+      <w:pPr>
+        <w:numPr>
+          <w:ilvl w:val="0"/>
+          <w:numId w:val="45"/>
+        </w:numPr>
+        <w:spacing w:before="100" w:beforeAutospacing="1" w:after="100" w:afterAutospacing="1" w:line="240" w:lineRule="auto"/>
+        <w:rPr>
+          <w:highlight w:val="yellow"/>
+        </w:rPr>
+      </w:pPr>
+      <w:r>
+        <w:rPr>
+          <w:highlight w:val="yellow"/>
+        </w:rPr>
+        <w:t xml:space="preserve">Get user posts </w:t>
+      </w:r>
+    </w:p>
+    <w:p>
+      <w:pPr>
+        <w:pStyle w:val="NormalWeb"/>
+        <w:rPr>
+          <w:highlight w:val="yellow"/>
+        </w:rPr>
+      </w:pPr>
+      <w:r>
+        <w:rPr>
+          <w:highlight w:val="yellow"/>
+        </w:rPr>
+        <w:t>Each step depends on the previous one.</w:t>
+      </w:r>
+    </w:p>
+    <w:p>
+      <w:pPr>
+        <w:pStyle w:val="HTMLPreformatted"/>
+        <w:rPr>
+          <w:highlight w:val="yellow"/>
+        </w:rPr>
+      </w:pPr>
+      <w:r>
+        <w:rPr>
+          <w:rStyle w:val="m"/>
+          <w:highlight w:val="yellow"/>
+        </w:rPr>
+        <w:t>login</w:t>
+      </w:r>
+      <w:r>
+        <w:rPr>
+          <w:rStyle w:val="HTMLCode"/>
+          <w:highlight w:val="yellow"/>
+        </w:rPr>
+        <w:t>()</w:t>
+      </w:r>
+      <w:r>
+        <w:rPr>
+          <w:highlight w:val="yellow"/>
+        </w:rPr>
+        <w:br/>
+      </w:r>
+      <w:r>
+        <w:rPr>
+          <w:rStyle w:val="HTMLCode"/>
+          <w:highlight w:val="yellow"/>
+        </w:rPr>
+        <w:t xml:space="preserve">  </w:t>
+      </w:r>
+      <w:r>
+        <w:rPr>
+          <w:rStyle w:val="g"/>
+          <w:highlight w:val="yellow"/>
+        </w:rPr>
+        <w:t>.</w:t>
+      </w:r>
+      <w:r>
+        <w:rPr>
+          <w:rStyle w:val="HTMLCode"/>
+          <w:highlight w:val="yellow"/>
+        </w:rPr>
+        <w:t>then((</w:t>
+      </w:r>
+      <w:r>
+        <w:rPr>
+          <w:rStyle w:val="m"/>
+          <w:highlight w:val="yellow"/>
+        </w:rPr>
+        <w:t>user</w:t>
+      </w:r>
+      <w:r>
+        <w:rPr>
+          <w:rStyle w:val="HTMLCode"/>
+          <w:highlight w:val="yellow"/>
+        </w:rPr>
+        <w:t>) =&gt; {</w:t>
+      </w:r>
+      <w:r>
+        <w:rPr>
+          <w:highlight w:val="yellow"/>
+        </w:rPr>
+        <w:br/>
+      </w:r>
+      <w:r>
+        <w:rPr>
+          <w:rStyle w:val="HTMLCode"/>
+          <w:highlight w:val="yellow"/>
+        </w:rPr>
+        <w:t xml:space="preserve">    </w:t>
+      </w:r>
+      <w:r>
+        <w:rPr>
+          <w:rStyle w:val="g"/>
+          <w:highlight w:val="yellow"/>
+        </w:rPr>
+        <w:t>return</w:t>
+      </w:r>
+      <w:r>
+        <w:rPr>
+          <w:rStyle w:val="HTMLCode"/>
+          <w:highlight w:val="yellow"/>
+        </w:rPr>
+        <w:t xml:space="preserve"> </w:t>
+      </w:r>
+      <w:proofErr w:type="spellStart"/>
+      <w:r>
+        <w:rPr>
+          <w:rStyle w:val="m"/>
+          <w:highlight w:val="yellow"/>
+        </w:rPr>
+        <w:t>getProfile</w:t>
+      </w:r>
+      <w:proofErr w:type="spellEnd"/>
+      <w:r>
+        <w:rPr>
+          <w:rStyle w:val="HTMLCode"/>
+          <w:highlight w:val="yellow"/>
+        </w:rPr>
+        <w:t>(</w:t>
+      </w:r>
+      <w:r>
+        <w:rPr>
+          <w:rStyle w:val="m"/>
+          <w:highlight w:val="yellow"/>
+        </w:rPr>
+        <w:t>user</w:t>
+      </w:r>
+      <w:r>
+        <w:rPr>
+          <w:rStyle w:val="g"/>
+          <w:highlight w:val="yellow"/>
+        </w:rPr>
+        <w:t>.</w:t>
+      </w:r>
+      <w:r>
+        <w:rPr>
+          <w:rStyle w:val="HTMLCode"/>
+          <w:highlight w:val="yellow"/>
+        </w:rPr>
+        <w:t>id);</w:t>
+      </w:r>
+      <w:r>
+        <w:rPr>
+          <w:highlight w:val="yellow"/>
+        </w:rPr>
+        <w:br/>
+      </w:r>
+      <w:r>
+        <w:rPr>
+          <w:rStyle w:val="HTMLCode"/>
+          <w:highlight w:val="yellow"/>
+        </w:rPr>
+        <w:t xml:space="preserve">  })</w:t>
+      </w:r>
+      <w:r>
+        <w:rPr>
+          <w:highlight w:val="yellow"/>
+        </w:rPr>
+        <w:br/>
+      </w:r>
+      <w:r>
+        <w:rPr>
+          <w:rStyle w:val="HTMLCode"/>
+          <w:highlight w:val="yellow"/>
+        </w:rPr>
+        <w:t xml:space="preserve">  </w:t>
+      </w:r>
+      <w:r>
+        <w:rPr>
+          <w:rStyle w:val="g"/>
+          <w:highlight w:val="yellow"/>
+        </w:rPr>
+        <w:t>.</w:t>
+      </w:r>
+      <w:r>
+        <w:rPr>
+          <w:rStyle w:val="HTMLCode"/>
+          <w:highlight w:val="yellow"/>
+        </w:rPr>
+        <w:t>then((</w:t>
+      </w:r>
+      <w:r>
+        <w:rPr>
+          <w:rStyle w:val="m"/>
+          <w:highlight w:val="yellow"/>
+        </w:rPr>
+        <w:t>profile</w:t>
+      </w:r>
+      <w:r>
+        <w:rPr>
+          <w:rStyle w:val="HTMLCode"/>
+          <w:highlight w:val="yellow"/>
+        </w:rPr>
+        <w:t>) =&gt; {</w:t>
+      </w:r>
+      <w:r>
+        <w:rPr>
+          <w:highlight w:val="yellow"/>
+        </w:rPr>
+        <w:br/>
+      </w:r>
+      <w:r>
+        <w:rPr>
+          <w:rStyle w:val="HTMLCode"/>
+          <w:highlight w:val="yellow"/>
+        </w:rPr>
+        <w:t xml:space="preserve">    </w:t>
+      </w:r>
+      <w:r>
+        <w:rPr>
+          <w:rStyle w:val="g"/>
+          <w:highlight w:val="yellow"/>
+        </w:rPr>
+        <w:t>return</w:t>
+      </w:r>
+      <w:r>
+        <w:rPr>
+          <w:rStyle w:val="HTMLCode"/>
+          <w:highlight w:val="yellow"/>
+        </w:rPr>
+        <w:t xml:space="preserve"> </w:t>
+      </w:r>
+      <w:proofErr w:type="spellStart"/>
+      <w:r>
+        <w:rPr>
+          <w:rStyle w:val="m"/>
+          <w:highlight w:val="yellow"/>
+        </w:rPr>
+        <w:t>getPosts</w:t>
+      </w:r>
+      <w:proofErr w:type="spellEnd"/>
+      <w:r>
+        <w:rPr>
+          <w:rStyle w:val="HTMLCode"/>
+          <w:highlight w:val="yellow"/>
+        </w:rPr>
+        <w:t>(</w:t>
+      </w:r>
+      <w:r>
+        <w:rPr>
+          <w:rStyle w:val="m"/>
+          <w:highlight w:val="yellow"/>
+        </w:rPr>
+        <w:t>profile</w:t>
+      </w:r>
+      <w:r>
+        <w:rPr>
+          <w:rStyle w:val="g"/>
+          <w:highlight w:val="yellow"/>
+        </w:rPr>
+        <w:t>.</w:t>
+      </w:r>
+      <w:r>
+        <w:rPr>
+          <w:rStyle w:val="HTMLCode"/>
+          <w:highlight w:val="yellow"/>
+        </w:rPr>
+        <w:t>id);</w:t>
+      </w:r>
+      <w:r>
+        <w:rPr>
+          <w:highlight w:val="yellow"/>
+        </w:rPr>
+        <w:br/>
+      </w:r>
+      <w:r>
+        <w:rPr>
+          <w:rStyle w:val="HTMLCode"/>
+          <w:highlight w:val="yellow"/>
+        </w:rPr>
+        <w:t xml:space="preserve">  })</w:t>
+      </w:r>
+      <w:r>
+        <w:rPr>
+          <w:highlight w:val="yellow"/>
+        </w:rPr>
+        <w:br/>
+      </w:r>
+      <w:r>
+        <w:rPr>
+          <w:rStyle w:val="HTMLCode"/>
+          <w:highlight w:val="yellow"/>
+        </w:rPr>
+        <w:t xml:space="preserve">  </w:t>
+      </w:r>
+      <w:r>
+        <w:rPr>
+          <w:rStyle w:val="g"/>
+          <w:highlight w:val="yellow"/>
+        </w:rPr>
+        <w:t>.</w:t>
+      </w:r>
+      <w:r>
+        <w:rPr>
+          <w:rStyle w:val="HTMLCode"/>
+          <w:highlight w:val="yellow"/>
+        </w:rPr>
+        <w:t>then((</w:t>
+      </w:r>
+      <w:r>
+        <w:rPr>
+          <w:rStyle w:val="m"/>
+          <w:highlight w:val="yellow"/>
+        </w:rPr>
+        <w:t>posts</w:t>
+      </w:r>
+      <w:r>
+        <w:rPr>
+          <w:rStyle w:val="HTMLCode"/>
+          <w:highlight w:val="yellow"/>
+        </w:rPr>
+        <w:t>) =&gt; {</w:t>
+      </w:r>
+      <w:r>
+        <w:rPr>
+          <w:highlight w:val="yellow"/>
+        </w:rPr>
+        <w:br/>
+      </w:r>
+      <w:r>
+        <w:rPr>
+          <w:rStyle w:val="HTMLCode"/>
+          <w:highlight w:val="yellow"/>
+        </w:rPr>
+        <w:t xml:space="preserve">    </w:t>
+      </w:r>
+      <w:r>
+        <w:rPr>
+          <w:rStyle w:val="m"/>
+          <w:highlight w:val="yellow"/>
+        </w:rPr>
+        <w:t>console</w:t>
+      </w:r>
+      <w:r>
+        <w:rPr>
+          <w:rStyle w:val="g"/>
+          <w:highlight w:val="yellow"/>
+        </w:rPr>
+        <w:t>.</w:t>
+      </w:r>
+      <w:r>
+        <w:rPr>
+          <w:rStyle w:val="HTMLCode"/>
+          <w:highlight w:val="yellow"/>
+        </w:rPr>
+        <w:t>log(</w:t>
+      </w:r>
+      <w:r>
+        <w:rPr>
+          <w:rStyle w:val="m"/>
+          <w:highlight w:val="yellow"/>
+        </w:rPr>
+        <w:t>posts</w:t>
+      </w:r>
+      <w:r>
+        <w:rPr>
+          <w:rStyle w:val="HTMLCode"/>
+          <w:highlight w:val="yellow"/>
+        </w:rPr>
+        <w:t>);</w:t>
+      </w:r>
+      <w:r>
+        <w:rPr>
+          <w:highlight w:val="yellow"/>
+        </w:rPr>
+        <w:br/>
+      </w:r>
+      <w:r>
+        <w:rPr>
+          <w:rStyle w:val="HTMLCode"/>
+          <w:highlight w:val="yellow"/>
+        </w:rPr>
+        <w:t xml:space="preserve">  })</w:t>
+      </w:r>
+      <w:r>
+        <w:rPr>
+          <w:highlight w:val="yellow"/>
+        </w:rPr>
+        <w:br/>
+      </w:r>
+      <w:r>
+        <w:rPr>
+          <w:rStyle w:val="HTMLCode"/>
+          <w:highlight w:val="yellow"/>
+        </w:rPr>
+        <w:t xml:space="preserve">  </w:t>
+      </w:r>
+      <w:r>
+        <w:rPr>
+          <w:rStyle w:val="g"/>
+          <w:highlight w:val="yellow"/>
+        </w:rPr>
+        <w:t>.</w:t>
+      </w:r>
+      <w:r>
+        <w:rPr>
+          <w:rStyle w:val="HTMLCode"/>
+          <w:highlight w:val="yellow"/>
+        </w:rPr>
+        <w:t>catch((</w:t>
+      </w:r>
+      <w:r>
+        <w:rPr>
+          <w:rStyle w:val="m"/>
+          <w:highlight w:val="yellow"/>
+        </w:rPr>
+        <w:t>err</w:t>
+      </w:r>
+      <w:r>
+        <w:rPr>
+          <w:rStyle w:val="HTMLCode"/>
+          <w:highlight w:val="yellow"/>
+        </w:rPr>
+        <w:t>) =&gt; {</w:t>
+      </w:r>
+      <w:r>
+        <w:rPr>
+          <w:highlight w:val="yellow"/>
+        </w:rPr>
+        <w:br/>
+      </w:r>
+      <w:r>
+        <w:rPr>
+          <w:rStyle w:val="HTMLCode"/>
+          <w:highlight w:val="yellow"/>
+        </w:rPr>
+        <w:t xml:space="preserve">    </w:t>
+      </w:r>
+      <w:r>
+        <w:rPr>
+          <w:rStyle w:val="m"/>
+          <w:highlight w:val="yellow"/>
+        </w:rPr>
+        <w:t>console</w:t>
+      </w:r>
+      <w:r>
+        <w:rPr>
+          <w:rStyle w:val="g"/>
+          <w:highlight w:val="yellow"/>
+        </w:rPr>
+        <w:t>.</w:t>
+      </w:r>
+      <w:r>
+        <w:rPr>
+          <w:rStyle w:val="HTMLCode"/>
+          <w:highlight w:val="yellow"/>
+        </w:rPr>
+        <w:t>log(</w:t>
+      </w:r>
+      <w:r>
+        <w:rPr>
+          <w:rStyle w:val="m"/>
+          <w:highlight w:val="yellow"/>
+        </w:rPr>
+        <w:t>err</w:t>
+      </w:r>
+      <w:r>
+        <w:rPr>
+          <w:rStyle w:val="HTMLCode"/>
+          <w:highlight w:val="yellow"/>
+        </w:rPr>
+        <w:t>);</w:t>
+      </w:r>
+      <w:r>
+        <w:rPr>
+          <w:highlight w:val="yellow"/>
+        </w:rPr>
+        <w:br/>
+      </w:r>
+      <w:r>
+        <w:rPr>
+          <w:rStyle w:val="HTMLCode"/>
+          <w:highlight w:val="yellow"/>
+        </w:rPr>
+        <w:t xml:space="preserve">  });</w:t>
+      </w:r>
+    </w:p>
+    <w:p>
+      <w:pPr>
+        <w:pStyle w:val="NormalWeb"/>
+        <w:rPr>
+          <w:highlight w:val="yellow"/>
+        </w:rPr>
+      </w:pPr>
+      <w:r>
+        <w:rPr>
+          <w:highlight w:val="yellow"/>
+        </w:rPr>
+        <w:t>Here:</w:t>
+      </w:r>
+    </w:p>
+    <w:p>
+      <w:pPr>
+        <w:numPr>
+          <w:ilvl w:val="0"/>
+          <w:numId w:val="46"/>
+        </w:numPr>
+        <w:spacing w:before="100" w:beforeAutospacing="1" w:after="100" w:afterAutospacing="1" w:line="240" w:lineRule="auto"/>
+        <w:rPr>
+          <w:highlight w:val="yellow"/>
+        </w:rPr>
+      </w:pPr>
+      <w:r>
+        <w:rPr>
+          <w:highlight w:val="yellow"/>
+        </w:rPr>
+        <w:t xml:space="preserve">First </w:t>
+      </w:r>
+      <w:r>
+        <w:rPr>
+          <w:rStyle w:val="HTMLCode"/>
+          <w:rFonts w:eastAsiaTheme="minorHAnsi"/>
+          <w:highlight w:val="yellow"/>
+        </w:rPr>
+        <w:t>.</w:t>
+      </w:r>
+      <w:proofErr w:type="gramStart"/>
+      <w:r>
+        <w:rPr>
+          <w:rStyle w:val="HTMLCode"/>
+          <w:rFonts w:eastAsiaTheme="minorHAnsi"/>
+          <w:highlight w:val="yellow"/>
+        </w:rPr>
+        <w:t>then(</w:t>
+      </w:r>
+      <w:proofErr w:type="gramEnd"/>
+      <w:r>
+        <w:rPr>
+          <w:rStyle w:val="HTMLCode"/>
+          <w:rFonts w:eastAsiaTheme="minorHAnsi"/>
+          <w:highlight w:val="yellow"/>
+        </w:rPr>
+        <w:t>)</w:t>
+      </w:r>
+      <w:r>
+        <w:rPr>
+          <w:highlight w:val="yellow"/>
+        </w:rPr>
+        <w:t xml:space="preserve"> gets the logged-in user. </w:t>
+      </w:r>
+    </w:p>
+    <w:p>
+      <w:pPr>
+        <w:numPr>
+          <w:ilvl w:val="0"/>
+          <w:numId w:val="46"/>
+        </w:numPr>
+        <w:spacing w:before="100" w:beforeAutospacing="1" w:after="100" w:afterAutospacing="1" w:line="240" w:lineRule="auto"/>
+        <w:rPr>
+          <w:highlight w:val="yellow"/>
+        </w:rPr>
+      </w:pPr>
+      <w:r>
+        <w:rPr>
+          <w:highlight w:val="yellow"/>
+        </w:rPr>
+        <w:t xml:space="preserve">Second </w:t>
+      </w:r>
+      <w:r>
+        <w:rPr>
+          <w:rStyle w:val="HTMLCode"/>
+          <w:rFonts w:eastAsiaTheme="minorHAnsi"/>
+          <w:highlight w:val="yellow"/>
+        </w:rPr>
+        <w:t>.</w:t>
+      </w:r>
+      <w:proofErr w:type="gramStart"/>
+      <w:r>
+        <w:rPr>
+          <w:rStyle w:val="HTMLCode"/>
+          <w:rFonts w:eastAsiaTheme="minorHAnsi"/>
+          <w:highlight w:val="yellow"/>
+        </w:rPr>
+        <w:t>then(</w:t>
+      </w:r>
+      <w:proofErr w:type="gramEnd"/>
+      <w:r>
+        <w:rPr>
+          <w:rStyle w:val="HTMLCode"/>
+          <w:rFonts w:eastAsiaTheme="minorHAnsi"/>
+          <w:highlight w:val="yellow"/>
+        </w:rPr>
+        <w:t>)</w:t>
+      </w:r>
+      <w:r>
+        <w:rPr>
+          <w:highlight w:val="yellow"/>
+        </w:rPr>
+        <w:t xml:space="preserve"> gets the profile. </w:t>
+      </w:r>
+    </w:p>
+    <w:p>
+      <w:pPr>
+        <w:numPr>
+          <w:ilvl w:val="0"/>
+          <w:numId w:val="46"/>
+        </w:numPr>
+        <w:spacing w:before="100" w:beforeAutospacing="1" w:after="100" w:afterAutospacing="1" w:line="240" w:lineRule="auto"/>
+        <w:rPr>
+          <w:highlight w:val="yellow"/>
+        </w:rPr>
+      </w:pPr>
+      <w:r>
+        <w:rPr>
+          <w:highlight w:val="yellow"/>
+        </w:rPr>
+        <w:t xml:space="preserve">Third </w:t>
+      </w:r>
+      <w:r>
+        <w:rPr>
+          <w:rStyle w:val="HTMLCode"/>
+          <w:rFonts w:eastAsiaTheme="minorHAnsi"/>
+          <w:highlight w:val="yellow"/>
+        </w:rPr>
+        <w:t>.</w:t>
+      </w:r>
+      <w:proofErr w:type="gramStart"/>
+      <w:r>
+        <w:rPr>
+          <w:rStyle w:val="HTMLCode"/>
+          <w:rFonts w:eastAsiaTheme="minorHAnsi"/>
+          <w:highlight w:val="yellow"/>
+        </w:rPr>
+        <w:t>then(</w:t>
+      </w:r>
+      <w:proofErr w:type="gramEnd"/>
+      <w:r>
+        <w:rPr>
+          <w:rStyle w:val="HTMLCode"/>
+          <w:rFonts w:eastAsiaTheme="minorHAnsi"/>
+          <w:highlight w:val="yellow"/>
+        </w:rPr>
+        <w:t>)</w:t>
+      </w:r>
+      <w:r>
+        <w:rPr>
+          <w:highlight w:val="yellow"/>
+        </w:rPr>
+        <w:t xml:space="preserve"> gets the posts.</w:t>
+      </w:r>
+    </w:p>
+    <w:p>
+      <w:pPr>
+        <w:spacing w:before="100" w:beforeAutospacing="1" w:after="100" w:afterAutospacing="1" w:line="240" w:lineRule="auto"/>
+        <w:rPr>
+          <w:highlight w:val="yellow"/>
+        </w:rPr>
+      </w:pPr>
+    </w:p>
+    <w:p>
+      <w:pPr>
+        <w:spacing w:before="100" w:beforeAutospacing="1" w:after="100" w:afterAutospacing="1" w:line="240" w:lineRule="auto"/>
+        <w:rPr>
+          <w:highlight w:val="green"/>
+        </w:rPr>
+      </w:pPr>
+      <w:r>
+        <w:rPr>
+          <w:highlight w:val="green"/>
+        </w:rPr>
+        <w:lastRenderedPageBreak/>
+        <w:t>Use of promise with await-</w:t>
+      </w:r>
+    </w:p>
+    <w:p>
+      <w:pPr>
+        <w:numPr>
+          <w:ilvl w:val="0"/>
+          <w:numId w:val="47"/>
+        </w:numPr>
+        <w:spacing w:before="100" w:beforeAutospacing="1" w:after="100" w:afterAutospacing="1" w:line="240" w:lineRule="auto"/>
+        <w:rPr>
+          <w:highlight w:val="green"/>
+        </w:rPr>
+      </w:pPr>
+      <w:r>
+        <w:rPr>
+          <w:highlight w:val="green"/>
+        </w:rPr>
+        <w:t xml:space="preserve">If you </w:t>
+      </w:r>
+      <w:r>
+        <w:rPr>
+          <w:rStyle w:val="Strong"/>
+          <w:highlight w:val="green"/>
+        </w:rPr>
+        <w:t>don't need the result immediately</w:t>
+      </w:r>
+      <w:r>
+        <w:rPr>
+          <w:highlight w:val="green"/>
+        </w:rPr>
+        <w:t xml:space="preserve">, you can use </w:t>
+      </w:r>
+      <w:r>
+        <w:rPr>
+          <w:rStyle w:val="HTMLCode"/>
+          <w:rFonts w:eastAsiaTheme="minorHAnsi"/>
+          <w:highlight w:val="green"/>
+        </w:rPr>
+        <w:t>.</w:t>
+      </w:r>
+      <w:proofErr w:type="gramStart"/>
+      <w:r>
+        <w:rPr>
+          <w:rStyle w:val="HTMLCode"/>
+          <w:rFonts w:eastAsiaTheme="minorHAnsi"/>
+          <w:highlight w:val="green"/>
+        </w:rPr>
+        <w:t>then(</w:t>
+      </w:r>
+      <w:proofErr w:type="gramEnd"/>
+      <w:r>
+        <w:rPr>
+          <w:rStyle w:val="HTMLCode"/>
+          <w:rFonts w:eastAsiaTheme="minorHAnsi"/>
+          <w:highlight w:val="green"/>
+        </w:rPr>
+        <w:t>)</w:t>
+      </w:r>
+      <w:r>
+        <w:rPr>
+          <w:highlight w:val="green"/>
+        </w:rPr>
+        <w:t xml:space="preserve">. </w:t>
+      </w:r>
+    </w:p>
+    <w:p>
+      <w:pPr>
+        <w:pStyle w:val="HTMLPreformatted"/>
+        <w:rPr>
+          <w:highlight w:val="green"/>
+        </w:rPr>
+      </w:pPr>
+      <w:proofErr w:type="spellStart"/>
+      <w:proofErr w:type="gramStart"/>
+      <w:r>
+        <w:rPr>
+          <w:rStyle w:val="m"/>
+          <w:highlight w:val="green"/>
+        </w:rPr>
+        <w:t>fetchData</w:t>
+      </w:r>
+      <w:proofErr w:type="spellEnd"/>
+      <w:r>
+        <w:rPr>
+          <w:rStyle w:val="HTMLCode"/>
+          <w:highlight w:val="green"/>
+        </w:rPr>
+        <w:t>(</w:t>
+      </w:r>
+      <w:proofErr w:type="gramEnd"/>
+      <w:r>
+        <w:rPr>
+          <w:rStyle w:val="HTMLCode"/>
+          <w:highlight w:val="green"/>
+        </w:rPr>
+        <w:t>)</w:t>
+      </w:r>
+      <w:r>
+        <w:rPr>
+          <w:rStyle w:val="g"/>
+          <w:highlight w:val="green"/>
+        </w:rPr>
+        <w:t>.</w:t>
+      </w:r>
+      <w:r>
+        <w:rPr>
+          <w:rStyle w:val="HTMLCode"/>
+          <w:highlight w:val="green"/>
+        </w:rPr>
+        <w:t>then((</w:t>
+      </w:r>
+      <w:r>
+        <w:rPr>
+          <w:rStyle w:val="m"/>
+          <w:highlight w:val="green"/>
+        </w:rPr>
+        <w:t>data</w:t>
+      </w:r>
+      <w:r>
+        <w:rPr>
+          <w:rStyle w:val="HTMLCode"/>
+          <w:highlight w:val="green"/>
+        </w:rPr>
+        <w:t>) =&gt; {</w:t>
+      </w:r>
+      <w:r>
+        <w:rPr>
+          <w:highlight w:val="green"/>
+        </w:rPr>
+        <w:br/>
+      </w:r>
+      <w:r>
+        <w:rPr>
+          <w:rStyle w:val="HTMLCode"/>
+          <w:highlight w:val="green"/>
+        </w:rPr>
+        <w:t xml:space="preserve">    </w:t>
+      </w:r>
+      <w:r>
+        <w:rPr>
+          <w:rStyle w:val="m"/>
+          <w:highlight w:val="green"/>
+        </w:rPr>
+        <w:t>console</w:t>
+      </w:r>
+      <w:r>
+        <w:rPr>
+          <w:rStyle w:val="g"/>
+          <w:highlight w:val="green"/>
+        </w:rPr>
+        <w:t>.</w:t>
+      </w:r>
+      <w:r>
+        <w:rPr>
+          <w:rStyle w:val="HTMLCode"/>
+          <w:highlight w:val="green"/>
+        </w:rPr>
+        <w:t>log(</w:t>
+      </w:r>
+      <w:r>
+        <w:rPr>
+          <w:rStyle w:val="m"/>
+          <w:highlight w:val="green"/>
+        </w:rPr>
+        <w:t>data</w:t>
+      </w:r>
+      <w:r>
+        <w:rPr>
+          <w:rStyle w:val="HTMLCode"/>
+          <w:highlight w:val="green"/>
+        </w:rPr>
+        <w:t>);</w:t>
+      </w:r>
+      <w:r>
+        <w:rPr>
+          <w:highlight w:val="green"/>
+        </w:rPr>
+        <w:br/>
+      </w:r>
+      <w:r>
+        <w:rPr>
+          <w:rStyle w:val="HTMLCode"/>
+          <w:highlight w:val="green"/>
+        </w:rPr>
+        <w:t>});</w:t>
+      </w:r>
+      <w:r>
+        <w:rPr>
+          <w:highlight w:val="green"/>
+        </w:rPr>
+        <w:br/>
+      </w:r>
+      <w:r>
+        <w:rPr>
+          <w:highlight w:val="green"/>
+        </w:rPr>
+        <w:br/>
+      </w:r>
+      <w:r>
+        <w:rPr>
+          <w:rStyle w:val="m"/>
+          <w:highlight w:val="green"/>
+        </w:rPr>
+        <w:t>console</w:t>
+      </w:r>
+      <w:r>
+        <w:rPr>
+          <w:rStyle w:val="g"/>
+          <w:highlight w:val="green"/>
+        </w:rPr>
+        <w:t>.</w:t>
+      </w:r>
+      <w:r>
+        <w:rPr>
+          <w:rStyle w:val="HTMLCode"/>
+          <w:highlight w:val="green"/>
+        </w:rPr>
+        <w:t>log(</w:t>
+      </w:r>
+      <w:r>
+        <w:rPr>
+          <w:rStyle w:val="k"/>
+          <w:highlight w:val="green"/>
+        </w:rPr>
+        <w:t>"Other work"</w:t>
+      </w:r>
+      <w:r>
+        <w:rPr>
+          <w:rStyle w:val="HTMLCode"/>
+          <w:highlight w:val="green"/>
+        </w:rPr>
+        <w:t>);</w:t>
+      </w:r>
+    </w:p>
+    <w:p>
+      <w:pPr>
+        <w:numPr>
+          <w:ilvl w:val="0"/>
+          <w:numId w:val="48"/>
+        </w:numPr>
+        <w:spacing w:before="100" w:beforeAutospacing="1" w:after="100" w:afterAutospacing="1" w:line="240" w:lineRule="auto"/>
+        <w:rPr>
+          <w:highlight w:val="green"/>
+        </w:rPr>
+      </w:pPr>
+      <w:r>
+        <w:rPr>
+          <w:highlight w:val="green"/>
+        </w:rPr>
+        <w:t xml:space="preserve">If the </w:t>
+      </w:r>
+      <w:r>
+        <w:rPr>
+          <w:rStyle w:val="Strong"/>
+          <w:highlight w:val="green"/>
+        </w:rPr>
+        <w:t>next step depends on the result</w:t>
+      </w:r>
+      <w:r>
+        <w:rPr>
+          <w:highlight w:val="green"/>
+        </w:rPr>
+        <w:t xml:space="preserve">, use </w:t>
+      </w:r>
+      <w:r>
+        <w:rPr>
+          <w:rStyle w:val="HTMLCode"/>
+          <w:rFonts w:eastAsiaTheme="minorHAnsi"/>
+          <w:highlight w:val="green"/>
+        </w:rPr>
+        <w:t>await</w:t>
+      </w:r>
+      <w:r>
+        <w:rPr>
+          <w:highlight w:val="green"/>
+        </w:rPr>
+        <w:t xml:space="preserve">. </w:t>
+      </w:r>
+    </w:p>
+    <w:p>
+      <w:pPr>
+        <w:pStyle w:val="HTMLPreformatted"/>
+        <w:rPr>
+          <w:highlight w:val="green"/>
+        </w:rPr>
+      </w:pPr>
+      <w:proofErr w:type="spellStart"/>
+      <w:proofErr w:type="gramStart"/>
+      <w:r>
+        <w:rPr>
+          <w:rStyle w:val="g"/>
+          <w:highlight w:val="green"/>
+        </w:rPr>
+        <w:t>async</w:t>
+      </w:r>
+      <w:proofErr w:type="spellEnd"/>
+      <w:proofErr w:type="gramEnd"/>
+      <w:r>
+        <w:rPr>
+          <w:rStyle w:val="HTMLCode"/>
+          <w:highlight w:val="green"/>
+        </w:rPr>
+        <w:t xml:space="preserve"> </w:t>
+      </w:r>
+      <w:r>
+        <w:rPr>
+          <w:rStyle w:val="g"/>
+          <w:highlight w:val="green"/>
+        </w:rPr>
+        <w:t>function</w:t>
+      </w:r>
+      <w:r>
+        <w:rPr>
+          <w:rStyle w:val="HTMLCode"/>
+          <w:highlight w:val="green"/>
+        </w:rPr>
+        <w:t xml:space="preserve"> </w:t>
+      </w:r>
+      <w:r>
+        <w:rPr>
+          <w:rStyle w:val="m"/>
+          <w:highlight w:val="green"/>
+        </w:rPr>
+        <w:t>show</w:t>
+      </w:r>
+      <w:r>
+        <w:rPr>
+          <w:rStyle w:val="HTMLCode"/>
+          <w:highlight w:val="green"/>
+        </w:rPr>
+        <w:t>() {</w:t>
+      </w:r>
+      <w:r>
+        <w:rPr>
+          <w:highlight w:val="green"/>
+        </w:rPr>
+        <w:br/>
+      </w:r>
+      <w:r>
+        <w:rPr>
+          <w:rStyle w:val="HTMLCode"/>
+          <w:highlight w:val="green"/>
+        </w:rPr>
+        <w:t xml:space="preserve">    </w:t>
+      </w:r>
+      <w:proofErr w:type="spellStart"/>
+      <w:r>
+        <w:rPr>
+          <w:rStyle w:val="g"/>
+          <w:highlight w:val="green"/>
+        </w:rPr>
+        <w:t>const</w:t>
+      </w:r>
+      <w:proofErr w:type="spellEnd"/>
+      <w:r>
+        <w:rPr>
+          <w:rStyle w:val="HTMLCode"/>
+          <w:highlight w:val="green"/>
+        </w:rPr>
+        <w:t xml:space="preserve"> </w:t>
+      </w:r>
+      <w:r>
+        <w:rPr>
+          <w:rStyle w:val="m"/>
+          <w:highlight w:val="green"/>
+        </w:rPr>
+        <w:t>data</w:t>
+      </w:r>
+      <w:r>
+        <w:rPr>
+          <w:rStyle w:val="HTMLCode"/>
+          <w:highlight w:val="green"/>
+        </w:rPr>
+        <w:t xml:space="preserve"> </w:t>
+      </w:r>
+      <w:r>
+        <w:rPr>
+          <w:rStyle w:val="g"/>
+          <w:highlight w:val="green"/>
+        </w:rPr>
+        <w:t>=</w:t>
+      </w:r>
+      <w:r>
+        <w:rPr>
+          <w:rStyle w:val="HTMLCode"/>
+          <w:highlight w:val="green"/>
+        </w:rPr>
+        <w:t xml:space="preserve"> </w:t>
+      </w:r>
+      <w:r>
+        <w:rPr>
+          <w:rStyle w:val="g"/>
+          <w:highlight w:val="green"/>
+        </w:rPr>
+        <w:t>await</w:t>
+      </w:r>
+      <w:r>
+        <w:rPr>
+          <w:rStyle w:val="HTMLCode"/>
+          <w:highlight w:val="green"/>
+        </w:rPr>
+        <w:t xml:space="preserve"> </w:t>
+      </w:r>
+      <w:proofErr w:type="spellStart"/>
+      <w:r>
+        <w:rPr>
+          <w:rStyle w:val="m"/>
+          <w:highlight w:val="green"/>
+        </w:rPr>
+        <w:t>fetchData</w:t>
+      </w:r>
+      <w:proofErr w:type="spellEnd"/>
+      <w:r>
+        <w:rPr>
+          <w:rStyle w:val="HTMLCode"/>
+          <w:highlight w:val="green"/>
+        </w:rPr>
+        <w:t xml:space="preserve">(); </w:t>
+      </w:r>
+      <w:r>
+        <w:rPr>
+          <w:rStyle w:val="e"/>
+          <w:highlight w:val="green"/>
+        </w:rPr>
+        <w:t>// Wait because next line needs data</w:t>
+      </w:r>
+      <w:r>
+        <w:rPr>
+          <w:highlight w:val="green"/>
+        </w:rPr>
+        <w:br/>
+      </w:r>
+      <w:r>
+        <w:rPr>
+          <w:rStyle w:val="HTMLCode"/>
+          <w:highlight w:val="green"/>
+        </w:rPr>
+        <w:t xml:space="preserve">    </w:t>
+      </w:r>
+      <w:r>
+        <w:rPr>
+          <w:rStyle w:val="m"/>
+          <w:highlight w:val="green"/>
+        </w:rPr>
+        <w:t>console</w:t>
+      </w:r>
+      <w:r>
+        <w:rPr>
+          <w:rStyle w:val="g"/>
+          <w:highlight w:val="green"/>
+        </w:rPr>
+        <w:t>.</w:t>
+      </w:r>
+      <w:r>
+        <w:rPr>
+          <w:rStyle w:val="HTMLCode"/>
+          <w:highlight w:val="green"/>
+        </w:rPr>
+        <w:t>log(</w:t>
+      </w:r>
+      <w:r>
+        <w:rPr>
+          <w:rStyle w:val="m"/>
+          <w:highlight w:val="green"/>
+        </w:rPr>
+        <w:t>data</w:t>
+      </w:r>
+      <w:r>
+        <w:rPr>
+          <w:rStyle w:val="HTMLCode"/>
+          <w:highlight w:val="green"/>
+        </w:rPr>
+        <w:t>);</w:t>
+      </w:r>
+      <w:r>
+        <w:rPr>
+          <w:highlight w:val="green"/>
+        </w:rPr>
+        <w:br/>
+      </w:r>
+      <w:r>
+        <w:rPr>
+          <w:rStyle w:val="HTMLCode"/>
+          <w:highlight w:val="green"/>
+        </w:rPr>
+        <w:t>}</w:t>
+      </w:r>
+    </w:p>
+    <w:p>
+      <w:pPr>
+        <w:pStyle w:val="Heading3"/>
+        <w:rPr>
+          <w:highlight w:val="green"/>
+        </w:rPr>
+      </w:pPr>
+      <w:r>
+        <w:rPr>
+          <w:highlight w:val="green"/>
+        </w:rPr>
+        <w:t>Interview Answer</w:t>
+      </w:r>
+    </w:p>
+    <w:p>
+      <w:pPr>
+        <w:pStyle w:val="NormalWeb"/>
+        <w:rPr>
+          <w:rStyle w:val="Strong"/>
+        </w:rPr>
+      </w:pPr>
+      <w:r>
+        <w:rPr>
+          <w:rStyle w:val="Strong"/>
+          <w:highlight w:val="green"/>
+        </w:rPr>
+        <w:t xml:space="preserve">Promises can be handled using either </w:t>
+      </w:r>
+      <w:r>
+        <w:rPr>
+          <w:rStyle w:val="HTMLCode"/>
+          <w:b/>
+          <w:bCs/>
+          <w:highlight w:val="green"/>
+        </w:rPr>
+        <w:t>.</w:t>
+      </w:r>
+      <w:proofErr w:type="gramStart"/>
+      <w:r>
+        <w:rPr>
+          <w:rStyle w:val="HTMLCode"/>
+          <w:b/>
+          <w:bCs/>
+          <w:highlight w:val="green"/>
+        </w:rPr>
+        <w:t>then(</w:t>
+      </w:r>
+      <w:proofErr w:type="gramEnd"/>
+      <w:r>
+        <w:rPr>
+          <w:rStyle w:val="HTMLCode"/>
+          <w:b/>
+          <w:bCs/>
+          <w:highlight w:val="green"/>
+        </w:rPr>
+        <w:t>)</w:t>
+      </w:r>
+      <w:r>
+        <w:rPr>
+          <w:rStyle w:val="Strong"/>
+          <w:highlight w:val="green"/>
+        </w:rPr>
+        <w:t xml:space="preserve"> or </w:t>
+      </w:r>
+      <w:proofErr w:type="spellStart"/>
+      <w:r>
+        <w:rPr>
+          <w:rStyle w:val="HTMLCode"/>
+          <w:b/>
+          <w:bCs/>
+          <w:highlight w:val="green"/>
+        </w:rPr>
+        <w:t>async</w:t>
+      </w:r>
+      <w:proofErr w:type="spellEnd"/>
+      <w:r>
+        <w:rPr>
+          <w:rStyle w:val="HTMLCode"/>
+          <w:b/>
+          <w:bCs/>
+          <w:highlight w:val="green"/>
+        </w:rPr>
+        <w:t>/await</w:t>
+      </w:r>
+      <w:r>
+        <w:rPr>
+          <w:rStyle w:val="Strong"/>
+          <w:highlight w:val="green"/>
+        </w:rPr>
+        <w:t xml:space="preserve">. The choice depends on the use case. If the next operation depends on the Promise's result, </w:t>
+      </w:r>
+      <w:r>
+        <w:rPr>
+          <w:rStyle w:val="HTMLCode"/>
+          <w:b/>
+          <w:bCs/>
+          <w:highlight w:val="green"/>
+        </w:rPr>
+        <w:t>await</w:t>
+      </w:r>
+      <w:r>
+        <w:rPr>
+          <w:rStyle w:val="Strong"/>
+          <w:highlight w:val="green"/>
+        </w:rPr>
+        <w:t xml:space="preserve"> makes the code cleaner and easier to understand. If independent work can continue, </w:t>
+      </w:r>
+      <w:r>
+        <w:rPr>
+          <w:rStyle w:val="HTMLCode"/>
+          <w:b/>
+          <w:bCs/>
+          <w:highlight w:val="green"/>
+        </w:rPr>
+        <w:t>.</w:t>
+      </w:r>
+      <w:proofErr w:type="gramStart"/>
+      <w:r>
+        <w:rPr>
+          <w:rStyle w:val="HTMLCode"/>
+          <w:b/>
+          <w:bCs/>
+          <w:highlight w:val="green"/>
+        </w:rPr>
+        <w:t>then(</w:t>
+      </w:r>
+      <w:proofErr w:type="gramEnd"/>
+      <w:r>
+        <w:rPr>
+          <w:rStyle w:val="HTMLCode"/>
+          <w:b/>
+          <w:bCs/>
+          <w:highlight w:val="green"/>
+        </w:rPr>
+        <w:t>)</w:t>
+      </w:r>
+      <w:r>
+        <w:rPr>
+          <w:rStyle w:val="Strong"/>
+          <w:highlight w:val="green"/>
+        </w:rPr>
+        <w:t xml:space="preserve"> is also a good option.</w:t>
+      </w:r>
+    </w:p>
+    <w:p>
+      <w:pPr>
+        <w:pStyle w:val="NormalWeb"/>
+        <w:rPr>
+          <w:rStyle w:val="Strong"/>
+        </w:rPr>
+      </w:pPr>
+    </w:p>
+    <w:p>
+      <w:pPr>
+        <w:pStyle w:val="NormalWeb"/>
+      </w:pPr>
+      <w:r>
+        <w:rPr>
+          <w:highlight w:val="magenta"/>
+        </w:rPr>
+        <w:t xml:space="preserve">Promises and </w:t>
+      </w:r>
+      <w:proofErr w:type="spellStart"/>
+      <w:r>
+        <w:rPr>
+          <w:rStyle w:val="HTMLCode"/>
+          <w:highlight w:val="magenta"/>
+        </w:rPr>
+        <w:t>async</w:t>
+      </w:r>
+      <w:proofErr w:type="spellEnd"/>
+      <w:r>
+        <w:rPr>
+          <w:rStyle w:val="HTMLCode"/>
+          <w:highlight w:val="magenta"/>
+        </w:rPr>
+        <w:t>/await</w:t>
+      </w:r>
+      <w:r>
+        <w:rPr>
+          <w:highlight w:val="magenta"/>
+        </w:rPr>
+        <w:t xml:space="preserve"> are JavaScript features used to handle asynchronous operations. A Promise represents the future result of an asynchronous task, while </w:t>
+      </w:r>
+      <w:proofErr w:type="spellStart"/>
+      <w:r>
+        <w:rPr>
+          <w:rStyle w:val="HTMLCode"/>
+          <w:highlight w:val="magenta"/>
+        </w:rPr>
+        <w:t>async</w:t>
+      </w:r>
+      <w:proofErr w:type="spellEnd"/>
+      <w:r>
+        <w:rPr>
+          <w:rStyle w:val="HTMLCode"/>
+          <w:highlight w:val="magenta"/>
+        </w:rPr>
+        <w:t>/await</w:t>
+      </w:r>
+      <w:r>
+        <w:rPr>
+          <w:highlight w:val="magenta"/>
+        </w:rPr>
+        <w:t xml:space="preserve"> provides a cleaner and more readable way to work with Promises.</w:t>
+      </w:r>
+      <w:r>
+        <w:t xml:space="preserve"> </w:t>
+      </w:r>
+    </w:p>
+    <w:p>
+      <w:pPr>
+        <w:pStyle w:val="NormalWeb"/>
+      </w:pPr>
+      <w:r>
+        <w:rPr>
+          <w:highlight w:val="magenta"/>
+        </w:rPr>
+        <w:t xml:space="preserve">An </w:t>
+      </w:r>
+      <w:proofErr w:type="spellStart"/>
+      <w:r>
+        <w:rPr>
+          <w:rStyle w:val="HTMLCode"/>
+          <w:highlight w:val="magenta"/>
+        </w:rPr>
+        <w:t>async</w:t>
+      </w:r>
+      <w:proofErr w:type="spellEnd"/>
+      <w:r>
+        <w:rPr>
+          <w:highlight w:val="magenta"/>
+        </w:rPr>
+        <w:t xml:space="preserve"> function always returns a Promise, which means it also returns its result through a Promise (immediately if </w:t>
+      </w:r>
+      <w:proofErr w:type="gramStart"/>
+      <w:r>
+        <w:rPr>
+          <w:highlight w:val="magenta"/>
+        </w:rPr>
+        <w:t>it's</w:t>
+      </w:r>
+      <w:proofErr w:type="gramEnd"/>
+      <w:r>
+        <w:rPr>
+          <w:highlight w:val="magenta"/>
+        </w:rPr>
+        <w:t xml:space="preserve"> already available, or later if it needs asynchronous work).</w:t>
+      </w:r>
+    </w:p>
+    <w:p>
+      <w:pPr>
+        <w:pStyle w:val="NormalWeb"/>
+      </w:pPr>
+    </w:p>
+    <w:p>
+      <w:pPr>
+        <w:pStyle w:val="NormalWeb"/>
+      </w:pPr>
+    </w:p>
+    <w:p>
+      <w:pPr>
+        <w:pStyle w:val="NormalWeb"/>
+      </w:pPr>
+      <w:r>
+        <w:rPr>
+          <w:highlight w:val="blue"/>
+        </w:rPr>
+        <w:t>EVENT LOOP-</w:t>
+      </w:r>
+    </w:p>
+    <w:p>
+      <w:pPr>
+        <w:pStyle w:val="HTMLPreformatted"/>
+        <w:rPr>
+          <w:sz w:val="16"/>
+        </w:rPr>
+      </w:pPr>
+      <w:proofErr w:type="spellStart"/>
+      <w:proofErr w:type="gramStart"/>
+      <w:r>
+        <w:rPr>
+          <w:rStyle w:val="m"/>
+          <w:rFonts w:eastAsiaTheme="majorEastAsia"/>
+          <w:sz w:val="16"/>
+        </w:rPr>
+        <w:t>fs</w:t>
+      </w:r>
+      <w:r>
+        <w:rPr>
+          <w:rStyle w:val="g"/>
+          <w:sz w:val="16"/>
+        </w:rPr>
+        <w:t>.</w:t>
+      </w:r>
+      <w:r>
+        <w:rPr>
+          <w:rStyle w:val="HTMLCode"/>
+          <w:rFonts w:eastAsiaTheme="majorEastAsia"/>
+          <w:sz w:val="16"/>
+        </w:rPr>
+        <w:t>readFile</w:t>
+      </w:r>
+      <w:proofErr w:type="spellEnd"/>
+      <w:r>
+        <w:rPr>
+          <w:rStyle w:val="HTMLCode"/>
+          <w:rFonts w:eastAsiaTheme="majorEastAsia"/>
+          <w:sz w:val="16"/>
+        </w:rPr>
+        <w:t>(</w:t>
+      </w:r>
+      <w:proofErr w:type="gramEnd"/>
+      <w:r>
+        <w:rPr>
+          <w:rStyle w:val="k"/>
+          <w:sz w:val="16"/>
+        </w:rPr>
+        <w:t>"data.txt"</w:t>
+      </w:r>
+      <w:r>
+        <w:rPr>
+          <w:rStyle w:val="HTMLCode"/>
+          <w:rFonts w:eastAsiaTheme="majorEastAsia"/>
+          <w:sz w:val="16"/>
+        </w:rPr>
+        <w:t xml:space="preserve">, </w:t>
+      </w:r>
+      <w:r>
+        <w:rPr>
+          <w:rStyle w:val="k"/>
+          <w:sz w:val="16"/>
+        </w:rPr>
+        <w:t>"utf8"</w:t>
+      </w:r>
+      <w:r>
+        <w:rPr>
+          <w:rStyle w:val="HTMLCode"/>
+          <w:rFonts w:eastAsiaTheme="majorEastAsia"/>
+          <w:sz w:val="16"/>
+        </w:rPr>
+        <w:t>, (</w:t>
+      </w:r>
+      <w:r>
+        <w:rPr>
+          <w:rStyle w:val="m"/>
+          <w:rFonts w:eastAsiaTheme="majorEastAsia"/>
+          <w:sz w:val="16"/>
+        </w:rPr>
+        <w:t>err</w:t>
+      </w:r>
+      <w:r>
+        <w:rPr>
+          <w:rStyle w:val="HTMLCode"/>
+          <w:rFonts w:eastAsiaTheme="majorEastAsia"/>
+          <w:sz w:val="16"/>
+        </w:rPr>
+        <w:t xml:space="preserve">, </w:t>
+      </w:r>
+      <w:r>
+        <w:rPr>
+          <w:rStyle w:val="m"/>
+          <w:rFonts w:eastAsiaTheme="majorEastAsia"/>
+          <w:sz w:val="16"/>
+        </w:rPr>
+        <w:t>data</w:t>
+      </w:r>
+      <w:r>
+        <w:rPr>
+          <w:rStyle w:val="HTMLCode"/>
+          <w:rFonts w:eastAsiaTheme="majorEastAsia"/>
+          <w:sz w:val="16"/>
+        </w:rPr>
+        <w:t>) =&gt; {</w:t>
+      </w:r>
+      <w:r>
+        <w:rPr>
+          <w:sz w:val="16"/>
+        </w:rPr>
+        <w:br/>
+      </w:r>
+      <w:r>
+        <w:rPr>
+          <w:rStyle w:val="HTMLCode"/>
+          <w:rFonts w:eastAsiaTheme="majorEastAsia"/>
+          <w:sz w:val="16"/>
+        </w:rPr>
+        <w:t xml:space="preserve">    </w:t>
+      </w:r>
+      <w:r>
+        <w:rPr>
+          <w:rStyle w:val="m"/>
+          <w:rFonts w:eastAsiaTheme="majorEastAsia"/>
+          <w:sz w:val="16"/>
+        </w:rPr>
+        <w:t>console</w:t>
+      </w:r>
+      <w:r>
+        <w:rPr>
+          <w:rStyle w:val="g"/>
+          <w:sz w:val="16"/>
+        </w:rPr>
+        <w:t>.</w:t>
+      </w:r>
+      <w:r>
+        <w:rPr>
+          <w:rStyle w:val="HTMLCode"/>
+          <w:rFonts w:eastAsiaTheme="majorEastAsia"/>
+          <w:sz w:val="16"/>
+        </w:rPr>
+        <w:t>log(</w:t>
+      </w:r>
+      <w:r>
+        <w:rPr>
+          <w:rStyle w:val="m"/>
+          <w:rFonts w:eastAsiaTheme="majorEastAsia"/>
+          <w:sz w:val="16"/>
+        </w:rPr>
+        <w:t>data</w:t>
+      </w:r>
+      <w:r>
+        <w:rPr>
+          <w:rStyle w:val="HTMLCode"/>
+          <w:rFonts w:eastAsiaTheme="majorEastAsia"/>
+          <w:sz w:val="16"/>
+        </w:rPr>
+        <w:t>);</w:t>
+      </w:r>
+      <w:r>
+        <w:rPr>
+          <w:sz w:val="16"/>
+        </w:rPr>
+        <w:br/>
+      </w:r>
+      <w:r>
+        <w:rPr>
+          <w:rStyle w:val="HTMLCode"/>
+          <w:rFonts w:eastAsiaTheme="majorEastAsia"/>
+          <w:sz w:val="16"/>
+        </w:rPr>
+        <w:t>});</w:t>
+      </w:r>
+      <w:r>
+        <w:rPr>
+          <w:sz w:val="16"/>
+        </w:rPr>
+        <w:br/>
+      </w:r>
+      <w:r>
+        <w:rPr>
+          <w:sz w:val="16"/>
+        </w:rPr>
+        <w:br/>
+      </w:r>
+      <w:r>
+        <w:rPr>
+          <w:rStyle w:val="m"/>
+          <w:rFonts w:eastAsiaTheme="majorEastAsia"/>
+          <w:sz w:val="16"/>
+        </w:rPr>
+        <w:t>console</w:t>
+      </w:r>
+      <w:r>
+        <w:rPr>
+          <w:rStyle w:val="g"/>
+          <w:sz w:val="16"/>
+        </w:rPr>
+        <w:t>.</w:t>
+      </w:r>
+      <w:r>
+        <w:rPr>
+          <w:rStyle w:val="HTMLCode"/>
+          <w:rFonts w:eastAsiaTheme="majorEastAsia"/>
+          <w:sz w:val="16"/>
+        </w:rPr>
+        <w:t>log(</w:t>
+      </w:r>
+      <w:r>
+        <w:rPr>
+          <w:rStyle w:val="k"/>
+          <w:sz w:val="16"/>
+        </w:rPr>
+        <w:t>"End"</w:t>
+      </w:r>
+      <w:r>
+        <w:rPr>
+          <w:rStyle w:val="HTMLCode"/>
+          <w:rFonts w:eastAsiaTheme="majorEastAsia"/>
+          <w:sz w:val="16"/>
+        </w:rPr>
+        <w:t>);</w:t>
+      </w:r>
+    </w:p>
+    <w:p>
+      <w:pPr>
+        <w:pStyle w:val="Heading4"/>
+        <w:rPr>
+          <w:sz w:val="18"/>
+        </w:rPr>
+      </w:pPr>
+      <w:r>
+        <w:rPr>
+          <w:sz w:val="18"/>
+        </w:rPr>
+        <w:t>Step 1</w:t>
+      </w:r>
+    </w:p>
+    <w:p>
+      <w:pPr>
+        <w:pStyle w:val="NormalWeb"/>
+        <w:rPr>
+          <w:sz w:val="20"/>
+        </w:rPr>
+      </w:pPr>
+      <w:proofErr w:type="spellStart"/>
+      <w:proofErr w:type="gramStart"/>
+      <w:r>
+        <w:rPr>
+          <w:rStyle w:val="HTMLCode"/>
+          <w:rFonts w:eastAsiaTheme="majorEastAsia"/>
+          <w:sz w:val="16"/>
+        </w:rPr>
+        <w:t>fs.readFile</w:t>
+      </w:r>
+      <w:proofErr w:type="spellEnd"/>
+      <w:r>
+        <w:rPr>
+          <w:rStyle w:val="HTMLCode"/>
+          <w:rFonts w:eastAsiaTheme="majorEastAsia"/>
+          <w:sz w:val="16"/>
+        </w:rPr>
+        <w:t>(</w:t>
+      </w:r>
+      <w:proofErr w:type="gramEnd"/>
+      <w:r>
+        <w:rPr>
+          <w:rStyle w:val="HTMLCode"/>
+          <w:rFonts w:eastAsiaTheme="majorEastAsia"/>
+          <w:sz w:val="16"/>
+        </w:rPr>
+        <w:t>)</w:t>
+      </w:r>
+      <w:r>
+        <w:rPr>
+          <w:sz w:val="20"/>
+        </w:rPr>
+        <w:t xml:space="preserve"> start </w:t>
+      </w:r>
+      <w:proofErr w:type="spellStart"/>
+      <w:r>
+        <w:rPr>
+          <w:sz w:val="20"/>
+        </w:rPr>
+        <w:t>hua</w:t>
+      </w:r>
+      <w:proofErr w:type="spellEnd"/>
+      <w:r>
+        <w:rPr>
+          <w:sz w:val="20"/>
+        </w:rPr>
+        <w:t>.</w:t>
+      </w:r>
+    </w:p>
+    <w:p>
+      <w:pPr>
+        <w:pStyle w:val="Heading4"/>
+        <w:rPr>
+          <w:sz w:val="18"/>
+        </w:rPr>
+      </w:pPr>
+      <w:r>
+        <w:rPr>
+          <w:sz w:val="18"/>
+        </w:rPr>
+        <w:t>Step 2</w:t>
       </w:r>
       <w:bookmarkStart w:id="0" w:name="_GoBack"/>
       <w:bookmarkEnd w:id="0"/>
+    </w:p>
+    <w:p>
+      <w:pPr>
+        <w:pStyle w:val="NormalWeb"/>
+        <w:rPr>
+          <w:sz w:val="20"/>
+        </w:rPr>
+      </w:pPr>
+      <w:r>
+        <w:rPr>
+          <w:sz w:val="20"/>
+        </w:rPr>
+        <w:t xml:space="preserve">OS file read </w:t>
+      </w:r>
+      <w:proofErr w:type="spellStart"/>
+      <w:r>
+        <w:rPr>
+          <w:sz w:val="20"/>
+        </w:rPr>
+        <w:t>kar</w:t>
+      </w:r>
+      <w:proofErr w:type="spellEnd"/>
+      <w:r>
+        <w:rPr>
+          <w:sz w:val="20"/>
+        </w:rPr>
+        <w:t xml:space="preserve"> </w:t>
+      </w:r>
+      <w:proofErr w:type="spellStart"/>
+      <w:r>
+        <w:rPr>
+          <w:sz w:val="20"/>
+        </w:rPr>
+        <w:t>raha</w:t>
+      </w:r>
+      <w:proofErr w:type="spellEnd"/>
+      <w:r>
+        <w:rPr>
+          <w:sz w:val="20"/>
+        </w:rPr>
+        <w:t xml:space="preserve"> </w:t>
+      </w:r>
+      <w:proofErr w:type="spellStart"/>
+      <w:r>
+        <w:rPr>
+          <w:sz w:val="20"/>
+        </w:rPr>
+        <w:t>hai</w:t>
+      </w:r>
+      <w:proofErr w:type="spellEnd"/>
+      <w:r>
+        <w:rPr>
+          <w:sz w:val="20"/>
+        </w:rPr>
+        <w:t>.</w:t>
+      </w:r>
+    </w:p>
+    <w:p>
+      <w:pPr>
+        <w:pStyle w:val="Heading4"/>
+        <w:rPr>
+          <w:sz w:val="18"/>
+        </w:rPr>
+      </w:pPr>
+      <w:r>
+        <w:rPr>
+          <w:sz w:val="18"/>
+        </w:rPr>
+        <w:t>Step 3</w:t>
+      </w:r>
+    </w:p>
+    <w:p>
+      <w:pPr>
+        <w:pStyle w:val="NormalWeb"/>
+        <w:rPr>
+          <w:sz w:val="20"/>
+        </w:rPr>
+      </w:pPr>
+      <w:proofErr w:type="gramStart"/>
+      <w:r>
+        <w:rPr>
+          <w:rStyle w:val="HTMLCode"/>
+          <w:rFonts w:eastAsiaTheme="majorEastAsia"/>
+          <w:sz w:val="16"/>
+        </w:rPr>
+        <w:t>console.log(</w:t>
+      </w:r>
+      <w:proofErr w:type="gramEnd"/>
+      <w:r>
+        <w:rPr>
+          <w:rStyle w:val="HTMLCode"/>
+          <w:rFonts w:eastAsiaTheme="majorEastAsia"/>
+          <w:sz w:val="16"/>
+        </w:rPr>
+        <w:t>"End")</w:t>
+      </w:r>
+      <w:r>
+        <w:rPr>
+          <w:sz w:val="20"/>
+        </w:rPr>
+        <w:t xml:space="preserve"> </w:t>
+      </w:r>
+      <w:proofErr w:type="spellStart"/>
+      <w:r>
+        <w:rPr>
+          <w:sz w:val="20"/>
+        </w:rPr>
+        <w:t>chal</w:t>
+      </w:r>
+      <w:proofErr w:type="spellEnd"/>
+      <w:r>
+        <w:rPr>
+          <w:sz w:val="20"/>
+        </w:rPr>
+        <w:t xml:space="preserve"> </w:t>
+      </w:r>
+      <w:proofErr w:type="spellStart"/>
+      <w:r>
+        <w:rPr>
+          <w:sz w:val="20"/>
+        </w:rPr>
+        <w:t>gaya</w:t>
+      </w:r>
+      <w:proofErr w:type="spellEnd"/>
+      <w:r>
+        <w:rPr>
+          <w:sz w:val="20"/>
+        </w:rPr>
+        <w:t>.</w:t>
+      </w:r>
+    </w:p>
+    <w:p>
+      <w:pPr>
+        <w:pStyle w:val="NormalWeb"/>
+        <w:rPr>
+          <w:sz w:val="20"/>
+        </w:rPr>
+      </w:pPr>
+      <w:r>
+        <w:rPr>
+          <w:sz w:val="20"/>
+        </w:rPr>
+        <w:t>Output:</w:t>
+      </w:r>
+    </w:p>
+    <w:p>
+      <w:pPr>
+        <w:pStyle w:val="HTMLPreformatted"/>
+        <w:rPr>
+          <w:sz w:val="16"/>
+        </w:rPr>
+      </w:pPr>
+      <w:r>
+        <w:rPr>
+          <w:rStyle w:val="HTMLCode"/>
+          <w:rFonts w:eastAsiaTheme="majorEastAsia"/>
+          <w:sz w:val="16"/>
+        </w:rPr>
+        <w:lastRenderedPageBreak/>
+        <w:t>End</w:t>
+      </w:r>
+    </w:p>
+    <w:p>
+      <w:pPr>
+        <w:pStyle w:val="Heading4"/>
+        <w:rPr>
+          <w:sz w:val="18"/>
+        </w:rPr>
+      </w:pPr>
+      <w:r>
+        <w:rPr>
+          <w:sz w:val="18"/>
+        </w:rPr>
+        <w:t>Step 4</w:t>
+      </w:r>
+    </w:p>
+    <w:p>
+      <w:pPr>
+        <w:pStyle w:val="NormalWeb"/>
+        <w:rPr>
+          <w:sz w:val="20"/>
+        </w:rPr>
+      </w:pPr>
+      <w:r>
+        <w:rPr>
+          <w:sz w:val="20"/>
+        </w:rPr>
+        <w:t xml:space="preserve">File read complete </w:t>
+      </w:r>
+      <w:proofErr w:type="gramStart"/>
+      <w:r>
+        <w:rPr>
+          <w:sz w:val="20"/>
+        </w:rPr>
+        <w:t>hui</w:t>
+      </w:r>
+      <w:proofErr w:type="gramEnd"/>
+      <w:r>
+        <w:rPr>
+          <w:sz w:val="20"/>
+        </w:rPr>
+        <w:t>.</w:t>
+      </w:r>
+    </w:p>
+    <w:p>
+      <w:pPr>
+        <w:pStyle w:val="NormalWeb"/>
+        <w:rPr>
+          <w:sz w:val="20"/>
+        </w:rPr>
+      </w:pPr>
+      <w:r>
+        <w:rPr>
+          <w:sz w:val="20"/>
+        </w:rPr>
+        <w:t xml:space="preserve">Ab ye </w:t>
+      </w:r>
+      <w:proofErr w:type="spellStart"/>
+      <w:r>
+        <w:rPr>
+          <w:sz w:val="20"/>
+        </w:rPr>
+        <w:t>callback</w:t>
+      </w:r>
+      <w:proofErr w:type="spellEnd"/>
+      <w:r>
+        <w:rPr>
+          <w:sz w:val="20"/>
+        </w:rPr>
+        <w:t>:</w:t>
+      </w:r>
+    </w:p>
+    <w:p>
+      <w:pPr>
+        <w:pStyle w:val="HTMLPreformatted"/>
+        <w:rPr>
+          <w:sz w:val="16"/>
+        </w:rPr>
+      </w:pPr>
+      <w:r>
+        <w:rPr>
+          <w:rStyle w:val="HTMLCode"/>
+          <w:rFonts w:eastAsiaTheme="majorEastAsia"/>
+          <w:sz w:val="16"/>
+        </w:rPr>
+        <w:t>(</w:t>
+      </w:r>
+      <w:proofErr w:type="gramStart"/>
+      <w:r>
+        <w:rPr>
+          <w:rStyle w:val="m"/>
+          <w:rFonts w:eastAsiaTheme="majorEastAsia"/>
+          <w:sz w:val="16"/>
+        </w:rPr>
+        <w:t>err</w:t>
+      </w:r>
+      <w:proofErr w:type="gramEnd"/>
+      <w:r>
+        <w:rPr>
+          <w:rStyle w:val="HTMLCode"/>
+          <w:rFonts w:eastAsiaTheme="majorEastAsia"/>
+          <w:sz w:val="16"/>
+        </w:rPr>
+        <w:t xml:space="preserve">, </w:t>
+      </w:r>
+      <w:r>
+        <w:rPr>
+          <w:rStyle w:val="m"/>
+          <w:rFonts w:eastAsiaTheme="majorEastAsia"/>
+          <w:sz w:val="16"/>
+        </w:rPr>
+        <w:t>data</w:t>
+      </w:r>
+      <w:r>
+        <w:rPr>
+          <w:rStyle w:val="HTMLCode"/>
+          <w:rFonts w:eastAsiaTheme="majorEastAsia"/>
+          <w:sz w:val="16"/>
+        </w:rPr>
+        <w:t>) =&gt; {</w:t>
+      </w:r>
+      <w:r>
+        <w:rPr>
+          <w:sz w:val="16"/>
+        </w:rPr>
+        <w:br/>
+      </w:r>
+      <w:r>
+        <w:rPr>
+          <w:rStyle w:val="HTMLCode"/>
+          <w:rFonts w:eastAsiaTheme="majorEastAsia"/>
+          <w:sz w:val="16"/>
+        </w:rPr>
+        <w:t xml:space="preserve">    </w:t>
+      </w:r>
+      <w:proofErr w:type="gramStart"/>
+      <w:r>
+        <w:rPr>
+          <w:rStyle w:val="m"/>
+          <w:rFonts w:eastAsiaTheme="majorEastAsia"/>
+          <w:sz w:val="16"/>
+        </w:rPr>
+        <w:t>console</w:t>
+      </w:r>
+      <w:r>
+        <w:rPr>
+          <w:rStyle w:val="g"/>
+          <w:sz w:val="16"/>
+        </w:rPr>
+        <w:t>.</w:t>
+      </w:r>
+      <w:r>
+        <w:rPr>
+          <w:rStyle w:val="HTMLCode"/>
+          <w:rFonts w:eastAsiaTheme="majorEastAsia"/>
+          <w:sz w:val="16"/>
+        </w:rPr>
+        <w:t>log(</w:t>
+      </w:r>
+      <w:proofErr w:type="gramEnd"/>
+      <w:r>
+        <w:rPr>
+          <w:rStyle w:val="m"/>
+          <w:rFonts w:eastAsiaTheme="majorEastAsia"/>
+          <w:sz w:val="16"/>
+        </w:rPr>
+        <w:t>data</w:t>
+      </w:r>
+      <w:r>
+        <w:rPr>
+          <w:rStyle w:val="HTMLCode"/>
+          <w:rFonts w:eastAsiaTheme="majorEastAsia"/>
+          <w:sz w:val="16"/>
+        </w:rPr>
+        <w:t>);</w:t>
+      </w:r>
+      <w:r>
+        <w:rPr>
+          <w:sz w:val="16"/>
+        </w:rPr>
+        <w:br/>
+      </w:r>
+      <w:r>
+        <w:rPr>
+          <w:rStyle w:val="HTMLCode"/>
+          <w:rFonts w:eastAsiaTheme="majorEastAsia"/>
+          <w:sz w:val="16"/>
+        </w:rPr>
+        <w:t>}</w:t>
+      </w:r>
+    </w:p>
+    <w:p>
+      <w:pPr>
+        <w:pStyle w:val="NormalWeb"/>
+        <w:rPr>
+          <w:sz w:val="20"/>
+        </w:rPr>
+      </w:pPr>
+      <w:proofErr w:type="spellStart"/>
+      <w:r>
+        <w:rPr>
+          <w:rStyle w:val="Strong"/>
+          <w:sz w:val="20"/>
+        </w:rPr>
+        <w:t>Callback</w:t>
+      </w:r>
+      <w:proofErr w:type="spellEnd"/>
+      <w:r>
+        <w:rPr>
+          <w:rStyle w:val="Strong"/>
+          <w:sz w:val="20"/>
+        </w:rPr>
+        <w:t xml:space="preserve"> Queue me </w:t>
+      </w:r>
+      <w:proofErr w:type="spellStart"/>
+      <w:r>
+        <w:rPr>
+          <w:rStyle w:val="Strong"/>
+          <w:sz w:val="20"/>
+        </w:rPr>
+        <w:t>chala</w:t>
+      </w:r>
+      <w:proofErr w:type="spellEnd"/>
+      <w:r>
+        <w:rPr>
+          <w:rStyle w:val="Strong"/>
+          <w:sz w:val="20"/>
+        </w:rPr>
+        <w:t xml:space="preserve"> </w:t>
+      </w:r>
+      <w:proofErr w:type="spellStart"/>
+      <w:proofErr w:type="gramStart"/>
+      <w:r>
+        <w:rPr>
+          <w:rStyle w:val="Strong"/>
+          <w:sz w:val="20"/>
+        </w:rPr>
+        <w:t>gaya</w:t>
+      </w:r>
+      <w:proofErr w:type="spellEnd"/>
+      <w:proofErr w:type="gramEnd"/>
+      <w:r>
+        <w:rPr>
+          <w:rStyle w:val="Strong"/>
+          <w:sz w:val="20"/>
+        </w:rPr>
+        <w:t>.</w:t>
+      </w:r>
+    </w:p>
+    <w:p>
+      <w:pPr>
+        <w:pStyle w:val="Heading4"/>
+        <w:rPr>
+          <w:sz w:val="18"/>
+        </w:rPr>
+      </w:pPr>
+      <w:r>
+        <w:rPr>
+          <w:sz w:val="18"/>
+        </w:rPr>
+        <w:t>Step 5</w:t>
+      </w:r>
+    </w:p>
+    <w:p>
+      <w:pPr>
+        <w:pStyle w:val="NormalWeb"/>
+        <w:rPr>
+          <w:sz w:val="20"/>
+        </w:rPr>
+      </w:pPr>
+      <w:r>
+        <w:rPr>
+          <w:sz w:val="20"/>
+        </w:rPr>
+        <w:t xml:space="preserve">Event Loop </w:t>
+      </w:r>
+      <w:proofErr w:type="spellStart"/>
+      <w:r>
+        <w:rPr>
+          <w:sz w:val="20"/>
+        </w:rPr>
+        <w:t>dekhta</w:t>
+      </w:r>
+      <w:proofErr w:type="spellEnd"/>
+      <w:r>
+        <w:rPr>
+          <w:sz w:val="20"/>
+        </w:rPr>
+        <w:t xml:space="preserve"> </w:t>
+      </w:r>
+      <w:proofErr w:type="spellStart"/>
+      <w:r>
+        <w:rPr>
+          <w:sz w:val="20"/>
+        </w:rPr>
+        <w:t>hai</w:t>
+      </w:r>
+      <w:proofErr w:type="spellEnd"/>
+      <w:r>
+        <w:rPr>
+          <w:sz w:val="20"/>
+        </w:rPr>
+        <w:t>:</w:t>
+      </w:r>
+    </w:p>
+    <w:p>
+      <w:pPr>
+        <w:pStyle w:val="NormalWeb"/>
+        <w:rPr>
+          <w:sz w:val="20"/>
+        </w:rPr>
+      </w:pPr>
+      <w:r>
+        <w:rPr>
+          <w:sz w:val="20"/>
+        </w:rPr>
+        <w:t xml:space="preserve">"Call Stack </w:t>
+      </w:r>
+      <w:proofErr w:type="spellStart"/>
+      <w:r>
+        <w:rPr>
+          <w:sz w:val="20"/>
+        </w:rPr>
+        <w:t>khali</w:t>
+      </w:r>
+      <w:proofErr w:type="spellEnd"/>
+      <w:r>
+        <w:rPr>
+          <w:sz w:val="20"/>
+        </w:rPr>
+        <w:t xml:space="preserve"> </w:t>
+      </w:r>
+      <w:proofErr w:type="spellStart"/>
+      <w:r>
+        <w:rPr>
+          <w:sz w:val="20"/>
+        </w:rPr>
+        <w:t>hai</w:t>
+      </w:r>
+      <w:proofErr w:type="spellEnd"/>
+      <w:r>
+        <w:rPr>
+          <w:sz w:val="20"/>
+        </w:rPr>
+        <w:t>?"</w:t>
+      </w:r>
+    </w:p>
+    <w:p>
+      <w:pPr>
+        <w:pStyle w:val="NormalWeb"/>
+        <w:rPr>
+          <w:sz w:val="20"/>
+        </w:rPr>
+      </w:pPr>
+      <w:r>
+        <w:rPr>
+          <w:sz w:val="20"/>
+        </w:rPr>
+        <w:t xml:space="preserve">Agar </w:t>
+      </w:r>
+      <w:proofErr w:type="spellStart"/>
+      <w:r>
+        <w:rPr>
+          <w:rStyle w:val="Strong"/>
+          <w:sz w:val="20"/>
+        </w:rPr>
+        <w:t>haan</w:t>
+      </w:r>
+      <w:proofErr w:type="spellEnd"/>
+      <w:r>
+        <w:rPr>
+          <w:sz w:val="20"/>
+        </w:rPr>
+        <w:t xml:space="preserve">, to </w:t>
+      </w:r>
+      <w:proofErr w:type="spellStart"/>
+      <w:r>
+        <w:rPr>
+          <w:sz w:val="20"/>
+        </w:rPr>
+        <w:t>Callback</w:t>
+      </w:r>
+      <w:proofErr w:type="spellEnd"/>
+      <w:r>
+        <w:rPr>
+          <w:sz w:val="20"/>
+        </w:rPr>
+        <w:t xml:space="preserve"> Queue se </w:t>
+      </w:r>
+      <w:proofErr w:type="spellStart"/>
+      <w:r>
+        <w:rPr>
+          <w:sz w:val="20"/>
+        </w:rPr>
+        <w:t>callback</w:t>
+      </w:r>
+      <w:proofErr w:type="spellEnd"/>
+      <w:r>
+        <w:rPr>
+          <w:sz w:val="20"/>
+        </w:rPr>
+        <w:t xml:space="preserve"> </w:t>
+      </w:r>
+      <w:proofErr w:type="spellStart"/>
+      <w:r>
+        <w:rPr>
+          <w:sz w:val="20"/>
+        </w:rPr>
+        <w:t>uthakar</w:t>
+      </w:r>
+      <w:proofErr w:type="spellEnd"/>
+      <w:r>
+        <w:rPr>
+          <w:sz w:val="20"/>
+        </w:rPr>
+        <w:t xml:space="preserve"> Call Stack me </w:t>
+      </w:r>
+      <w:proofErr w:type="spellStart"/>
+      <w:r>
+        <w:rPr>
+          <w:sz w:val="20"/>
+        </w:rPr>
+        <w:t>daal</w:t>
+      </w:r>
+      <w:proofErr w:type="spellEnd"/>
+      <w:r>
+        <w:rPr>
+          <w:sz w:val="20"/>
+        </w:rPr>
+        <w:t xml:space="preserve"> </w:t>
+      </w:r>
+      <w:proofErr w:type="spellStart"/>
+      <w:r>
+        <w:rPr>
+          <w:sz w:val="20"/>
+        </w:rPr>
+        <w:t>deta</w:t>
+      </w:r>
+      <w:proofErr w:type="spellEnd"/>
+      <w:r>
+        <w:rPr>
+          <w:sz w:val="20"/>
+        </w:rPr>
+        <w:t xml:space="preserve"> </w:t>
+      </w:r>
+      <w:proofErr w:type="spellStart"/>
+      <w:r>
+        <w:rPr>
+          <w:sz w:val="20"/>
+        </w:rPr>
+        <w:t>hai</w:t>
+      </w:r>
+      <w:proofErr w:type="spellEnd"/>
+      <w:r>
+        <w:rPr>
+          <w:sz w:val="20"/>
+        </w:rPr>
+        <w:t>.</w:t>
+      </w:r>
+    </w:p>
+    <w:p>
+      <w:pPr>
+        <w:pStyle w:val="NormalWeb"/>
+        <w:rPr>
+          <w:sz w:val="20"/>
+        </w:rPr>
+      </w:pPr>
+      <w:r>
+        <w:rPr>
+          <w:sz w:val="20"/>
+        </w:rPr>
+        <w:t>Output:</w:t>
+      </w:r>
+    </w:p>
+    <w:p>
+      <w:pPr>
+        <w:pStyle w:val="HTMLPreformatted"/>
+        <w:rPr>
+          <w:sz w:val="16"/>
+        </w:rPr>
+      </w:pPr>
+      <w:r>
+        <w:rPr>
+          <w:rStyle w:val="HTMLCode"/>
+          <w:rFonts w:eastAsiaTheme="majorEastAsia"/>
+          <w:sz w:val="16"/>
+        </w:rPr>
+        <w:t>End</w:t>
+      </w:r>
+      <w:r>
+        <w:rPr>
+          <w:sz w:val="16"/>
+        </w:rPr>
+        <w:br/>
+      </w:r>
+      <w:r>
+        <w:rPr>
+          <w:rStyle w:val="HTMLCode"/>
+          <w:rFonts w:eastAsiaTheme="majorEastAsia"/>
+          <w:sz w:val="16"/>
+        </w:rPr>
+        <w:t>Hello from file</w:t>
+      </w:r>
+    </w:p>
+    <w:p>
+      <w:pPr>
+        <w:pStyle w:val="NormalWeb"/>
+      </w:pPr>
+    </w:p>
+    <w:p>
+      <w:pPr>
+        <w:pStyle w:val="NormalWeb"/>
+      </w:pPr>
+    </w:p>
+    <w:p>
+      <w:pPr>
+        <w:spacing w:before="100" w:beforeAutospacing="1" w:after="100" w:afterAutospacing="1" w:line="240" w:lineRule="auto"/>
+        <w:rPr>
+          <w:highlight w:val="green"/>
+        </w:rPr>
+      </w:pPr>
+    </w:p>
+    <w:p>
+      <w:pPr>
+        <w:pStyle w:val="HTMLPreformatted"/>
+        <w:rPr>
+          <w:sz w:val="14"/>
+        </w:rPr>
+      </w:pPr>
+    </w:p>
+    <w:p>
+      <w:pPr>
+        <w:spacing w:before="100" w:beforeAutospacing="1" w:after="100" w:afterAutospacing="1" w:line="240" w:lineRule="auto"/>
+      </w:pPr>
+    </w:p>
+    <w:p>
+      <w:pPr>
+        <w:rPr>
+          <w:rFonts w:ascii="Times New Roman" w:eastAsia="Times New Roman" w:hAnsi="Times New Roman" w:cs="Times New Roman"/>
+          <w:sz w:val="24"/>
+          <w:szCs w:val="24"/>
+          <w:lang w:eastAsia="en-IN"/>
+        </w:rPr>
+      </w:pPr>
+    </w:p>
+    <w:p>
+      <w:pPr>
+        <w:rPr>
+          <w:rFonts w:ascii="Times New Roman" w:eastAsia="Times New Roman" w:hAnsi="Times New Roman" w:cs="Times New Roman"/>
+          <w:sz w:val="24"/>
+          <w:szCs w:val="24"/>
+          <w:lang w:eastAsia="en-IN"/>
+        </w:rPr>
+      </w:pPr>
     </w:p>
     <w:p>
       <w:pPr>
@@ -13550,6 +20721,268 @@
     </w:lvl>
   </w:abstractNum>
   <w:abstractNum w:abstractNumId="16" w15:restartNumberingAfterBreak="0">
+    <w:nsid w:val="193C496E"/>
+    <w:multiLevelType w:val="multilevel"/>
+    <w:tmpl w:val="90CE93F0"/>
+    <w:lvl w:ilvl="0">
+      <w:start w:val="1"/>
+      <w:numFmt w:val="decimal"/>
+      <w:lvlText w:val="%1."/>
+      <w:lvlJc w:val="left"/>
+      <w:pPr>
+        <w:tabs>
+          <w:tab w:val="num" w:pos="720"/>
+        </w:tabs>
+        <w:ind w:left="720" w:hanging="360"/>
+      </w:pPr>
+    </w:lvl>
+    <w:lvl w:ilvl="1" w:tentative="1">
+      <w:start w:val="1"/>
+      <w:numFmt w:val="decimal"/>
+      <w:lvlText w:val="%2."/>
+      <w:lvlJc w:val="left"/>
+      <w:pPr>
+        <w:tabs>
+          <w:tab w:val="num" w:pos="1440"/>
+        </w:tabs>
+        <w:ind w:left="1440" w:hanging="360"/>
+      </w:pPr>
+    </w:lvl>
+    <w:lvl w:ilvl="2" w:tentative="1">
+      <w:start w:val="1"/>
+      <w:numFmt w:val="decimal"/>
+      <w:lvlText w:val="%3."/>
+      <w:lvlJc w:val="left"/>
+      <w:pPr>
+        <w:tabs>
+          <w:tab w:val="num" w:pos="2160"/>
+        </w:tabs>
+        <w:ind w:left="2160" w:hanging="360"/>
+      </w:pPr>
+    </w:lvl>
+    <w:lvl w:ilvl="3" w:tentative="1">
+      <w:start w:val="1"/>
+      <w:numFmt w:val="decimal"/>
+      <w:lvlText w:val="%4."/>
+      <w:lvlJc w:val="left"/>
+      <w:pPr>
+        <w:tabs>
+          <w:tab w:val="num" w:pos="2880"/>
+        </w:tabs>
+        <w:ind w:left="2880" w:hanging="360"/>
+      </w:pPr>
+    </w:lvl>
+    <w:lvl w:ilvl="4" w:tentative="1">
+      <w:start w:val="1"/>
+      <w:numFmt w:val="decimal"/>
+      <w:lvlText w:val="%5."/>
+      <w:lvlJc w:val="left"/>
+      <w:pPr>
+        <w:tabs>
+          <w:tab w:val="num" w:pos="3600"/>
+        </w:tabs>
+        <w:ind w:left="3600" w:hanging="360"/>
+      </w:pPr>
+    </w:lvl>
+    <w:lvl w:ilvl="5" w:tentative="1">
+      <w:start w:val="1"/>
+      <w:numFmt w:val="decimal"/>
+      <w:lvlText w:val="%6."/>
+      <w:lvlJc w:val="left"/>
+      <w:pPr>
+        <w:tabs>
+          <w:tab w:val="num" w:pos="4320"/>
+        </w:tabs>
+        <w:ind w:left="4320" w:hanging="360"/>
+      </w:pPr>
+    </w:lvl>
+    <w:lvl w:ilvl="6" w:tentative="1">
+      <w:start w:val="1"/>
+      <w:numFmt w:val="decimal"/>
+      <w:lvlText w:val="%7."/>
+      <w:lvlJc w:val="left"/>
+      <w:pPr>
+        <w:tabs>
+          <w:tab w:val="num" w:pos="5040"/>
+        </w:tabs>
+        <w:ind w:left="5040" w:hanging="360"/>
+      </w:pPr>
+    </w:lvl>
+    <w:lvl w:ilvl="7" w:tentative="1">
+      <w:start w:val="1"/>
+      <w:numFmt w:val="decimal"/>
+      <w:lvlText w:val="%8."/>
+      <w:lvlJc w:val="left"/>
+      <w:pPr>
+        <w:tabs>
+          <w:tab w:val="num" w:pos="5760"/>
+        </w:tabs>
+        <w:ind w:left="5760" w:hanging="360"/>
+      </w:pPr>
+    </w:lvl>
+    <w:lvl w:ilvl="8" w:tentative="1">
+      <w:start w:val="1"/>
+      <w:numFmt w:val="decimal"/>
+      <w:lvlText w:val="%9."/>
+      <w:lvlJc w:val="left"/>
+      <w:pPr>
+        <w:tabs>
+          <w:tab w:val="num" w:pos="6480"/>
+        </w:tabs>
+        <w:ind w:left="6480" w:hanging="360"/>
+      </w:pPr>
+    </w:lvl>
+  </w:abstractNum>
+  <w:abstractNum w:abstractNumId="17" w15:restartNumberingAfterBreak="0">
+    <w:nsid w:val="227E647D"/>
+    <w:multiLevelType w:val="multilevel"/>
+    <w:tmpl w:val="AFC4817E"/>
+    <w:lvl w:ilvl="0">
+      <w:start w:val="1"/>
+      <w:numFmt w:val="bullet"/>
+      <w:lvlText w:val=""/>
+      <w:lvlJc w:val="left"/>
+      <w:pPr>
+        <w:tabs>
+          <w:tab w:val="num" w:pos="720"/>
+        </w:tabs>
+        <w:ind w:left="720" w:hanging="360"/>
+      </w:pPr>
+      <w:rPr>
+        <w:rFonts w:ascii="Symbol" w:hAnsi="Symbol" w:hint="default"/>
+        <w:sz w:val="20"/>
+      </w:rPr>
+    </w:lvl>
+    <w:lvl w:ilvl="1" w:tentative="1">
+      <w:start w:val="1"/>
+      <w:numFmt w:val="bullet"/>
+      <w:lvlText w:val="o"/>
+      <w:lvlJc w:val="left"/>
+      <w:pPr>
+        <w:tabs>
+          <w:tab w:val="num" w:pos="1440"/>
+        </w:tabs>
+        <w:ind w:left="1440" w:hanging="360"/>
+      </w:pPr>
+      <w:rPr>
+        <w:rFonts w:ascii="Courier New" w:hAnsi="Courier New" w:hint="default"/>
+        <w:sz w:val="20"/>
+      </w:rPr>
+    </w:lvl>
+    <w:lvl w:ilvl="2" w:tentative="1">
+      <w:start w:val="1"/>
+      <w:numFmt w:val="bullet"/>
+      <w:lvlText w:val=""/>
+      <w:lvlJc w:val="left"/>
+      <w:pPr>
+        <w:tabs>
+          <w:tab w:val="num" w:pos="2160"/>
+        </w:tabs>
+        <w:ind w:left="2160" w:hanging="360"/>
+      </w:pPr>
+      <w:rPr>
+        <w:rFonts w:ascii="Wingdings" w:hAnsi="Wingdings" w:hint="default"/>
+        <w:sz w:val="20"/>
+      </w:rPr>
+    </w:lvl>
+    <w:lvl w:ilvl="3" w:tentative="1">
+      <w:start w:val="1"/>
+      <w:numFmt w:val="bullet"/>
+      <w:lvlText w:val=""/>
+      <w:lvlJc w:val="left"/>
+      <w:pPr>
+        <w:tabs>
+          <w:tab w:val="num" w:pos="2880"/>
+        </w:tabs>
+        <w:ind w:left="2880" w:hanging="360"/>
+      </w:pPr>
+      <w:rPr>
+        <w:rFonts w:ascii="Wingdings" w:hAnsi="Wingdings" w:hint="default"/>
+        <w:sz w:val="20"/>
+      </w:rPr>
+    </w:lvl>
+    <w:lvl w:ilvl="4" w:tentative="1">
+      <w:start w:val="1"/>
+      <w:numFmt w:val="bullet"/>
+      <w:lvlText w:val=""/>
+      <w:lvlJc w:val="left"/>
+      <w:pPr>
+        <w:tabs>
+          <w:tab w:val="num" w:pos="3600"/>
+        </w:tabs>
+        <w:ind w:left="3600" w:hanging="360"/>
+      </w:pPr>
+      <w:rPr>
+        <w:rFonts w:ascii="Wingdings" w:hAnsi="Wingdings" w:hint="default"/>
+        <w:sz w:val="20"/>
+      </w:rPr>
+    </w:lvl>
+    <w:lvl w:ilvl="5" w:tentative="1">
+      <w:start w:val="1"/>
+      <w:numFmt w:val="bullet"/>
+      <w:lvlText w:val=""/>
+      <w:lvlJc w:val="left"/>
+      <w:pPr>
+        <w:tabs>
+          <w:tab w:val="num" w:pos="4320"/>
+        </w:tabs>
+        <w:ind w:left="4320" w:hanging="360"/>
+      </w:pPr>
+      <w:rPr>
+        <w:rFonts w:ascii="Wingdings" w:hAnsi="Wingdings" w:hint="default"/>
+        <w:sz w:val="20"/>
+      </w:rPr>
+    </w:lvl>
+    <w:lvl w:ilvl="6" w:tentative="1">
+      <w:start w:val="1"/>
+      <w:numFmt w:val="bullet"/>
+      <w:lvlText w:val=""/>
+      <w:lvlJc w:val="left"/>
+      <w:pPr>
+        <w:tabs>
+          <w:tab w:val="num" w:pos="5040"/>
+        </w:tabs>
+        <w:ind w:left="5040" w:hanging="360"/>
+      </w:pPr>
+      <w:rPr>
+        <w:rFonts w:ascii="Wingdings" w:hAnsi="Wingdings" w:hint="default"/>
+        <w:sz w:val="20"/>
+      </w:rPr>
+    </w:lvl>
+    <w:lvl w:ilvl="7" w:tentative="1">
+      <w:start w:val="1"/>
+      <w:numFmt w:val="bullet"/>
+      <w:lvlText w:val=""/>
+      <w:lvlJc w:val="left"/>
+      <w:pPr>
+        <w:tabs>
+          <w:tab w:val="num" w:pos="5760"/>
+        </w:tabs>
+        <w:ind w:left="5760" w:hanging="360"/>
+      </w:pPr>
+      <w:rPr>
+        <w:rFonts w:ascii="Wingdings" w:hAnsi="Wingdings" w:hint="default"/>
+        <w:sz w:val="20"/>
+      </w:rPr>
+    </w:lvl>
+    <w:lvl w:ilvl="8" w:tentative="1">
+      <w:start w:val="1"/>
+      <w:numFmt w:val="bullet"/>
+      <w:lvlText w:val=""/>
+      <w:lvlJc w:val="left"/>
+      <w:pPr>
+        <w:tabs>
+          <w:tab w:val="num" w:pos="6480"/>
+        </w:tabs>
+        <w:ind w:left="6480" w:hanging="360"/>
+      </w:pPr>
+      <w:rPr>
+        <w:rFonts w:ascii="Wingdings" w:hAnsi="Wingdings" w:hint="default"/>
+        <w:sz w:val="20"/>
+      </w:rPr>
+    </w:lvl>
+  </w:abstractNum>
+  <w:abstractNum w:abstractNumId="18" w15:restartNumberingAfterBreak="0">
     <w:nsid w:val="23065FFB"/>
     <w:multiLevelType w:val="multilevel"/>
     <w:tmpl w:val="B85C3982"/>
@@ -13698,7 +21131,7 @@
       </w:rPr>
     </w:lvl>
   </w:abstractNum>
-  <w:abstractNum w:abstractNumId="17" w15:restartNumberingAfterBreak="0">
+  <w:abstractNum w:abstractNumId="19" w15:restartNumberingAfterBreak="0">
     <w:nsid w:val="2515495D"/>
     <w:multiLevelType w:val="multilevel"/>
     <w:tmpl w:val="7A2ED5B0"/>
@@ -13847,7 +21280,7 @@
       </w:rPr>
     </w:lvl>
   </w:abstractNum>
-  <w:abstractNum w:abstractNumId="18" w15:restartNumberingAfterBreak="0">
+  <w:abstractNum w:abstractNumId="20" w15:restartNumberingAfterBreak="0">
     <w:nsid w:val="2BE64E2A"/>
     <w:multiLevelType w:val="multilevel"/>
     <w:tmpl w:val="B3425DD4"/>
@@ -13996,7 +21429,7 @@
       </w:rPr>
     </w:lvl>
   </w:abstractNum>
-  <w:abstractNum w:abstractNumId="19" w15:restartNumberingAfterBreak="0">
+  <w:abstractNum w:abstractNumId="21" w15:restartNumberingAfterBreak="0">
     <w:nsid w:val="2D8F1180"/>
     <w:multiLevelType w:val="multilevel"/>
     <w:tmpl w:val="1A626A34"/>
@@ -14145,7 +21578,7 @@
       </w:rPr>
     </w:lvl>
   </w:abstractNum>
-  <w:abstractNum w:abstractNumId="20" w15:restartNumberingAfterBreak="0">
+  <w:abstractNum w:abstractNumId="22" w15:restartNumberingAfterBreak="0">
     <w:nsid w:val="39A4090A"/>
     <w:multiLevelType w:val="multilevel"/>
     <w:tmpl w:val="0F62687C"/>
@@ -14294,7 +21727,156 @@
       </w:rPr>
     </w:lvl>
   </w:abstractNum>
-  <w:abstractNum w:abstractNumId="21" w15:restartNumberingAfterBreak="0">
+  <w:abstractNum w:abstractNumId="23" w15:restartNumberingAfterBreak="0">
+    <w:nsid w:val="3CAD77C8"/>
+    <w:multiLevelType w:val="multilevel"/>
+    <w:tmpl w:val="F3E89B74"/>
+    <w:lvl w:ilvl="0">
+      <w:start w:val="1"/>
+      <w:numFmt w:val="bullet"/>
+      <w:lvlText w:val=""/>
+      <w:lvlJc w:val="left"/>
+      <w:pPr>
+        <w:tabs>
+          <w:tab w:val="num" w:pos="720"/>
+        </w:tabs>
+        <w:ind w:left="720" w:hanging="360"/>
+      </w:pPr>
+      <w:rPr>
+        <w:rFonts w:ascii="Symbol" w:hAnsi="Symbol" w:hint="default"/>
+        <w:sz w:val="20"/>
+      </w:rPr>
+    </w:lvl>
+    <w:lvl w:ilvl="1" w:tentative="1">
+      <w:start w:val="1"/>
+      <w:numFmt w:val="bullet"/>
+      <w:lvlText w:val="o"/>
+      <w:lvlJc w:val="left"/>
+      <w:pPr>
+        <w:tabs>
+          <w:tab w:val="num" w:pos="1440"/>
+        </w:tabs>
+        <w:ind w:left="1440" w:hanging="360"/>
+      </w:pPr>
+      <w:rPr>
+        <w:rFonts w:ascii="Courier New" w:hAnsi="Courier New" w:hint="default"/>
+        <w:sz w:val="20"/>
+      </w:rPr>
+    </w:lvl>
+    <w:lvl w:ilvl="2" w:tentative="1">
+      <w:start w:val="1"/>
+      <w:numFmt w:val="bullet"/>
+      <w:lvlText w:val=""/>
+      <w:lvlJc w:val="left"/>
+      <w:pPr>
+        <w:tabs>
+          <w:tab w:val="num" w:pos="2160"/>
+        </w:tabs>
+        <w:ind w:left="2160" w:hanging="360"/>
+      </w:pPr>
+      <w:rPr>
+        <w:rFonts w:ascii="Wingdings" w:hAnsi="Wingdings" w:hint="default"/>
+        <w:sz w:val="20"/>
+      </w:rPr>
+    </w:lvl>
+    <w:lvl w:ilvl="3" w:tentative="1">
+      <w:start w:val="1"/>
+      <w:numFmt w:val="bullet"/>
+      <w:lvlText w:val=""/>
+      <w:lvlJc w:val="left"/>
+      <w:pPr>
+        <w:tabs>
+          <w:tab w:val="num" w:pos="2880"/>
+        </w:tabs>
+        <w:ind w:left="2880" w:hanging="360"/>
+      </w:pPr>
+      <w:rPr>
+        <w:rFonts w:ascii="Wingdings" w:hAnsi="Wingdings" w:hint="default"/>
+        <w:sz w:val="20"/>
+      </w:rPr>
+    </w:lvl>
+    <w:lvl w:ilvl="4" w:tentative="1">
+      <w:start w:val="1"/>
+      <w:numFmt w:val="bullet"/>
+      <w:lvlText w:val=""/>
+      <w:lvlJc w:val="left"/>
+      <w:pPr>
+        <w:tabs>
+          <w:tab w:val="num" w:pos="3600"/>
+        </w:tabs>
+        <w:ind w:left="3600" w:hanging="360"/>
+      </w:pPr>
+      <w:rPr>
+        <w:rFonts w:ascii="Wingdings" w:hAnsi="Wingdings" w:hint="default"/>
+        <w:sz w:val="20"/>
+      </w:rPr>
+    </w:lvl>
+    <w:lvl w:ilvl="5" w:tentative="1">
+      <w:start w:val="1"/>
+      <w:numFmt w:val="bullet"/>
+      <w:lvlText w:val=""/>
+      <w:lvlJc w:val="left"/>
+      <w:pPr>
+        <w:tabs>
+          <w:tab w:val="num" w:pos="4320"/>
+        </w:tabs>
+        <w:ind w:left="4320" w:hanging="360"/>
+      </w:pPr>
+      <w:rPr>
+        <w:rFonts w:ascii="Wingdings" w:hAnsi="Wingdings" w:hint="default"/>
+        <w:sz w:val="20"/>
+      </w:rPr>
+    </w:lvl>
+    <w:lvl w:ilvl="6" w:tentative="1">
+      <w:start w:val="1"/>
+      <w:numFmt w:val="bullet"/>
+      <w:lvlText w:val=""/>
+      <w:lvlJc w:val="left"/>
+      <w:pPr>
+        <w:tabs>
+          <w:tab w:val="num" w:pos="5040"/>
+        </w:tabs>
+        <w:ind w:left="5040" w:hanging="360"/>
+      </w:pPr>
+      <w:rPr>
+        <w:rFonts w:ascii="Wingdings" w:hAnsi="Wingdings" w:hint="default"/>
+        <w:sz w:val="20"/>
+      </w:rPr>
+    </w:lvl>
+    <w:lvl w:ilvl="7" w:tentative="1">
+      <w:start w:val="1"/>
+      <w:numFmt w:val="bullet"/>
+      <w:lvlText w:val=""/>
+      <w:lvlJc w:val="left"/>
+      <w:pPr>
+        <w:tabs>
+          <w:tab w:val="num" w:pos="5760"/>
+        </w:tabs>
+        <w:ind w:left="5760" w:hanging="360"/>
+      </w:pPr>
+      <w:rPr>
+        <w:rFonts w:ascii="Wingdings" w:hAnsi="Wingdings" w:hint="default"/>
+        <w:sz w:val="20"/>
+      </w:rPr>
+    </w:lvl>
+    <w:lvl w:ilvl="8" w:tentative="1">
+      <w:start w:val="1"/>
+      <w:numFmt w:val="bullet"/>
+      <w:lvlText w:val=""/>
+      <w:lvlJc w:val="left"/>
+      <w:pPr>
+        <w:tabs>
+          <w:tab w:val="num" w:pos="6480"/>
+        </w:tabs>
+        <w:ind w:left="6480" w:hanging="360"/>
+      </w:pPr>
+      <w:rPr>
+        <w:rFonts w:ascii="Wingdings" w:hAnsi="Wingdings" w:hint="default"/>
+        <w:sz w:val="20"/>
+      </w:rPr>
+    </w:lvl>
+  </w:abstractNum>
+  <w:abstractNum w:abstractNumId="24" w15:restartNumberingAfterBreak="0">
     <w:nsid w:val="3D9A0349"/>
     <w:multiLevelType w:val="multilevel"/>
     <w:tmpl w:val="88742FB0"/>
@@ -14443,7 +22025,7 @@
       </w:rPr>
     </w:lvl>
   </w:abstractNum>
-  <w:abstractNum w:abstractNumId="22" w15:restartNumberingAfterBreak="0">
+  <w:abstractNum w:abstractNumId="25" w15:restartNumberingAfterBreak="0">
     <w:nsid w:val="40A24B5A"/>
     <w:multiLevelType w:val="multilevel"/>
     <w:tmpl w:val="FEF6DF3E"/>
@@ -14592,7 +22174,7 @@
       </w:rPr>
     </w:lvl>
   </w:abstractNum>
-  <w:abstractNum w:abstractNumId="23" w15:restartNumberingAfterBreak="0">
+  <w:abstractNum w:abstractNumId="26" w15:restartNumberingAfterBreak="0">
     <w:nsid w:val="40BE08BD"/>
     <w:multiLevelType w:val="multilevel"/>
     <w:tmpl w:val="B230820E"/>
@@ -14741,7 +22323,7 @@
       </w:rPr>
     </w:lvl>
   </w:abstractNum>
-  <w:abstractNum w:abstractNumId="24" w15:restartNumberingAfterBreak="0">
+  <w:abstractNum w:abstractNumId="27" w15:restartNumberingAfterBreak="0">
     <w:nsid w:val="41215728"/>
     <w:multiLevelType w:val="multilevel"/>
     <w:tmpl w:val="AE2EAC0C"/>
@@ -14890,7 +22472,156 @@
       </w:rPr>
     </w:lvl>
   </w:abstractNum>
-  <w:abstractNum w:abstractNumId="25" w15:restartNumberingAfterBreak="0">
+  <w:abstractNum w:abstractNumId="28" w15:restartNumberingAfterBreak="0">
+    <w:nsid w:val="42F446DA"/>
+    <w:multiLevelType w:val="multilevel"/>
+    <w:tmpl w:val="A13E3628"/>
+    <w:lvl w:ilvl="0">
+      <w:start w:val="1"/>
+      <w:numFmt w:val="bullet"/>
+      <w:lvlText w:val=""/>
+      <w:lvlJc w:val="left"/>
+      <w:pPr>
+        <w:tabs>
+          <w:tab w:val="num" w:pos="720"/>
+        </w:tabs>
+        <w:ind w:left="720" w:hanging="360"/>
+      </w:pPr>
+      <w:rPr>
+        <w:rFonts w:ascii="Symbol" w:hAnsi="Symbol" w:hint="default"/>
+        <w:sz w:val="20"/>
+      </w:rPr>
+    </w:lvl>
+    <w:lvl w:ilvl="1" w:tentative="1">
+      <w:start w:val="1"/>
+      <w:numFmt w:val="bullet"/>
+      <w:lvlText w:val="o"/>
+      <w:lvlJc w:val="left"/>
+      <w:pPr>
+        <w:tabs>
+          <w:tab w:val="num" w:pos="1440"/>
+        </w:tabs>
+        <w:ind w:left="1440" w:hanging="360"/>
+      </w:pPr>
+      <w:rPr>
+        <w:rFonts w:ascii="Courier New" w:hAnsi="Courier New" w:hint="default"/>
+        <w:sz w:val="20"/>
+      </w:rPr>
+    </w:lvl>
+    <w:lvl w:ilvl="2" w:tentative="1">
+      <w:start w:val="1"/>
+      <w:numFmt w:val="bullet"/>
+      <w:lvlText w:val=""/>
+      <w:lvlJc w:val="left"/>
+      <w:pPr>
+        <w:tabs>
+          <w:tab w:val="num" w:pos="2160"/>
+        </w:tabs>
+        <w:ind w:left="2160" w:hanging="360"/>
+      </w:pPr>
+      <w:rPr>
+        <w:rFonts w:ascii="Wingdings" w:hAnsi="Wingdings" w:hint="default"/>
+        <w:sz w:val="20"/>
+      </w:rPr>
+    </w:lvl>
+    <w:lvl w:ilvl="3" w:tentative="1">
+      <w:start w:val="1"/>
+      <w:numFmt w:val="bullet"/>
+      <w:lvlText w:val=""/>
+      <w:lvlJc w:val="left"/>
+      <w:pPr>
+        <w:tabs>
+          <w:tab w:val="num" w:pos="2880"/>
+        </w:tabs>
+        <w:ind w:left="2880" w:hanging="360"/>
+      </w:pPr>
+      <w:rPr>
+        <w:rFonts w:ascii="Wingdings" w:hAnsi="Wingdings" w:hint="default"/>
+        <w:sz w:val="20"/>
+      </w:rPr>
+    </w:lvl>
+    <w:lvl w:ilvl="4" w:tentative="1">
+      <w:start w:val="1"/>
+      <w:numFmt w:val="bullet"/>
+      <w:lvlText w:val=""/>
+      <w:lvlJc w:val="left"/>
+      <w:pPr>
+        <w:tabs>
+          <w:tab w:val="num" w:pos="3600"/>
+        </w:tabs>
+        <w:ind w:left="3600" w:hanging="360"/>
+      </w:pPr>
+      <w:rPr>
+        <w:rFonts w:ascii="Wingdings" w:hAnsi="Wingdings" w:hint="default"/>
+        <w:sz w:val="20"/>
+      </w:rPr>
+    </w:lvl>
+    <w:lvl w:ilvl="5" w:tentative="1">
+      <w:start w:val="1"/>
+      <w:numFmt w:val="bullet"/>
+      <w:lvlText w:val=""/>
+      <w:lvlJc w:val="left"/>
+      <w:pPr>
+        <w:tabs>
+          <w:tab w:val="num" w:pos="4320"/>
+        </w:tabs>
+        <w:ind w:left="4320" w:hanging="360"/>
+      </w:pPr>
+      <w:rPr>
+        <w:rFonts w:ascii="Wingdings" w:hAnsi="Wingdings" w:hint="default"/>
+        <w:sz w:val="20"/>
+      </w:rPr>
+    </w:lvl>
+    <w:lvl w:ilvl="6" w:tentative="1">
+      <w:start w:val="1"/>
+      <w:numFmt w:val="bullet"/>
+      <w:lvlText w:val=""/>
+      <w:lvlJc w:val="left"/>
+      <w:pPr>
+        <w:tabs>
+          <w:tab w:val="num" w:pos="5040"/>
+        </w:tabs>
+        <w:ind w:left="5040" w:hanging="360"/>
+      </w:pPr>
+      <w:rPr>
+        <w:rFonts w:ascii="Wingdings" w:hAnsi="Wingdings" w:hint="default"/>
+        <w:sz w:val="20"/>
+      </w:rPr>
+    </w:lvl>
+    <w:lvl w:ilvl="7" w:tentative="1">
+      <w:start w:val="1"/>
+      <w:numFmt w:val="bullet"/>
+      <w:lvlText w:val=""/>
+      <w:lvlJc w:val="left"/>
+      <w:pPr>
+        <w:tabs>
+          <w:tab w:val="num" w:pos="5760"/>
+        </w:tabs>
+        <w:ind w:left="5760" w:hanging="360"/>
+      </w:pPr>
+      <w:rPr>
+        <w:rFonts w:ascii="Wingdings" w:hAnsi="Wingdings" w:hint="default"/>
+        <w:sz w:val="20"/>
+      </w:rPr>
+    </w:lvl>
+    <w:lvl w:ilvl="8" w:tentative="1">
+      <w:start w:val="1"/>
+      <w:numFmt w:val="bullet"/>
+      <w:lvlText w:val=""/>
+      <w:lvlJc w:val="left"/>
+      <w:pPr>
+        <w:tabs>
+          <w:tab w:val="num" w:pos="6480"/>
+        </w:tabs>
+        <w:ind w:left="6480" w:hanging="360"/>
+      </w:pPr>
+      <w:rPr>
+        <w:rFonts w:ascii="Wingdings" w:hAnsi="Wingdings" w:hint="default"/>
+        <w:sz w:val="20"/>
+      </w:rPr>
+    </w:lvl>
+  </w:abstractNum>
+  <w:abstractNum w:abstractNumId="29" w15:restartNumberingAfterBreak="0">
     <w:nsid w:val="440B277D"/>
     <w:multiLevelType w:val="multilevel"/>
     <w:tmpl w:val="2246510A"/>
@@ -15039,7 +22770,7 @@
       </w:rPr>
     </w:lvl>
   </w:abstractNum>
-  <w:abstractNum w:abstractNumId="26" w15:restartNumberingAfterBreak="0">
+  <w:abstractNum w:abstractNumId="30" w15:restartNumberingAfterBreak="0">
     <w:nsid w:val="45C0130A"/>
     <w:multiLevelType w:val="multilevel"/>
     <w:tmpl w:val="36584EA2"/>
@@ -15188,7 +22919,7 @@
       </w:rPr>
     </w:lvl>
   </w:abstractNum>
-  <w:abstractNum w:abstractNumId="27" w15:restartNumberingAfterBreak="0">
+  <w:abstractNum w:abstractNumId="31" w15:restartNumberingAfterBreak="0">
     <w:nsid w:val="4836100B"/>
     <w:multiLevelType w:val="multilevel"/>
     <w:tmpl w:val="2CFE71C2"/>
@@ -15337,7 +23068,7 @@
       </w:rPr>
     </w:lvl>
   </w:abstractNum>
-  <w:abstractNum w:abstractNumId="28" w15:restartNumberingAfterBreak="0">
+  <w:abstractNum w:abstractNumId="32" w15:restartNumberingAfterBreak="0">
     <w:nsid w:val="5009396A"/>
     <w:multiLevelType w:val="multilevel"/>
     <w:tmpl w:val="D3F2A884"/>
@@ -15450,7 +23181,7 @@
       </w:pPr>
     </w:lvl>
   </w:abstractNum>
-  <w:abstractNum w:abstractNumId="29" w15:restartNumberingAfterBreak="0">
+  <w:abstractNum w:abstractNumId="33" w15:restartNumberingAfterBreak="0">
     <w:nsid w:val="53CD23AB"/>
     <w:multiLevelType w:val="multilevel"/>
     <w:tmpl w:val="32B0D38E"/>
@@ -15599,7 +23330,156 @@
       </w:rPr>
     </w:lvl>
   </w:abstractNum>
-  <w:abstractNum w:abstractNumId="30" w15:restartNumberingAfterBreak="0">
+  <w:abstractNum w:abstractNumId="34" w15:restartNumberingAfterBreak="0">
+    <w:nsid w:val="55100AEB"/>
+    <w:multiLevelType w:val="multilevel"/>
+    <w:tmpl w:val="FBEC2A3C"/>
+    <w:lvl w:ilvl="0">
+      <w:start w:val="1"/>
+      <w:numFmt w:val="bullet"/>
+      <w:lvlText w:val=""/>
+      <w:lvlJc w:val="left"/>
+      <w:pPr>
+        <w:tabs>
+          <w:tab w:val="num" w:pos="720"/>
+        </w:tabs>
+        <w:ind w:left="720" w:hanging="360"/>
+      </w:pPr>
+      <w:rPr>
+        <w:rFonts w:ascii="Symbol" w:hAnsi="Symbol" w:hint="default"/>
+        <w:sz w:val="20"/>
+      </w:rPr>
+    </w:lvl>
+    <w:lvl w:ilvl="1" w:tentative="1">
+      <w:start w:val="1"/>
+      <w:numFmt w:val="bullet"/>
+      <w:lvlText w:val="o"/>
+      <w:lvlJc w:val="left"/>
+      <w:pPr>
+        <w:tabs>
+          <w:tab w:val="num" w:pos="1440"/>
+        </w:tabs>
+        <w:ind w:left="1440" w:hanging="360"/>
+      </w:pPr>
+      <w:rPr>
+        <w:rFonts w:ascii="Courier New" w:hAnsi="Courier New" w:hint="default"/>
+        <w:sz w:val="20"/>
+      </w:rPr>
+    </w:lvl>
+    <w:lvl w:ilvl="2" w:tentative="1">
+      <w:start w:val="1"/>
+      <w:numFmt w:val="bullet"/>
+      <w:lvlText w:val=""/>
+      <w:lvlJc w:val="left"/>
+      <w:pPr>
+        <w:tabs>
+          <w:tab w:val="num" w:pos="2160"/>
+        </w:tabs>
+        <w:ind w:left="2160" w:hanging="360"/>
+      </w:pPr>
+      <w:rPr>
+        <w:rFonts w:ascii="Wingdings" w:hAnsi="Wingdings" w:hint="default"/>
+        <w:sz w:val="20"/>
+      </w:rPr>
+    </w:lvl>
+    <w:lvl w:ilvl="3" w:tentative="1">
+      <w:start w:val="1"/>
+      <w:numFmt w:val="bullet"/>
+      <w:lvlText w:val=""/>
+      <w:lvlJc w:val="left"/>
+      <w:pPr>
+        <w:tabs>
+          <w:tab w:val="num" w:pos="2880"/>
+        </w:tabs>
+        <w:ind w:left="2880" w:hanging="360"/>
+      </w:pPr>
+      <w:rPr>
+        <w:rFonts w:ascii="Wingdings" w:hAnsi="Wingdings" w:hint="default"/>
+        <w:sz w:val="20"/>
+      </w:rPr>
+    </w:lvl>
+    <w:lvl w:ilvl="4" w:tentative="1">
+      <w:start w:val="1"/>
+      <w:numFmt w:val="bullet"/>
+      <w:lvlText w:val=""/>
+      <w:lvlJc w:val="left"/>
+      <w:pPr>
+        <w:tabs>
+          <w:tab w:val="num" w:pos="3600"/>
+        </w:tabs>
+        <w:ind w:left="3600" w:hanging="360"/>
+      </w:pPr>
+      <w:rPr>
+        <w:rFonts w:ascii="Wingdings" w:hAnsi="Wingdings" w:hint="default"/>
+        <w:sz w:val="20"/>
+      </w:rPr>
+    </w:lvl>
+    <w:lvl w:ilvl="5" w:tentative="1">
+      <w:start w:val="1"/>
+      <w:numFmt w:val="bullet"/>
+      <w:lvlText w:val=""/>
+      <w:lvlJc w:val="left"/>
+      <w:pPr>
+        <w:tabs>
+          <w:tab w:val="num" w:pos="4320"/>
+        </w:tabs>
+        <w:ind w:left="4320" w:hanging="360"/>
+      </w:pPr>
+      <w:rPr>
+        <w:rFonts w:ascii="Wingdings" w:hAnsi="Wingdings" w:hint="default"/>
+        <w:sz w:val="20"/>
+      </w:rPr>
+    </w:lvl>
+    <w:lvl w:ilvl="6" w:tentative="1">
+      <w:start w:val="1"/>
+      <w:numFmt w:val="bullet"/>
+      <w:lvlText w:val=""/>
+      <w:lvlJc w:val="left"/>
+      <w:pPr>
+        <w:tabs>
+          <w:tab w:val="num" w:pos="5040"/>
+        </w:tabs>
+        <w:ind w:left="5040" w:hanging="360"/>
+      </w:pPr>
+      <w:rPr>
+        <w:rFonts w:ascii="Wingdings" w:hAnsi="Wingdings" w:hint="default"/>
+        <w:sz w:val="20"/>
+      </w:rPr>
+    </w:lvl>
+    <w:lvl w:ilvl="7" w:tentative="1">
+      <w:start w:val="1"/>
+      <w:numFmt w:val="bullet"/>
+      <w:lvlText w:val=""/>
+      <w:lvlJc w:val="left"/>
+      <w:pPr>
+        <w:tabs>
+          <w:tab w:val="num" w:pos="5760"/>
+        </w:tabs>
+        <w:ind w:left="5760" w:hanging="360"/>
+      </w:pPr>
+      <w:rPr>
+        <w:rFonts w:ascii="Wingdings" w:hAnsi="Wingdings" w:hint="default"/>
+        <w:sz w:val="20"/>
+      </w:rPr>
+    </w:lvl>
+    <w:lvl w:ilvl="8" w:tentative="1">
+      <w:start w:val="1"/>
+      <w:numFmt w:val="bullet"/>
+      <w:lvlText w:val=""/>
+      <w:lvlJc w:val="left"/>
+      <w:pPr>
+        <w:tabs>
+          <w:tab w:val="num" w:pos="6480"/>
+        </w:tabs>
+        <w:ind w:left="6480" w:hanging="360"/>
+      </w:pPr>
+      <w:rPr>
+        <w:rFonts w:ascii="Wingdings" w:hAnsi="Wingdings" w:hint="default"/>
+        <w:sz w:val="20"/>
+      </w:rPr>
+    </w:lvl>
+  </w:abstractNum>
+  <w:abstractNum w:abstractNumId="35" w15:restartNumberingAfterBreak="0">
     <w:nsid w:val="56925C2A"/>
     <w:multiLevelType w:val="multilevel"/>
     <w:tmpl w:val="1762912C"/>
@@ -15748,7 +23628,7 @@
       </w:rPr>
     </w:lvl>
   </w:abstractNum>
-  <w:abstractNum w:abstractNumId="31" w15:restartNumberingAfterBreak="0">
+  <w:abstractNum w:abstractNumId="36" w15:restartNumberingAfterBreak="0">
     <w:nsid w:val="5C520121"/>
     <w:multiLevelType w:val="multilevel"/>
     <w:tmpl w:val="D520DC54"/>
@@ -15897,7 +23777,7 @@
       </w:rPr>
     </w:lvl>
   </w:abstractNum>
-  <w:abstractNum w:abstractNumId="32" w15:restartNumberingAfterBreak="0">
+  <w:abstractNum w:abstractNumId="37" w15:restartNumberingAfterBreak="0">
     <w:nsid w:val="5C7405B2"/>
     <w:multiLevelType w:val="multilevel"/>
     <w:tmpl w:val="4D2E45BC"/>
@@ -16046,7 +23926,7 @@
       </w:rPr>
     </w:lvl>
   </w:abstractNum>
-  <w:abstractNum w:abstractNumId="33" w15:restartNumberingAfterBreak="0">
+  <w:abstractNum w:abstractNumId="38" w15:restartNumberingAfterBreak="0">
     <w:nsid w:val="5C93381F"/>
     <w:multiLevelType w:val="multilevel"/>
     <w:tmpl w:val="58D08AE4"/>
@@ -16195,7 +24075,7 @@
       </w:rPr>
     </w:lvl>
   </w:abstractNum>
-  <w:abstractNum w:abstractNumId="34" w15:restartNumberingAfterBreak="0">
+  <w:abstractNum w:abstractNumId="39" w15:restartNumberingAfterBreak="0">
     <w:nsid w:val="614550D2"/>
     <w:multiLevelType w:val="multilevel"/>
     <w:tmpl w:val="8B36F790"/>
@@ -16344,7 +24224,7 @@
       </w:rPr>
     </w:lvl>
   </w:abstractNum>
-  <w:abstractNum w:abstractNumId="35" w15:restartNumberingAfterBreak="0">
+  <w:abstractNum w:abstractNumId="40" w15:restartNumberingAfterBreak="0">
     <w:nsid w:val="6AE400A6"/>
     <w:multiLevelType w:val="multilevel"/>
     <w:tmpl w:val="0888BE96"/>
@@ -16493,7 +24373,7 @@
       </w:rPr>
     </w:lvl>
   </w:abstractNum>
-  <w:abstractNum w:abstractNumId="36" w15:restartNumberingAfterBreak="0">
+  <w:abstractNum w:abstractNumId="41" w15:restartNumberingAfterBreak="0">
     <w:nsid w:val="727539B6"/>
     <w:multiLevelType w:val="multilevel"/>
     <w:tmpl w:val="719E2C34"/>
@@ -16642,7 +24522,7 @@
       </w:rPr>
     </w:lvl>
   </w:abstractNum>
-  <w:abstractNum w:abstractNumId="37" w15:restartNumberingAfterBreak="0">
+  <w:abstractNum w:abstractNumId="42" w15:restartNumberingAfterBreak="0">
     <w:nsid w:val="79225231"/>
     <w:multiLevelType w:val="multilevel"/>
     <w:tmpl w:val="BA943594"/>
@@ -16791,7 +24671,7 @@
       </w:rPr>
     </w:lvl>
   </w:abstractNum>
-  <w:abstractNum w:abstractNumId="38" w15:restartNumberingAfterBreak="0">
+  <w:abstractNum w:abstractNumId="43" w15:restartNumberingAfterBreak="0">
     <w:nsid w:val="79587960"/>
     <w:multiLevelType w:val="multilevel"/>
     <w:tmpl w:val="63E49A28"/>
@@ -16940,7 +24820,7 @@
       </w:rPr>
     </w:lvl>
   </w:abstractNum>
-  <w:abstractNum w:abstractNumId="39" w15:restartNumberingAfterBreak="0">
+  <w:abstractNum w:abstractNumId="44" w15:restartNumberingAfterBreak="0">
     <w:nsid w:val="7B233638"/>
     <w:multiLevelType w:val="multilevel"/>
     <w:tmpl w:val="789C5846"/>
@@ -17089,7 +24969,7 @@
       </w:rPr>
     </w:lvl>
   </w:abstractNum>
-  <w:abstractNum w:abstractNumId="40" w15:restartNumberingAfterBreak="0">
+  <w:abstractNum w:abstractNumId="45" w15:restartNumberingAfterBreak="0">
     <w:nsid w:val="7D481235"/>
     <w:multiLevelType w:val="multilevel"/>
     <w:tmpl w:val="48D45ADA"/>
@@ -17202,8 +25082,306 @@
       </w:pPr>
     </w:lvl>
   </w:abstractNum>
+  <w:abstractNum w:abstractNumId="46" w15:restartNumberingAfterBreak="0">
+    <w:nsid w:val="7F1B7899"/>
+    <w:multiLevelType w:val="multilevel"/>
+    <w:tmpl w:val="8D20ADA2"/>
+    <w:lvl w:ilvl="0">
+      <w:start w:val="1"/>
+      <w:numFmt w:val="bullet"/>
+      <w:lvlText w:val=""/>
+      <w:lvlJc w:val="left"/>
+      <w:pPr>
+        <w:tabs>
+          <w:tab w:val="num" w:pos="720"/>
+        </w:tabs>
+        <w:ind w:left="720" w:hanging="360"/>
+      </w:pPr>
+      <w:rPr>
+        <w:rFonts w:ascii="Symbol" w:hAnsi="Symbol" w:hint="default"/>
+        <w:sz w:val="20"/>
+      </w:rPr>
+    </w:lvl>
+    <w:lvl w:ilvl="1" w:tentative="1">
+      <w:start w:val="1"/>
+      <w:numFmt w:val="bullet"/>
+      <w:lvlText w:val="o"/>
+      <w:lvlJc w:val="left"/>
+      <w:pPr>
+        <w:tabs>
+          <w:tab w:val="num" w:pos="1440"/>
+        </w:tabs>
+        <w:ind w:left="1440" w:hanging="360"/>
+      </w:pPr>
+      <w:rPr>
+        <w:rFonts w:ascii="Courier New" w:hAnsi="Courier New" w:hint="default"/>
+        <w:sz w:val="20"/>
+      </w:rPr>
+    </w:lvl>
+    <w:lvl w:ilvl="2" w:tentative="1">
+      <w:start w:val="1"/>
+      <w:numFmt w:val="bullet"/>
+      <w:lvlText w:val=""/>
+      <w:lvlJc w:val="left"/>
+      <w:pPr>
+        <w:tabs>
+          <w:tab w:val="num" w:pos="2160"/>
+        </w:tabs>
+        <w:ind w:left="2160" w:hanging="360"/>
+      </w:pPr>
+      <w:rPr>
+        <w:rFonts w:ascii="Wingdings" w:hAnsi="Wingdings" w:hint="default"/>
+        <w:sz w:val="20"/>
+      </w:rPr>
+    </w:lvl>
+    <w:lvl w:ilvl="3" w:tentative="1">
+      <w:start w:val="1"/>
+      <w:numFmt w:val="bullet"/>
+      <w:lvlText w:val=""/>
+      <w:lvlJc w:val="left"/>
+      <w:pPr>
+        <w:tabs>
+          <w:tab w:val="num" w:pos="2880"/>
+        </w:tabs>
+        <w:ind w:left="2880" w:hanging="360"/>
+      </w:pPr>
+      <w:rPr>
+        <w:rFonts w:ascii="Wingdings" w:hAnsi="Wingdings" w:hint="default"/>
+        <w:sz w:val="20"/>
+      </w:rPr>
+    </w:lvl>
+    <w:lvl w:ilvl="4" w:tentative="1">
+      <w:start w:val="1"/>
+      <w:numFmt w:val="bullet"/>
+      <w:lvlText w:val=""/>
+      <w:lvlJc w:val="left"/>
+      <w:pPr>
+        <w:tabs>
+          <w:tab w:val="num" w:pos="3600"/>
+        </w:tabs>
+        <w:ind w:left="3600" w:hanging="360"/>
+      </w:pPr>
+      <w:rPr>
+        <w:rFonts w:ascii="Wingdings" w:hAnsi="Wingdings" w:hint="default"/>
+        <w:sz w:val="20"/>
+      </w:rPr>
+    </w:lvl>
+    <w:lvl w:ilvl="5" w:tentative="1">
+      <w:start w:val="1"/>
+      <w:numFmt w:val="bullet"/>
+      <w:lvlText w:val=""/>
+      <w:lvlJc w:val="left"/>
+      <w:pPr>
+        <w:tabs>
+          <w:tab w:val="num" w:pos="4320"/>
+        </w:tabs>
+        <w:ind w:left="4320" w:hanging="360"/>
+      </w:pPr>
+      <w:rPr>
+        <w:rFonts w:ascii="Wingdings" w:hAnsi="Wingdings" w:hint="default"/>
+        <w:sz w:val="20"/>
+      </w:rPr>
+    </w:lvl>
+    <w:lvl w:ilvl="6" w:tentative="1">
+      <w:start w:val="1"/>
+      <w:numFmt w:val="bullet"/>
+      <w:lvlText w:val=""/>
+      <w:lvlJc w:val="left"/>
+      <w:pPr>
+        <w:tabs>
+          <w:tab w:val="num" w:pos="5040"/>
+        </w:tabs>
+        <w:ind w:left="5040" w:hanging="360"/>
+      </w:pPr>
+      <w:rPr>
+        <w:rFonts w:ascii="Wingdings" w:hAnsi="Wingdings" w:hint="default"/>
+        <w:sz w:val="20"/>
+      </w:rPr>
+    </w:lvl>
+    <w:lvl w:ilvl="7" w:tentative="1">
+      <w:start w:val="1"/>
+      <w:numFmt w:val="bullet"/>
+      <w:lvlText w:val=""/>
+      <w:lvlJc w:val="left"/>
+      <w:pPr>
+        <w:tabs>
+          <w:tab w:val="num" w:pos="5760"/>
+        </w:tabs>
+        <w:ind w:left="5760" w:hanging="360"/>
+      </w:pPr>
+      <w:rPr>
+        <w:rFonts w:ascii="Wingdings" w:hAnsi="Wingdings" w:hint="default"/>
+        <w:sz w:val="20"/>
+      </w:rPr>
+    </w:lvl>
+    <w:lvl w:ilvl="8" w:tentative="1">
+      <w:start w:val="1"/>
+      <w:numFmt w:val="bullet"/>
+      <w:lvlText w:val=""/>
+      <w:lvlJc w:val="left"/>
+      <w:pPr>
+        <w:tabs>
+          <w:tab w:val="num" w:pos="6480"/>
+        </w:tabs>
+        <w:ind w:left="6480" w:hanging="360"/>
+      </w:pPr>
+      <w:rPr>
+        <w:rFonts w:ascii="Wingdings" w:hAnsi="Wingdings" w:hint="default"/>
+        <w:sz w:val="20"/>
+      </w:rPr>
+    </w:lvl>
+  </w:abstractNum>
+  <w:abstractNum w:abstractNumId="47" w15:restartNumberingAfterBreak="0">
+    <w:nsid w:val="7F941ABB"/>
+    <w:multiLevelType w:val="multilevel"/>
+    <w:tmpl w:val="378AF37E"/>
+    <w:lvl w:ilvl="0">
+      <w:start w:val="1"/>
+      <w:numFmt w:val="bullet"/>
+      <w:lvlText w:val=""/>
+      <w:lvlJc w:val="left"/>
+      <w:pPr>
+        <w:tabs>
+          <w:tab w:val="num" w:pos="720"/>
+        </w:tabs>
+        <w:ind w:left="720" w:hanging="360"/>
+      </w:pPr>
+      <w:rPr>
+        <w:rFonts w:ascii="Symbol" w:hAnsi="Symbol" w:hint="default"/>
+        <w:sz w:val="20"/>
+      </w:rPr>
+    </w:lvl>
+    <w:lvl w:ilvl="1" w:tentative="1">
+      <w:start w:val="1"/>
+      <w:numFmt w:val="bullet"/>
+      <w:lvlText w:val="o"/>
+      <w:lvlJc w:val="left"/>
+      <w:pPr>
+        <w:tabs>
+          <w:tab w:val="num" w:pos="1440"/>
+        </w:tabs>
+        <w:ind w:left="1440" w:hanging="360"/>
+      </w:pPr>
+      <w:rPr>
+        <w:rFonts w:ascii="Courier New" w:hAnsi="Courier New" w:hint="default"/>
+        <w:sz w:val="20"/>
+      </w:rPr>
+    </w:lvl>
+    <w:lvl w:ilvl="2" w:tentative="1">
+      <w:start w:val="1"/>
+      <w:numFmt w:val="bullet"/>
+      <w:lvlText w:val=""/>
+      <w:lvlJc w:val="left"/>
+      <w:pPr>
+        <w:tabs>
+          <w:tab w:val="num" w:pos="2160"/>
+        </w:tabs>
+        <w:ind w:left="2160" w:hanging="360"/>
+      </w:pPr>
+      <w:rPr>
+        <w:rFonts w:ascii="Wingdings" w:hAnsi="Wingdings" w:hint="default"/>
+        <w:sz w:val="20"/>
+      </w:rPr>
+    </w:lvl>
+    <w:lvl w:ilvl="3" w:tentative="1">
+      <w:start w:val="1"/>
+      <w:numFmt w:val="bullet"/>
+      <w:lvlText w:val=""/>
+      <w:lvlJc w:val="left"/>
+      <w:pPr>
+        <w:tabs>
+          <w:tab w:val="num" w:pos="2880"/>
+        </w:tabs>
+        <w:ind w:left="2880" w:hanging="360"/>
+      </w:pPr>
+      <w:rPr>
+        <w:rFonts w:ascii="Wingdings" w:hAnsi="Wingdings" w:hint="default"/>
+        <w:sz w:val="20"/>
+      </w:rPr>
+    </w:lvl>
+    <w:lvl w:ilvl="4" w:tentative="1">
+      <w:start w:val="1"/>
+      <w:numFmt w:val="bullet"/>
+      <w:lvlText w:val=""/>
+      <w:lvlJc w:val="left"/>
+      <w:pPr>
+        <w:tabs>
+          <w:tab w:val="num" w:pos="3600"/>
+        </w:tabs>
+        <w:ind w:left="3600" w:hanging="360"/>
+      </w:pPr>
+      <w:rPr>
+        <w:rFonts w:ascii="Wingdings" w:hAnsi="Wingdings" w:hint="default"/>
+        <w:sz w:val="20"/>
+      </w:rPr>
+    </w:lvl>
+    <w:lvl w:ilvl="5" w:tentative="1">
+      <w:start w:val="1"/>
+      <w:numFmt w:val="bullet"/>
+      <w:lvlText w:val=""/>
+      <w:lvlJc w:val="left"/>
+      <w:pPr>
+        <w:tabs>
+          <w:tab w:val="num" w:pos="4320"/>
+        </w:tabs>
+        <w:ind w:left="4320" w:hanging="360"/>
+      </w:pPr>
+      <w:rPr>
+        <w:rFonts w:ascii="Wingdings" w:hAnsi="Wingdings" w:hint="default"/>
+        <w:sz w:val="20"/>
+      </w:rPr>
+    </w:lvl>
+    <w:lvl w:ilvl="6" w:tentative="1">
+      <w:start w:val="1"/>
+      <w:numFmt w:val="bullet"/>
+      <w:lvlText w:val=""/>
+      <w:lvlJc w:val="left"/>
+      <w:pPr>
+        <w:tabs>
+          <w:tab w:val="num" w:pos="5040"/>
+        </w:tabs>
+        <w:ind w:left="5040" w:hanging="360"/>
+      </w:pPr>
+      <w:rPr>
+        <w:rFonts w:ascii="Wingdings" w:hAnsi="Wingdings" w:hint="default"/>
+        <w:sz w:val="20"/>
+      </w:rPr>
+    </w:lvl>
+    <w:lvl w:ilvl="7" w:tentative="1">
+      <w:start w:val="1"/>
+      <w:numFmt w:val="bullet"/>
+      <w:lvlText w:val=""/>
+      <w:lvlJc w:val="left"/>
+      <w:pPr>
+        <w:tabs>
+          <w:tab w:val="num" w:pos="5760"/>
+        </w:tabs>
+        <w:ind w:left="5760" w:hanging="360"/>
+      </w:pPr>
+      <w:rPr>
+        <w:rFonts w:ascii="Wingdings" w:hAnsi="Wingdings" w:hint="default"/>
+        <w:sz w:val="20"/>
+      </w:rPr>
+    </w:lvl>
+    <w:lvl w:ilvl="8" w:tentative="1">
+      <w:start w:val="1"/>
+      <w:numFmt w:val="bullet"/>
+      <w:lvlText w:val=""/>
+      <w:lvlJc w:val="left"/>
+      <w:pPr>
+        <w:tabs>
+          <w:tab w:val="num" w:pos="6480"/>
+        </w:tabs>
+        <w:ind w:left="6480" w:hanging="360"/>
+      </w:pPr>
+      <w:rPr>
+        <w:rFonts w:ascii="Wingdings" w:hAnsi="Wingdings" w:hint="default"/>
+        <w:sz w:val="20"/>
+      </w:rPr>
+    </w:lvl>
+  </w:abstractNum>
   <w:num w:numId="1">
-    <w:abstractNumId w:val="29"/>
+    <w:abstractNumId w:val="33"/>
   </w:num>
   <w:num w:numId="2">
     <w:abstractNumId w:val="14"/>
@@ -17215,10 +25393,10 @@
     <w:abstractNumId w:val="7"/>
   </w:num>
   <w:num w:numId="5">
-    <w:abstractNumId w:val="30"/>
+    <w:abstractNumId w:val="35"/>
   </w:num>
   <w:num w:numId="6">
-    <w:abstractNumId w:val="34"/>
+    <w:abstractNumId w:val="39"/>
   </w:num>
   <w:num w:numId="7">
     <w:abstractNumId w:val="3"/>
@@ -17227,19 +25405,19 @@
     <w:abstractNumId w:val="4"/>
   </w:num>
   <w:num w:numId="9">
-    <w:abstractNumId w:val="19"/>
+    <w:abstractNumId w:val="21"/>
   </w:num>
   <w:num w:numId="10">
-    <w:abstractNumId w:val="32"/>
+    <w:abstractNumId w:val="37"/>
   </w:num>
   <w:num w:numId="11">
-    <w:abstractNumId w:val="39"/>
+    <w:abstractNumId w:val="44"/>
   </w:num>
   <w:num w:numId="12">
     <w:abstractNumId w:val="11"/>
   </w:num>
   <w:num w:numId="13">
-    <w:abstractNumId w:val="35"/>
+    <w:abstractNumId w:val="40"/>
   </w:num>
   <w:num w:numId="14">
     <w:abstractNumId w:val="6"/>
@@ -17251,16 +25429,16 @@
     <w:abstractNumId w:val="8"/>
   </w:num>
   <w:num w:numId="17">
-    <w:abstractNumId w:val="26"/>
+    <w:abstractNumId w:val="30"/>
   </w:num>
   <w:num w:numId="18">
     <w:abstractNumId w:val="9"/>
   </w:num>
   <w:num w:numId="19">
-    <w:abstractNumId w:val="22"/>
+    <w:abstractNumId w:val="25"/>
   </w:num>
   <w:num w:numId="20">
-    <w:abstractNumId w:val="33"/>
+    <w:abstractNumId w:val="38"/>
   </w:num>
   <w:num w:numId="21">
     <w:abstractNumId w:val="10"/>
@@ -17269,61 +25447,82 @@
     <w:abstractNumId w:val="2"/>
   </w:num>
   <w:num w:numId="23">
-    <w:abstractNumId w:val="28"/>
+    <w:abstractNumId w:val="32"/>
   </w:num>
   <w:num w:numId="24">
     <w:abstractNumId w:val="5"/>
   </w:num>
   <w:num w:numId="25">
-    <w:abstractNumId w:val="17"/>
+    <w:abstractNumId w:val="19"/>
   </w:num>
   <w:num w:numId="26">
-    <w:abstractNumId w:val="21"/>
+    <w:abstractNumId w:val="24"/>
   </w:num>
   <w:num w:numId="27">
     <w:abstractNumId w:val="1"/>
   </w:num>
   <w:num w:numId="28">
-    <w:abstractNumId w:val="16"/>
+    <w:abstractNumId w:val="18"/>
   </w:num>
   <w:num w:numId="29">
-    <w:abstractNumId w:val="24"/>
+    <w:abstractNumId w:val="27"/>
   </w:num>
   <w:num w:numId="30">
-    <w:abstractNumId w:val="40"/>
+    <w:abstractNumId w:val="45"/>
   </w:num>
   <w:num w:numId="31">
-    <w:abstractNumId w:val="36"/>
+    <w:abstractNumId w:val="41"/>
   </w:num>
   <w:num w:numId="32">
     <w:abstractNumId w:val="15"/>
   </w:num>
   <w:num w:numId="33">
-    <w:abstractNumId w:val="27"/>
+    <w:abstractNumId w:val="31"/>
   </w:num>
   <w:num w:numId="34">
-    <w:abstractNumId w:val="25"/>
+    <w:abstractNumId w:val="29"/>
   </w:num>
   <w:num w:numId="35">
-    <w:abstractNumId w:val="20"/>
+    <w:abstractNumId w:val="22"/>
   </w:num>
   <w:num w:numId="36">
-    <w:abstractNumId w:val="31"/>
+    <w:abstractNumId w:val="36"/>
   </w:num>
   <w:num w:numId="37">
     <w:abstractNumId w:val="0"/>
   </w:num>
   <w:num w:numId="38">
+    <w:abstractNumId w:val="26"/>
+  </w:num>
+  <w:num w:numId="39">
+    <w:abstractNumId w:val="42"/>
+  </w:num>
+  <w:num w:numId="40">
+    <w:abstractNumId w:val="43"/>
+  </w:num>
+  <w:num w:numId="41">
+    <w:abstractNumId w:val="20"/>
+  </w:num>
+  <w:num w:numId="42">
+    <w:abstractNumId w:val="47"/>
+  </w:num>
+  <w:num w:numId="43">
     <w:abstractNumId w:val="23"/>
   </w:num>
-  <w:num w:numId="39">
-    <w:abstractNumId w:val="37"/>
+  <w:num w:numId="44">
+    <w:abstractNumId w:val="17"/>
   </w:num>
-  <w:num w:numId="40">
-    <w:abstractNumId w:val="38"/>
+  <w:num w:numId="45">
+    <w:abstractNumId w:val="16"/>
   </w:num>
-  <w:num w:numId="41">
-    <w:abstractNumId w:val="18"/>
+  <w:num w:numId="46">
+    <w:abstractNumId w:val="28"/>
+  </w:num>
+  <w:num w:numId="47">
+    <w:abstractNumId w:val="34"/>
+  </w:num>
+  <w:num w:numId="48">
+    <w:abstractNumId w:val="46"/>
   </w:num>
 </w:numbering>
 </file>
@@ -17788,6 +25987,29 @@
       <w:szCs w:val="24"/>
     </w:rPr>
   </w:style>
+  <w:style w:type="paragraph" w:styleId="Heading4">
+    <w:name w:val="heading 4"/>
+    <w:basedOn w:val="Normal"/>
+    <w:next w:val="Normal"/>
+    <w:link w:val="Heading4Char"/>
+    <w:uiPriority w:val="9"/>
+    <w:semiHidden/>
+    <w:unhideWhenUsed/>
+    <w:qFormat/>
+    <w:rsid w:val="00074FF7"/>
+    <w:pPr>
+      <w:keepNext/>
+      <w:keepLines/>
+      <w:spacing w:before="40" w:after="0"/>
+      <w:outlineLvl w:val="3"/>
+    </w:pPr>
+    <w:rPr>
+      <w:rFonts w:asciiTheme="majorHAnsi" w:eastAsiaTheme="majorEastAsia" w:hAnsiTheme="majorHAnsi" w:cstheme="majorBidi"/>
+      <w:i/>
+      <w:iCs/>
+      <w:color w:val="2E74B5" w:themeColor="accent1" w:themeShade="BF"/>
+    </w:rPr>
+  </w:style>
   <w:style w:type="character" w:default="1" w:styleId="DefaultParagraphFont">
     <w:name w:val="Default Paragraph Font"/>
     <w:uiPriority w:val="1"/>
@@ -17986,6 +26208,59 @@
       <w:ind w:left="720"/>
       <w:contextualSpacing/>
     </w:pPr>
+  </w:style>
+  <w:style w:type="paragraph" w:customStyle="1" w:styleId="pdq2pgselectionanchorcontainer">
+    <w:name w:val="pdq2pg_selectionanchorcontainer"/>
+    <w:basedOn w:val="Normal"/>
+    <w:rsid w:val="00550578"/>
+    <w:pPr>
+      <w:spacing w:before="100" w:beforeAutospacing="1" w:after="100" w:afterAutospacing="1" w:line="240" w:lineRule="auto"/>
+    </w:pPr>
+    <w:rPr>
+      <w:rFonts w:ascii="Times New Roman" w:eastAsia="Times New Roman" w:hAnsi="Times New Roman" w:cs="Times New Roman"/>
+      <w:sz w:val="24"/>
+      <w:szCs w:val="24"/>
+      <w:lang w:eastAsia="en-IN"/>
+    </w:rPr>
+  </w:style>
+  <w:style w:type="character" w:customStyle="1" w:styleId="g">
+    <w:name w:val="ͼg"/>
+    <w:basedOn w:val="DefaultParagraphFont"/>
+    <w:rsid w:val="00550578"/>
+  </w:style>
+  <w:style w:type="character" w:customStyle="1" w:styleId="m">
+    <w:name w:val="ͼm"/>
+    <w:basedOn w:val="DefaultParagraphFont"/>
+    <w:rsid w:val="00550578"/>
+  </w:style>
+  <w:style w:type="character" w:customStyle="1" w:styleId="k">
+    <w:name w:val="ͼk"/>
+    <w:basedOn w:val="DefaultParagraphFont"/>
+    <w:rsid w:val="00550578"/>
+  </w:style>
+  <w:style w:type="character" w:customStyle="1" w:styleId="j">
+    <w:name w:val="ͼj"/>
+    <w:basedOn w:val="DefaultParagraphFont"/>
+    <w:rsid w:val="00445383"/>
+  </w:style>
+  <w:style w:type="character" w:customStyle="1" w:styleId="l">
+    <w:name w:val="ͼl"/>
+    <w:basedOn w:val="DefaultParagraphFont"/>
+    <w:rsid w:val="00F367CA"/>
+  </w:style>
+  <w:style w:type="character" w:customStyle="1" w:styleId="Heading4Char">
+    <w:name w:val="Heading 4 Char"/>
+    <w:basedOn w:val="DefaultParagraphFont"/>
+    <w:link w:val="Heading4"/>
+    <w:uiPriority w:val="9"/>
+    <w:semiHidden/>
+    <w:rsid w:val="00074FF7"/>
+    <w:rPr>
+      <w:rFonts w:asciiTheme="majorHAnsi" w:eastAsiaTheme="majorEastAsia" w:hAnsiTheme="majorHAnsi" w:cstheme="majorBidi"/>
+      <w:i/>
+      <w:iCs/>
+      <w:color w:val="2E74B5" w:themeColor="accent1" w:themeShade="BF"/>
+    </w:rPr>
   </w:style>
 </w:styles>
 </file>
@@ -18256,7 +26531,7 @@
 </file>
 
 <file path=customXml/itemProps1.xml><?xml version="1.0" encoding="utf-8"?>
-<ds:datastoreItem xmlns:ds="http://schemas.openxmlformats.org/officeDocument/2006/customXml" ds:itemID="{A13336BF-9A18-4C24-A30C-D94B2BF5E7DA}">
+<ds:datastoreItem xmlns:ds="http://schemas.openxmlformats.org/officeDocument/2006/customXml" ds:itemID="{A9172BF7-D359-4358-B549-90F8CC5AD2AF}">
   <ds:schemaRefs>
     <ds:schemaRef ds:uri="http://schemas.openxmlformats.org/officeDocument/2006/bibliography"/>
   </ds:schemaRefs>
